--- a/pr-preview/pr-292/model-validation-handout.docx
+++ b/pr-preview/pr-292/model-validation-handout.docx
@@ -15,7 +15,7 @@
         <w:pStyle w:val="Date"/>
       </w:pPr>
       <w:r>
-        <w:t xml:space="preserve">Last modified: 2026-10-17 02:21:55 (PDT)</w:t>
+        <w:t xml:space="preserve">Last modified: 2026-10-17 07:39:04 (PDT)</w:t>
       </w:r>
     </w:p>
     <w:bookmarkStart w:id="17" w:name="sec-data-sets"/>
@@ -1314,19 +1314,23 @@
             <m:t>μ</m:t>
           </m:r>
           <m:r>
-            <m:rPr>
-              <m:sty m:val="p"/>
-            </m:rPr>
-            <m:t>(</m:t>
+            <m:t>​</m:t>
           </m:r>
+          <m:d>
+            <m:dPr>
+              <m:begChr m:val="("/>
+              <m:sepChr m:val=""/>
+              <m:endChr m:val=")"/>
+              <m:grow/>
+            </m:dPr>
+            <m:e>
+              <m:r>
+                <m:t>x</m:t>
+              </m:r>
+            </m:e>
+          </m:d>
           <m:r>
-            <m:t>x</m:t>
-          </m:r>
-          <m:r>
-            <m:rPr>
-              <m:sty m:val="p"/>
-            </m:rPr>
-            <m:t>)</m:t>
+            <m:t>​</m:t>
           </m:r>
           <m:limUpp>
             <m:e>
@@ -3844,6 +3848,64 @@
         <w:t xml:space="preserve"> </w:t>
       </w:r>
       <w:r>
+        <w:t xml:space="preserve">is shorthand for the</w:t>
+      </w:r>
+      <w:r>
+        <w:t xml:space="preserve"> </w:t>
+      </w:r>
+      <w:hyperlink w:anchor="def-fitted-model">
+        <w:r>
+          <w:rPr>
+            <w:rStyle w:val="Hyperlink"/>
+          </w:rPr>
+          <w:t xml:space="preserve">fitted model</w:t>
+        </w:r>
+      </w:hyperlink>
+      <w:r>
+        <w:t xml:space="preserve"> </w:t>
+      </w:r>
+      <m:oMath>
+        <m:sSub>
+          <m:e>
+            <m:acc>
+              <m:accPr>
+                <m:chr m:val="̂"/>
+              </m:accPr>
+              <m:e>
+                <m:r>
+                  <m:t>y</m:t>
+                </m:r>
+              </m:e>
+            </m:acc>
+          </m:e>
+          <m:sub>
+            <m:sSub>
+              <m:e>
+                <m:r>
+                  <m:rPr>
+                    <m:scr m:val="script"/>
+                    <m:sty m:val="p"/>
+                  </m:rPr>
+                  <m:t>D</m:t>
+                </m:r>
+              </m:e>
+              <m:sub>
+                <m:r>
+                  <m:rPr>
+                    <m:nor/>
+                    <m:sty m:val="p"/>
+                  </m:rPr>
+                  <m:t>train</m:t>
+                </m:r>
+              </m:sub>
+            </m:sSub>
+          </m:sub>
+        </m:sSub>
+      </m:oMath>
+      <w:r>
+        <w:t xml:space="preserve"> </w:t>
+      </w:r>
+      <w:r>
         <w:t xml:space="preserve">that a</w:t>
       </w:r>
       <w:r>
@@ -3869,7 +3931,7 @@
         <w:t xml:space="preserve"> </w:t>
       </w:r>
       <w:r>
-        <w:t xml:space="preserve">produces from a</w:t>
+        <w:t xml:space="preserve">produces from the</w:t>
       </w:r>
       <w:r>
         <w:t xml:space="preserve"> </w:t>
@@ -3908,97 +3970,13 @@
         </m:sSub>
       </m:oMath>
       <w:r>
-        <w:t xml:space="preserve"> </w:t>
-      </w:r>
-      <w:r>
-        <w:t xml:space="preserve">is the function that maps each covariate value</w:t>
-      </w:r>
-      <w:r>
-        <w:t xml:space="preserve"> </w:t>
-      </w:r>
-      <m:oMath>
-        <m:r>
-          <m:t>x</m:t>
-        </m:r>
-      </m:oMath>
-      <w:r>
-        <w:t xml:space="preserve"> </w:t>
-      </w:r>
-      <w:r>
-        <w:t xml:space="preserve">to the</w:t>
-      </w:r>
-      <w:r>
-        <w:t xml:space="preserve"> </w:t>
-      </w:r>
-      <w:hyperlink r:id="rId18">
-        <w:r>
-          <w:rPr>
-            <w:rStyle w:val="Hyperlink"/>
-          </w:rPr>
-          <w:t xml:space="preserve">prediction</w:t>
-        </w:r>
-      </w:hyperlink>
-      <w:r>
-        <w:t xml:space="preserve"> </w:t>
-      </w:r>
-      <w:r>
-        <w:t xml:space="preserve">that</w:t>
-      </w:r>
-      <w:r>
-        <w:t xml:space="preserve"> </w:t>
-      </w:r>
-      <m:oMath>
-        <m:r>
-          <m:t>g</m:t>
-        </m:r>
-      </m:oMath>
-      <w:r>
-        <w:t xml:space="preserve"> </w:t>
-      </w:r>
-      <w:r>
-        <w:t xml:space="preserve">computes from</w:t>
-      </w:r>
-      <w:r>
-        <w:t xml:space="preserve"> </w:t>
-      </w:r>
-      <m:oMath>
-        <m:r>
-          <m:t>x</m:t>
-        </m:r>
-      </m:oMath>
-      <w:r>
-        <w:t xml:space="preserve"> </w:t>
-      </w:r>
-      <w:r>
-        <w:t xml:space="preserve">and</w:t>
-      </w:r>
-      <w:r>
-        <w:t xml:space="preserve"> </w:t>
-      </w:r>
-      <m:oMath>
-        <m:sSub>
-          <m:e>
-            <m:r>
-              <m:rPr>
-                <m:scr m:val="script"/>
-                <m:sty m:val="p"/>
-              </m:rPr>
-              <m:t>D</m:t>
-            </m:r>
-          </m:e>
-          <m:sub>
-            <m:r>
-              <m:rPr>
-                <m:nor/>
-                <m:sty m:val="p"/>
-              </m:rPr>
-              <m:t>train</m:t>
-            </m:r>
-          </m:sub>
-        </m:sSub>
-      </m:oMath>
-      <w:r>
-        <w:t xml:space="preserve">:</w:t>
+        <w:t xml:space="preserve">,</w:t>
+      </w:r>
+      <w:r>
+        <w:t xml:space="preserve"> </w:t>
+      </w:r>
+      <w:r>
+        <w:t xml:space="preserve">written without the subscript when the training set is the one in use:</w:t>
       </w:r>
     </w:p>
     <w:p>
@@ -4021,44 +3999,39 @@
               </m:r>
             </m:e>
           </m:acc>
-          <m:r>
-            <m:rPr>
-              <m:sty m:val="p"/>
-            </m:rPr>
-            <m:t>:</m:t>
-          </m:r>
-          <m:r>
-            <m:t>x</m:t>
-          </m:r>
-          <m:r>
-            <m:rPr>
-              <m:sty m:val="p"/>
-            </m:rPr>
-            <m:t>↦</m:t>
-          </m:r>
-          <m:r>
-            <m:t>g</m:t>
-          </m:r>
-          <m:r>
-            <m:t>​</m:t>
-          </m:r>
-          <m:d>
-            <m:dPr>
-              <m:begChr m:val="("/>
-              <m:sepChr m:val=""/>
-              <m:endChr m:val=")"/>
-              <m:grow/>
-            </m:dPr>
+          <m:limUpp>
             <m:e>
-              <m:r>
-                <m:t>x</m:t>
-              </m:r>
               <m:r>
                 <m:rPr>
                   <m:sty m:val="p"/>
                 </m:rPr>
-                <m:t>;</m:t>
-              </m:r>
+                <m:t>=</m:t>
+              </m:r>
+            </m:e>
+            <m:lim>
+              <m:r>
+                <m:rPr>
+                  <m:nor/>
+                  <m:sty m:val="p"/>
+                </m:rPr>
+                <m:t>def</m:t>
+              </m:r>
+            </m:lim>
+          </m:limUpp>
+          <m:sSub>
+            <m:e>
+              <m:acc>
+                <m:accPr>
+                  <m:chr m:val="̂"/>
+                </m:accPr>
+                <m:e>
+                  <m:r>
+                    <m:t>y</m:t>
+                  </m:r>
+                </m:e>
+              </m:acc>
+            </m:e>
+            <m:sub>
               <m:sSub>
                 <m:e>
                   <m:r>
@@ -4079,11 +4052,8 @@
                   </m:r>
                 </m:sub>
               </m:sSub>
-            </m:e>
-          </m:d>
-          <m:r>
-            <m:t>​</m:t>
-          </m:r>
+            </m:sub>
+          </m:sSub>
           <m:r>
             <m:rPr>
               <m:sty m:val="p"/>
@@ -5396,28 +5366,32 @@
           </m:e>
         </m:acc>
         <m:r>
-          <m:rPr>
-            <m:sty m:val="p"/>
-          </m:rPr>
-          <m:t>(</m:t>
-        </m:r>
-        <m:sSub>
+          <m:t>​</m:t>
+        </m:r>
+        <m:d>
+          <m:dPr>
+            <m:begChr m:val="("/>
+            <m:sepChr m:val=""/>
+            <m:endChr m:val=")"/>
+            <m:grow/>
+          </m:dPr>
           <m:e>
-            <m:r>
-              <m:t>x</m:t>
-            </m:r>
+            <m:sSub>
+              <m:e>
+                <m:r>
+                  <m:t>x</m:t>
+                </m:r>
+              </m:e>
+              <m:sub>
+                <m:r>
+                  <m:t>i</m:t>
+                </m:r>
+              </m:sub>
+            </m:sSub>
           </m:e>
-          <m:sub>
-            <m:r>
-              <m:t>i</m:t>
-            </m:r>
-          </m:sub>
-        </m:sSub>
-        <m:r>
-          <m:rPr>
-            <m:sty m:val="p"/>
-          </m:rPr>
-          <m:t>)</m:t>
+        </m:d>
+        <m:r>
+          <m:t>​</m:t>
         </m:r>
       </m:oMath>
       <w:r>
@@ -5531,28 +5505,32 @@
                 </m:e>
               </m:acc>
               <m:r>
-                <m:rPr>
-                  <m:sty m:val="p"/>
-                </m:rPr>
-                <m:t>(</m:t>
-              </m:r>
-              <m:sSub>
+                <m:t>​</m:t>
+              </m:r>
+              <m:d>
+                <m:dPr>
+                  <m:begChr m:val="("/>
+                  <m:sepChr m:val=""/>
+                  <m:endChr m:val=")"/>
+                  <m:grow/>
+                </m:dPr>
                 <m:e>
-                  <m:r>
-                    <m:t>x</m:t>
-                  </m:r>
+                  <m:sSub>
+                    <m:e>
+                      <m:r>
+                        <m:t>x</m:t>
+                      </m:r>
+                    </m:e>
+                    <m:sub>
+                      <m:r>
+                        <m:t>i</m:t>
+                      </m:r>
+                    </m:sub>
+                  </m:sSub>
                 </m:e>
-                <m:sub>
-                  <m:r>
-                    <m:t>i</m:t>
-                  </m:r>
-                </m:sub>
-              </m:sSub>
-              <m:r>
-                <m:rPr>
-                  <m:sty m:val="p"/>
-                </m:rPr>
-                <m:t>)</m:t>
+              </m:d>
+              <m:r>
+                <m:t>​</m:t>
               </m:r>
             </m:e>
           </m:d>
@@ -5744,31 +5722,35 @@
               </m:e>
             </m:acc>
             <m:r>
-              <m:rPr>
-                <m:sty m:val="p"/>
-              </m:rPr>
-              <m:t>(</m:t>
-            </m:r>
-            <m:sSub>
+              <m:t>​</m:t>
+            </m:r>
+            <m:d>
+              <m:dPr>
+                <m:begChr m:val="("/>
+                <m:sepChr m:val=""/>
+                <m:endChr m:val=")"/>
+                <m:grow/>
+              </m:dPr>
               <m:e>
-                <m:r>
-                  <m:t>X</m:t>
-                </m:r>
+                <m:sSub>
+                  <m:e>
+                    <m:r>
+                      <m:t>X</m:t>
+                    </m:r>
+                  </m:e>
+                  <m:sub>
+                    <m:r>
+                      <m:rPr>
+                        <m:sty m:val="p"/>
+                      </m:rPr>
+                      <m:t>*</m:t>
+                    </m:r>
+                  </m:sub>
+                </m:sSub>
               </m:e>
-              <m:sub>
-                <m:r>
-                  <m:rPr>
-                    <m:sty m:val="p"/>
-                  </m:rPr>
-                  <m:t>*</m:t>
-                </m:r>
-              </m:sub>
-            </m:sSub>
-            <m:r>
-              <m:rPr>
-                <m:sty m:val="p"/>
-              </m:rPr>
-              <m:t>)</m:t>
+            </m:d>
+            <m:r>
+              <m:t>​</m:t>
             </m:r>
           </m:e>
         </m:d>
@@ -12455,9 +12437,16 @@
         <w:t xml:space="preserve"> </w:t>
       </w:r>
       <m:oMath>
-        <m:r>
-          <m:t>g</m:t>
-        </m:r>
+        <m:acc>
+          <m:accPr>
+            <m:chr m:val="̂"/>
+          </m:accPr>
+          <m:e>
+            <m:r>
+              <m:t>y</m:t>
+            </m:r>
+          </m:e>
+        </m:acc>
         <m:r>
           <m:t>​</m:t>
         </m:r>
@@ -12472,32 +12461,6 @@
             <m:r>
               <m:t>x</m:t>
             </m:r>
-            <m:r>
-              <m:rPr>
-                <m:sty m:val="p"/>
-              </m:rPr>
-              <m:t>;</m:t>
-            </m:r>
-            <m:sSub>
-              <m:e>
-                <m:r>
-                  <m:rPr>
-                    <m:scr m:val="script"/>
-                    <m:sty m:val="p"/>
-                  </m:rPr>
-                  <m:t>D</m:t>
-                </m:r>
-              </m:e>
-              <m:sub>
-                <m:r>
-                  <m:rPr>
-                    <m:nor/>
-                    <m:sty m:val="p"/>
-                  </m:rPr>
-                  <m:t>train</m:t>
-                </m:r>
-              </m:sub>
-            </m:sSub>
           </m:e>
         </m:d>
         <m:r>
@@ -13411,9 +13374,16 @@
         <w:t xml:space="preserve"> </w:t>
       </w:r>
       <m:oMath>
-        <m:r>
-          <m:t>g</m:t>
-        </m:r>
+        <m:acc>
+          <m:accPr>
+            <m:chr m:val="̂"/>
+          </m:accPr>
+          <m:e>
+            <m:r>
+              <m:t>y</m:t>
+            </m:r>
+          </m:e>
+        </m:acc>
         <m:r>
           <m:t>​</m:t>
         </m:r>
@@ -13428,32 +13398,6 @@
             <m:r>
               <m:t>x</m:t>
             </m:r>
-            <m:r>
-              <m:rPr>
-                <m:sty m:val="p"/>
-              </m:rPr>
-              <m:t>;</m:t>
-            </m:r>
-            <m:sSub>
-              <m:e>
-                <m:r>
-                  <m:rPr>
-                    <m:scr m:val="script"/>
-                    <m:sty m:val="p"/>
-                  </m:rPr>
-                  <m:t>D</m:t>
-                </m:r>
-              </m:e>
-              <m:sub>
-                <m:r>
-                  <m:rPr>
-                    <m:nor/>
-                    <m:sty m:val="p"/>
-                  </m:rPr>
-                  <m:t>train</m:t>
-                </m:r>
-              </m:sub>
-            </m:sSub>
           </m:e>
         </m:d>
         <m:r>
@@ -13657,19 +13601,23 @@
           <m:t>μ</m:t>
         </m:r>
         <m:r>
-          <m:rPr>
-            <m:sty m:val="p"/>
-          </m:rPr>
-          <m:t>(</m:t>
-        </m:r>
-        <m:r>
-          <m:t>x</m:t>
-        </m:r>
-        <m:r>
-          <m:rPr>
-            <m:sty m:val="p"/>
-          </m:rPr>
-          <m:t>)</m:t>
+          <m:t>​</m:t>
+        </m:r>
+        <m:d>
+          <m:dPr>
+            <m:begChr m:val="("/>
+            <m:sepChr m:val=""/>
+            <m:endChr m:val=")"/>
+            <m:grow/>
+          </m:dPr>
+          <m:e>
+            <m:r>
+              <m:t>x</m:t>
+            </m:r>
+          </m:e>
+        </m:d>
+        <m:r>
+          <m:t>​</m:t>
         </m:r>
       </m:oMath>
       <w:r>
@@ -14779,42 +14727,6 @@
           </m:e>
         </m:acc>
         <m:r>
-          <m:rPr>
-            <m:sty m:val="p"/>
-          </m:rPr>
-          <m:t>(</m:t>
-        </m:r>
-        <m:sSub>
-          <m:e>
-            <m:r>
-              <m:t>X</m:t>
-            </m:r>
-          </m:e>
-          <m:sub>
-            <m:r>
-              <m:rPr>
-                <m:sty m:val="p"/>
-              </m:rPr>
-              <m:t>*</m:t>
-            </m:r>
-          </m:sub>
-        </m:sSub>
-        <m:r>
-          <m:rPr>
-            <m:sty m:val="p"/>
-          </m:rPr>
-          <m:t>)</m:t>
-        </m:r>
-        <m:r>
-          <m:rPr>
-            <m:sty m:val="p"/>
-          </m:rPr>
-          <m:t>=</m:t>
-        </m:r>
-        <m:r>
-          <m:t>g</m:t>
-        </m:r>
-        <m:r>
           <m:t>​</m:t>
         </m:r>
         <m:d>
@@ -14840,12 +14752,31 @@
                 </m:r>
               </m:sub>
             </m:sSub>
-            <m:r>
-              <m:rPr>
-                <m:sty m:val="p"/>
-              </m:rPr>
-              <m:t>;</m:t>
-            </m:r>
+          </m:e>
+        </m:d>
+        <m:r>
+          <m:t>​</m:t>
+        </m:r>
+        <m:r>
+          <m:rPr>
+            <m:sty m:val="p"/>
+          </m:rPr>
+          <m:t>=</m:t>
+        </m:r>
+        <m:sSub>
+          <m:e>
+            <m:acc>
+              <m:accPr>
+                <m:chr m:val="̂"/>
+              </m:accPr>
+              <m:e>
+                <m:r>
+                  <m:t>y</m:t>
+                </m:r>
+              </m:e>
+            </m:acc>
+          </m:e>
+          <m:sub>
             <m:sSub>
               <m:e>
                 <m:r>
@@ -14863,6 +14794,34 @@
                     <m:sty m:val="p"/>
                   </m:rPr>
                   <m:t>train</m:t>
+                </m:r>
+              </m:sub>
+            </m:sSub>
+          </m:sub>
+        </m:sSub>
+        <m:r>
+          <m:t>​</m:t>
+        </m:r>
+        <m:d>
+          <m:dPr>
+            <m:begChr m:val="("/>
+            <m:sepChr m:val=""/>
+            <m:endChr m:val=")"/>
+            <m:grow/>
+          </m:dPr>
+          <m:e>
+            <m:sSub>
+              <m:e>
+                <m:r>
+                  <m:t>X</m:t>
+                </m:r>
+              </m:e>
+              <m:sub>
+                <m:r>
+                  <m:rPr>
+                    <m:sty m:val="p"/>
+                  </m:rPr>
+                  <m:t>*</m:t>
                 </m:r>
               </m:sub>
             </m:sSub>
@@ -15584,7 +15543,7 @@
           <w:b/>
           <w:bCs/>
         </w:rPr>
-        <w:t xml:space="preserve">Definition 29 (Average fit)</w:t>
+        <w:t xml:space="preserve">Definition 29 (Expected prediction)</w:t>
       </w:r>
       <w:r>
         <w:t xml:space="preserve"> </w:t>
@@ -15685,7 +15644,7 @@
           <w:b/>
           <w:bCs/>
         </w:rPr>
-        <w:t xml:space="preserve">average fit</w:t>
+        <w:t xml:space="preserve">expected prediction</w:t>
       </w:r>
       <w:r>
         <w:t xml:space="preserve"> </w:t>
@@ -15719,15 +15678,22 @@
         <w:t xml:space="preserve"> </w:t>
       </w:r>
       <w:r>
-        <w:t xml:space="preserve">is the prediction</w:t>
+        <w:t xml:space="preserve">is the value</w:t>
       </w:r>
       <w:r>
         <w:t xml:space="preserve"> </w:t>
       </w:r>
       <m:oMath>
-        <m:r>
-          <m:t>g</m:t>
-        </m:r>
+        <m:acc>
+          <m:accPr>
+            <m:chr m:val="̂"/>
+          </m:accPr>
+          <m:e>
+            <m:r>
+              <m:t>y</m:t>
+            </m:r>
+          </m:e>
+        </m:acc>
         <m:r>
           <m:t>​</m:t>
         </m:r>
@@ -15742,32 +15708,6 @@
             <m:r>
               <m:t>x</m:t>
             </m:r>
-            <m:r>
-              <m:rPr>
-                <m:sty m:val="p"/>
-              </m:rPr>
-              <m:t>;</m:t>
-            </m:r>
-            <m:sSub>
-              <m:e>
-                <m:r>
-                  <m:rPr>
-                    <m:scr m:val="script"/>
-                    <m:sty m:val="p"/>
-                  </m:rPr>
-                  <m:t>D</m:t>
-                </m:r>
-              </m:e>
-              <m:sub>
-                <m:r>
-                  <m:rPr>
-                    <m:nor/>
-                    <m:sty m:val="p"/>
-                  </m:rPr>
-                  <m:t>train</m:t>
-                </m:r>
-              </m:sub>
-            </m:sSub>
           </m:e>
         </m:d>
         <m:r>
@@ -15778,7 +15718,56 @@
         <w:t xml:space="preserve"> </w:t>
       </w:r>
       <w:r>
-        <w:t xml:space="preserve">averaged over every training set it might have been fitted to:</w:t>
+        <w:t xml:space="preserve">of the</w:t>
+      </w:r>
+      <w:r>
+        <w:t xml:space="preserve"> </w:t>
+      </w:r>
+      <w:hyperlink w:anchor="def-prediction-rule">
+        <w:r>
+          <w:rPr>
+            <w:rStyle w:val="Hyperlink"/>
+          </w:rPr>
+          <w:t xml:space="preserve">prediction rule</w:t>
+        </w:r>
+      </w:hyperlink>
+      <w:r>
+        <w:t xml:space="preserve"> </w:t>
+      </w:r>
+      <m:oMath>
+        <m:acc>
+          <m:accPr>
+            <m:chr m:val="̂"/>
+          </m:accPr>
+          <m:e>
+            <m:r>
+              <m:t>y</m:t>
+            </m:r>
+          </m:e>
+        </m:acc>
+      </m:oMath>
+      <w:r>
+        <w:t xml:space="preserve"> </w:t>
+      </w:r>
+      <w:r>
+        <w:t xml:space="preserve">at</w:t>
+      </w:r>
+      <w:r>
+        <w:t xml:space="preserve"> </w:t>
+      </w:r>
+      <m:oMath>
+        <m:r>
+          <m:t>x</m:t>
+        </m:r>
+      </m:oMath>
+      <w:r>
+        <w:t xml:space="preserve">,</w:t>
+      </w:r>
+      <w:r>
+        <w:t xml:space="preserve"> </w:t>
+      </w:r>
+      <w:r>
+        <w:t xml:space="preserve">averaged over the population distribution of all training sets that might have been collected:</w:t>
       </w:r>
     </w:p>
     <w:p>
@@ -15841,12 +15830,38 @@
               </m:r>
             </m:lim>
           </m:limUpp>
-          <m:r>
-            <m:rPr>
-              <m:sty m:val="p"/>
-            </m:rPr>
-            <m:t>E</m:t>
-          </m:r>
+          <m:sSub>
+            <m:e>
+              <m:r>
+                <m:rPr>
+                  <m:sty m:val="p"/>
+                </m:rPr>
+                <m:t>E</m:t>
+              </m:r>
+            </m:e>
+            <m:sub>
+              <m:sSub>
+                <m:e>
+                  <m:r>
+                    <m:rPr>
+                      <m:scr m:val="script"/>
+                      <m:sty m:val="p"/>
+                    </m:rPr>
+                    <m:t>D</m:t>
+                  </m:r>
+                </m:e>
+                <m:sub>
+                  <m:r>
+                    <m:rPr>
+                      <m:nor/>
+                      <m:sty m:val="p"/>
+                    </m:rPr>
+                    <m:t>train</m:t>
+                  </m:r>
+                </m:sub>
+              </m:sSub>
+            </m:sub>
+          </m:sSub>
           <m:r>
             <m:t>​</m:t>
           </m:r>
@@ -15858,9 +15873,16 @@
               <m:grow/>
             </m:dPr>
             <m:e>
-              <m:r>
-                <m:t>g</m:t>
-              </m:r>
+              <m:acc>
+                <m:accPr>
+                  <m:chr m:val="̂"/>
+                </m:accPr>
+                <m:e>
+                  <m:r>
+                    <m:t>y</m:t>
+                  </m:r>
+                </m:e>
+              </m:acc>
               <m:r>
                 <m:t>​</m:t>
               </m:r>
@@ -15875,32 +15897,6 @@
                   <m:r>
                     <m:t>x</m:t>
                   </m:r>
-                  <m:r>
-                    <m:rPr>
-                      <m:sty m:val="p"/>
-                    </m:rPr>
-                    <m:t>;</m:t>
-                  </m:r>
-                  <m:sSub>
-                    <m:e>
-                      <m:r>
-                        <m:rPr>
-                          <m:scr m:val="script"/>
-                          <m:sty m:val="p"/>
-                        </m:rPr>
-                        <m:t>D</m:t>
-                      </m:r>
-                    </m:e>
-                    <m:sub>
-                      <m:r>
-                        <m:rPr>
-                          <m:nor/>
-                          <m:sty m:val="p"/>
-                        </m:rPr>
-                        <m:t>train</m:t>
-                      </m:r>
-                    </m:sub>
-                  </m:sSub>
                 </m:e>
               </m:d>
               <m:r>
@@ -15955,7 +15951,7 @@
         <w:t xml:space="preserve">. </w:t>
       </w:r>
       <w:r>
-        <w:t xml:space="preserve">The average fit is not a prediction anyone ever holds,</w:t>
+        <w:t xml:space="preserve">The expected prediction is not the prediction of any one analysis,</w:t>
       </w:r>
       <w:r>
         <w:t xml:space="preserve"> </w:t>
@@ -16003,7 +15999,7 @@
           <w:b/>
           <w:bCs/>
         </w:rPr>
-        <w:t xml:space="preserve">Example 16 (Computing the average fit)</w:t>
+        <w:t xml:space="preserve">Example 16 (Computing the expected prediction)</w:t>
       </w:r>
       <w:r>
         <w:t xml:space="preserve"> </w:t>
@@ -16015,9 +16011,16 @@
         <w:t xml:space="preserve"> </w:t>
       </w:r>
       <m:oMath>
-        <m:r>
-          <m:t>g</m:t>
-        </m:r>
+        <m:acc>
+          <m:accPr>
+            <m:chr m:val="̂"/>
+          </m:accPr>
+          <m:e>
+            <m:r>
+              <m:t>y</m:t>
+            </m:r>
+          </m:e>
+        </m:acc>
         <m:r>
           <m:t>​</m:t>
         </m:r>
@@ -16032,32 +16035,6 @@
             <m:r>
               <m:t>x</m:t>
             </m:r>
-            <m:r>
-              <m:rPr>
-                <m:sty m:val="p"/>
-              </m:rPr>
-              <m:t>;</m:t>
-            </m:r>
-            <m:sSub>
-              <m:e>
-                <m:r>
-                  <m:rPr>
-                    <m:scr m:val="script"/>
-                    <m:sty m:val="p"/>
-                  </m:rPr>
-                  <m:t>D</m:t>
-                </m:r>
-              </m:e>
-              <m:sub>
-                <m:r>
-                  <m:rPr>
-                    <m:nor/>
-                    <m:sty m:val="p"/>
-                  </m:rPr>
-                  <m:t>train</m:t>
-                </m:r>
-              </m:sub>
-            </m:sSub>
           </m:e>
         </m:d>
         <m:r>
@@ -16364,9 +16341,16 @@
         <w:t xml:space="preserve"> </w:t>
       </w:r>
       <m:oMath>
-        <m:r>
-          <m:t>g</m:t>
-        </m:r>
+        <m:acc>
+          <m:accPr>
+            <m:chr m:val="̂"/>
+          </m:accPr>
+          <m:e>
+            <m:r>
+              <m:t>y</m:t>
+            </m:r>
+          </m:e>
+        </m:acc>
         <m:r>
           <m:t>​</m:t>
         </m:r>
@@ -16381,32 +16365,6 @@
             <m:r>
               <m:t>x</m:t>
             </m:r>
-            <m:r>
-              <m:rPr>
-                <m:sty m:val="p"/>
-              </m:rPr>
-              <m:t>;</m:t>
-            </m:r>
-            <m:sSub>
-              <m:e>
-                <m:r>
-                  <m:rPr>
-                    <m:scr m:val="script"/>
-                    <m:sty m:val="p"/>
-                  </m:rPr>
-                  <m:t>D</m:t>
-                </m:r>
-              </m:e>
-              <m:sub>
-                <m:r>
-                  <m:rPr>
-                    <m:nor/>
-                    <m:sty m:val="p"/>
-                  </m:rPr>
-                  <m:t>train</m:t>
-                </m:r>
-              </m:sub>
-            </m:sSub>
           </m:e>
         </m:d>
         <m:r>
@@ -16516,21 +16474,6 @@
       <m:oMath>
         <m:r>
           <m:t>μ</m:t>
-        </m:r>
-        <m:r>
-          <m:rPr>
-            <m:sty m:val="p"/>
-          </m:rPr>
-          <m:t>(</m:t>
-        </m:r>
-        <m:r>
-          <m:t>x</m:t>
-        </m:r>
-        <m:r>
-          <m:rPr>
-            <m:sty m:val="p"/>
-          </m:rPr>
-          <m:t>)</m:t>
         </m:r>
       </m:oMath>
       <w:r>
@@ -16570,9 +16513,16 @@
               <m:grow/>
             </m:dPr>
             <m:e>
-              <m:r>
-                <m:t>g</m:t>
-              </m:r>
+              <m:acc>
+                <m:accPr>
+                  <m:chr m:val="̂"/>
+                </m:accPr>
+                <m:e>
+                  <m:r>
+                    <m:t>y</m:t>
+                  </m:r>
+                </m:e>
+              </m:acc>
               <m:r>
                 <m:t>​</m:t>
               </m:r>
@@ -16587,32 +16537,6 @@
                   <m:r>
                     <m:t>x</m:t>
                   </m:r>
-                  <m:r>
-                    <m:rPr>
-                      <m:sty m:val="p"/>
-                    </m:rPr>
-                    <m:t>;</m:t>
-                  </m:r>
-                  <m:sSub>
-                    <m:e>
-                      <m:r>
-                        <m:rPr>
-                          <m:scr m:val="script"/>
-                          <m:sty m:val="p"/>
-                        </m:rPr>
-                        <m:t>D</m:t>
-                      </m:r>
-                    </m:e>
-                    <m:sub>
-                      <m:r>
-                        <m:rPr>
-                          <m:nor/>
-                          <m:sty m:val="p"/>
-                        </m:rPr>
-                        <m:t>train</m:t>
-                      </m:r>
-                    </m:sub>
-                  </m:sSub>
                 </m:e>
               </m:d>
               <m:r>
@@ -16660,9 +16584,16 @@
                   <m:grow/>
                 </m:dPr>
                 <m:e>
-                  <m:r>
-                    <m:t>g</m:t>
-                  </m:r>
+                  <m:acc>
+                    <m:accPr>
+                      <m:chr m:val="̂"/>
+                    </m:accPr>
+                    <m:e>
+                      <m:r>
+                        <m:t>y</m:t>
+                      </m:r>
+                    </m:e>
+                  </m:acc>
                   <m:r>
                     <m:t>​</m:t>
                   </m:r>
@@ -16677,32 +16608,6 @@
                       <m:r>
                         <m:t>x</m:t>
                       </m:r>
-                      <m:r>
-                        <m:rPr>
-                          <m:sty m:val="p"/>
-                        </m:rPr>
-                        <m:t>;</m:t>
-                      </m:r>
-                      <m:sSub>
-                        <m:e>
-                          <m:r>
-                            <m:rPr>
-                              <m:scr m:val="script"/>
-                              <m:sty m:val="p"/>
-                            </m:rPr>
-                            <m:t>D</m:t>
-                          </m:r>
-                        </m:e>
-                        <m:sub>
-                          <m:r>
-                            <m:rPr>
-                              <m:nor/>
-                              <m:sty m:val="p"/>
-                            </m:rPr>
-                            <m:t>train</m:t>
-                          </m:r>
-                        </m:sub>
-                      </m:sSub>
                     </m:e>
                   </m:d>
                   <m:r>
@@ -16809,21 +16714,6 @@
           <m:rPr>
             <m:sty m:val="p"/>
           </m:rPr>
-          <m:t>(</m:t>
-        </m:r>
-        <m:r>
-          <m:t>x</m:t>
-        </m:r>
-        <m:r>
-          <m:rPr>
-            <m:sty m:val="p"/>
-          </m:rPr>
-          <m:t>)</m:t>
-        </m:r>
-        <m:r>
-          <m:rPr>
-            <m:sty m:val="p"/>
-          </m:rPr>
           <m:t>=</m:t>
         </m:r>
         <m:r>
@@ -16843,9 +16733,16 @@
         <w:t xml:space="preserve"> </w:t>
       </w:r>
       <m:oMath>
-        <m:r>
-          <m:t>g</m:t>
-        </m:r>
+        <m:acc>
+          <m:accPr>
+            <m:chr m:val="̂"/>
+          </m:accPr>
+          <m:e>
+            <m:r>
+              <m:t>y</m:t>
+            </m:r>
+          </m:e>
+        </m:acc>
         <m:r>
           <m:t>​</m:t>
         </m:r>
@@ -16860,32 +16757,6 @@
             <m:r>
               <m:t>x</m:t>
             </m:r>
-            <m:r>
-              <m:rPr>
-                <m:sty m:val="p"/>
-              </m:rPr>
-              <m:t>;</m:t>
-            </m:r>
-            <m:sSub>
-              <m:e>
-                <m:r>
-                  <m:rPr>
-                    <m:scr m:val="script"/>
-                    <m:sty m:val="p"/>
-                  </m:rPr>
-                  <m:t>D</m:t>
-                </m:r>
-              </m:e>
-              <m:sub>
-                <m:r>
-                  <m:rPr>
-                    <m:nor/>
-                    <m:sty m:val="p"/>
-                  </m:rPr>
-                  <m:t>train</m:t>
-                </m:r>
-              </m:sub>
-            </m:sSub>
           </m:e>
         </m:d>
         <m:r>
@@ -16953,54 +16824,16 @@
                   <m:grow/>
                 </m:dPr>
                 <m:e>
-                  <m:r>
-                    <m:t>g</m:t>
-                  </m:r>
-                  <m:r>
-                    <m:t>​</m:t>
-                  </m:r>
-                  <m:d>
-                    <m:dPr>
-                      <m:begChr m:val="("/>
-                      <m:sepChr m:val=""/>
-                      <m:endChr m:val=")"/>
-                      <m:grow/>
-                    </m:dPr>
+                  <m:acc>
+                    <m:accPr>
+                      <m:chr m:val="̂"/>
+                    </m:accPr>
                     <m:e>
                       <m:r>
-                        <m:t>x</m:t>
+                        <m:t>y</m:t>
                       </m:r>
-                      <m:r>
-                        <m:rPr>
-                          <m:sty m:val="p"/>
-                        </m:rPr>
-                        <m:t>;</m:t>
-                      </m:r>
-                      <m:sSub>
-                        <m:e>
-                          <m:r>
-                            <m:rPr>
-                              <m:scr m:val="script"/>
-                              <m:sty m:val="p"/>
-                            </m:rPr>
-                            <m:t>D</m:t>
-                          </m:r>
-                        </m:e>
-                        <m:sub>
-                          <m:r>
-                            <m:rPr>
-                              <m:nor/>
-                              <m:sty m:val="p"/>
-                            </m:rPr>
-                            <m:t>train</m:t>
-                          </m:r>
-                        </m:sub>
-                      </m:sSub>
                     </m:e>
-                  </m:d>
-                  <m:r>
-                    <m:t>​</m:t>
-                  </m:r>
+                  </m:acc>
                 </m:e>
               </m:d>
               <m:r>
@@ -17046,54 +16879,16 @@
                       <m:grow/>
                     </m:dPr>
                     <m:e>
-                      <m:r>
-                        <m:t>g</m:t>
-                      </m:r>
-                      <m:r>
-                        <m:t>​</m:t>
-                      </m:r>
-                      <m:d>
-                        <m:dPr>
-                          <m:begChr m:val="("/>
-                          <m:sepChr m:val=""/>
-                          <m:endChr m:val=")"/>
-                          <m:grow/>
-                        </m:dPr>
+                      <m:acc>
+                        <m:accPr>
+                          <m:chr m:val="̂"/>
+                        </m:accPr>
                         <m:e>
                           <m:r>
-                            <m:t>x</m:t>
+                            <m:t>y</m:t>
                           </m:r>
-                          <m:r>
-                            <m:rPr>
-                              <m:sty m:val="p"/>
-                            </m:rPr>
-                            <m:t>;</m:t>
-                          </m:r>
-                          <m:sSub>
-                            <m:e>
-                              <m:r>
-                                <m:rPr>
-                                  <m:scr m:val="script"/>
-                                  <m:sty m:val="p"/>
-                                </m:rPr>
-                                <m:t>D</m:t>
-                              </m:r>
-                            </m:e>
-                            <m:sub>
-                              <m:r>
-                                <m:rPr>
-                                  <m:nor/>
-                                  <m:sty m:val="p"/>
-                                </m:rPr>
-                                <m:t>train</m:t>
-                              </m:r>
-                            </m:sub>
-                          </m:sSub>
                         </m:e>
-                      </m:d>
-                      <m:r>
-                        <m:t>​</m:t>
-                      </m:r>
+                      </m:acc>
                     </m:e>
                   </m:d>
                   <m:r>
@@ -17115,12 +16910,38 @@
                 </m:rPr>
                 <m:t>=</m:t>
               </m:r>
-              <m:r>
-                <m:rPr>
-                  <m:sty m:val="p"/>
-                </m:rPr>
-                <m:t>E</m:t>
-              </m:r>
+              <m:sSub>
+                <m:e>
+                  <m:r>
+                    <m:rPr>
+                      <m:sty m:val="p"/>
+                    </m:rPr>
+                    <m:t>E</m:t>
+                  </m:r>
+                </m:e>
+                <m:sub>
+                  <m:sSub>
+                    <m:e>
+                      <m:r>
+                        <m:rPr>
+                          <m:scr m:val="script"/>
+                          <m:sty m:val="p"/>
+                        </m:rPr>
+                        <m:t>D</m:t>
+                      </m:r>
+                    </m:e>
+                    <m:sub>
+                      <m:r>
+                        <m:rPr>
+                          <m:nor/>
+                          <m:sty m:val="p"/>
+                        </m:rPr>
+                        <m:t>train</m:t>
+                      </m:r>
+                    </m:sub>
+                  </m:sSub>
+                </m:sub>
+              </m:sSub>
               <m:r>
                 <m:t>​</m:t>
               </m:r>
@@ -17132,54 +16953,16 @@
                   <m:grow/>
                 </m:dPr>
                 <m:e>
-                  <m:r>
-                    <m:t>g</m:t>
-                  </m:r>
-                  <m:r>
-                    <m:t>​</m:t>
-                  </m:r>
-                  <m:d>
-                    <m:dPr>
-                      <m:begChr m:val="("/>
-                      <m:sepChr m:val=""/>
-                      <m:endChr m:val=")"/>
-                      <m:grow/>
-                    </m:dPr>
+                  <m:acc>
+                    <m:accPr>
+                      <m:chr m:val="̂"/>
+                    </m:accPr>
                     <m:e>
                       <m:r>
-                        <m:t>x</m:t>
+                        <m:t>y</m:t>
                       </m:r>
-                      <m:r>
-                        <m:rPr>
-                          <m:sty m:val="p"/>
-                        </m:rPr>
-                        <m:t>;</m:t>
-                      </m:r>
-                      <m:sSub>
-                        <m:e>
-                          <m:r>
-                            <m:rPr>
-                              <m:scr m:val="script"/>
-                              <m:sty m:val="p"/>
-                            </m:rPr>
-                            <m:t>D</m:t>
-                          </m:r>
-                        </m:e>
-                        <m:sub>
-                          <m:r>
-                            <m:rPr>
-                              <m:nor/>
-                              <m:sty m:val="p"/>
-                            </m:rPr>
-                            <m:t>train</m:t>
-                          </m:r>
-                        </m:sub>
-                      </m:sSub>
                     </m:e>
-                  </m:d>
-                  <m:r>
-                    <m:t>​</m:t>
-                  </m:r>
+                  </m:acc>
                 </m:e>
               </m:d>
               <m:r>
@@ -17193,21 +16976,6 @@
               </m:r>
               <m:r>
                 <m:t>μ</m:t>
-              </m:r>
-              <m:r>
-                <m:rPr>
-                  <m:sty m:val="p"/>
-                </m:rPr>
-                <m:t>(</m:t>
-              </m:r>
-              <m:r>
-                <m:t>x</m:t>
-              </m:r>
-              <m:r>
-                <m:rPr>
-                  <m:sty m:val="p"/>
-                </m:rPr>
-                <m:t>)</m:t>
               </m:r>
             </m:e>
             <m:e>
@@ -17337,8 +17105,58 @@
         <w:t xml:space="preserve"> </w:t>
       </w:r>
       <m:oMath>
-        <m:r>
-          <m:t>g</m:t>
+        <m:acc>
+          <m:accPr>
+            <m:chr m:val="̂"/>
+          </m:accPr>
+          <m:e>
+            <m:r>
+              <m:t>y</m:t>
+            </m:r>
+          </m:e>
+        </m:acc>
+      </m:oMath>
+      <w:r>
+        <w:t xml:space="preserve"> </w:t>
+      </w:r>
+      <w:r>
+        <w:t xml:space="preserve">at a covariate value</w:t>
+      </w:r>
+      <w:r>
+        <w:t xml:space="preserve"> </w:t>
+      </w:r>
+      <m:oMath>
+        <m:r>
+          <m:t>x</m:t>
+        </m:r>
+      </m:oMath>
+      <w:r>
+        <w:t xml:space="preserve"> </w:t>
+      </w:r>
+      <w:r>
+        <w:t xml:space="preserve">has</w:t>
+      </w:r>
+      <w:r>
+        <w:t xml:space="preserve"> </w:t>
+      </w:r>
+      <w:r>
+        <w:t xml:space="preserve">squared bias</w:t>
+      </w:r>
+      <w:r>
+        <w:t xml:space="preserve"> </w:t>
+      </w:r>
+      <m:oMath>
+        <m:r>
+          <m:rPr>
+            <m:sty m:val="p"/>
+          </m:rPr>
+          <m:t>[</m:t>
+        </m:r>
+        <m:r>
+          <m:rPr>
+            <m:sty m:val="p"/>
+          </m:rPr>
+          <m:t>Bias</m:t>
         </m:r>
         <m:r>
           <m:t>​</m:t>
@@ -17351,82 +17169,61 @@
             <m:grow/>
           </m:dPr>
           <m:e>
-            <m:r>
-              <m:t>x</m:t>
-            </m:r>
+            <m:acc>
+              <m:accPr>
+                <m:chr m:val="̂"/>
+              </m:accPr>
+              <m:e>
+                <m:r>
+                  <m:t>y</m:t>
+                </m:r>
+              </m:e>
+            </m:acc>
+          </m:e>
+        </m:d>
+        <m:r>
+          <m:t>​</m:t>
+        </m:r>
+        <m:sSup>
+          <m:e>
             <m:r>
               <m:rPr>
                 <m:sty m:val="p"/>
               </m:rPr>
-              <m:t>;</m:t>
-            </m:r>
-            <m:sSub>
-              <m:e>
-                <m:r>
-                  <m:rPr>
-                    <m:scr m:val="script"/>
-                    <m:sty m:val="p"/>
-                  </m:rPr>
-                  <m:t>D</m:t>
-                </m:r>
-              </m:e>
-              <m:sub>
-                <m:r>
-                  <m:rPr>
-                    <m:nor/>
-                    <m:sty m:val="p"/>
-                  </m:rPr>
-                  <m:t>train</m:t>
-                </m:r>
-              </m:sub>
-            </m:sSub>
+              <m:t>]</m:t>
+            </m:r>
           </m:e>
-        </m:d>
-        <m:r>
-          <m:t>​</m:t>
-        </m:r>
-      </m:oMath>
-      <w:r>
-        <w:t xml:space="preserve"> </w:t>
-      </w:r>
-      <w:r>
-        <w:t xml:space="preserve">at a covariate value</w:t>
-      </w:r>
-      <w:r>
-        <w:t xml:space="preserve"> </w:t>
-      </w:r>
-      <m:oMath>
-        <m:r>
-          <m:t>x</m:t>
-        </m:r>
-      </m:oMath>
-      <w:r>
-        <w:t xml:space="preserve"> </w:t>
-      </w:r>
-      <w:r>
-        <w:t xml:space="preserve">has</w:t>
-      </w:r>
-      <w:r>
-        <w:t xml:space="preserve"> </w:t>
-      </w:r>
-      <w:r>
-        <w:t xml:space="preserve">squared bias</w:t>
-      </w:r>
-      <w:r>
-        <w:t xml:space="preserve"> </w:t>
-      </w:r>
-      <m:oMath>
+          <m:sup>
+            <m:r>
+              <m:t>2</m:t>
+            </m:r>
+          </m:sup>
+        </m:sSup>
         <m:r>
           <m:rPr>
             <m:sty m:val="p"/>
           </m:rPr>
-          <m:t>[</m:t>
-        </m:r>
+          <m:t>=</m:t>
+        </m:r>
+        <m:r>
+          <m:t>1</m:t>
+        </m:r>
+      </m:oMath>
+      <w:r>
+        <w:t xml:space="preserve"> </w:t>
+      </w:r>
+      <w:r>
+        <w:t xml:space="preserve">and variance</w:t>
+      </w:r>
+      <w:r>
+        <w:t xml:space="preserve"> </w:t>
+      </w:r>
+      <m:oMath>
         <m:r>
           <m:rPr>
             <m:sty m:val="p"/>
           </m:rPr>
-          <m:t>Bias</m:t>
+          <m:t>Var</m:t>
         </m:r>
         <m:r>
           <m:t>​</m:t>
@@ -17439,74 +17236,21 @@
             <m:grow/>
           </m:dPr>
           <m:e>
-            <m:r>
-              <m:t>g</m:t>
-            </m:r>
-            <m:r>
-              <m:t>​</m:t>
-            </m:r>
-            <m:d>
-              <m:dPr>
-                <m:begChr m:val="("/>
-                <m:sepChr m:val=""/>
-                <m:endChr m:val=")"/>
-                <m:grow/>
-              </m:dPr>
+            <m:acc>
+              <m:accPr>
+                <m:chr m:val="̂"/>
+              </m:accPr>
               <m:e>
                 <m:r>
-                  <m:t>x</m:t>
+                  <m:t>y</m:t>
                 </m:r>
-                <m:r>
-                  <m:rPr>
-                    <m:sty m:val="p"/>
-                  </m:rPr>
-                  <m:t>;</m:t>
-                </m:r>
-                <m:sSub>
-                  <m:e>
-                    <m:r>
-                      <m:rPr>
-                        <m:scr m:val="script"/>
-                        <m:sty m:val="p"/>
-                      </m:rPr>
-                      <m:t>D</m:t>
-                    </m:r>
-                  </m:e>
-                  <m:sub>
-                    <m:r>
-                      <m:rPr>
-                        <m:nor/>
-                        <m:sty m:val="p"/>
-                      </m:rPr>
-                      <m:t>train</m:t>
-                    </m:r>
-                  </m:sub>
-                </m:sSub>
               </m:e>
-            </m:d>
-            <m:r>
-              <m:t>​</m:t>
-            </m:r>
+            </m:acc>
           </m:e>
         </m:d>
         <m:r>
           <m:t>​</m:t>
         </m:r>
-        <m:sSup>
-          <m:e>
-            <m:r>
-              <m:rPr>
-                <m:sty m:val="p"/>
-              </m:rPr>
-              <m:t>]</m:t>
-            </m:r>
-          </m:e>
-          <m:sup>
-            <m:r>
-              <m:t>2</m:t>
-            </m:r>
-          </m:sup>
-        </m:sSup>
         <m:r>
           <m:rPr>
             <m:sty m:val="p"/>
@@ -17514,89 +17258,37 @@
           <m:t>=</m:t>
         </m:r>
         <m:r>
-          <m:t>1</m:t>
+          <m:t>2</m:t>
         </m:r>
       </m:oMath>
       <w:r>
-        <w:t xml:space="preserve"> </w:t>
-      </w:r>
-      <w:r>
-        <w:t xml:space="preserve">and variance</w:t>
+        <w:t xml:space="preserve">.</w:t>
+      </w:r>
+      <w:r>
+        <w:t xml:space="preserve"> </w:t>
+      </w:r>
+      <w:r>
+        <w:t xml:space="preserve">The new outcome is</w:t>
       </w:r>
       <w:r>
         <w:t xml:space="preserve"> </w:t>
       </w:r>
       <m:oMath>
-        <m:r>
-          <m:rPr>
-            <m:sty m:val="p"/>
-          </m:rPr>
-          <m:t>Var</m:t>
-        </m:r>
-        <m:r>
-          <m:t>​</m:t>
-        </m:r>
-        <m:d>
-          <m:dPr>
-            <m:begChr m:val="("/>
-            <m:sepChr m:val=""/>
-            <m:endChr m:val=")"/>
-            <m:grow/>
-          </m:dPr>
+        <m:sSub>
           <m:e>
             <m:r>
-              <m:t>g</m:t>
-            </m:r>
-            <m:r>
-              <m:t>​</m:t>
-            </m:r>
-            <m:d>
-              <m:dPr>
-                <m:begChr m:val="("/>
-                <m:sepChr m:val=""/>
-                <m:endChr m:val=")"/>
-                <m:grow/>
-              </m:dPr>
-              <m:e>
-                <m:r>
-                  <m:t>x</m:t>
-                </m:r>
-                <m:r>
-                  <m:rPr>
-                    <m:sty m:val="p"/>
-                  </m:rPr>
-                  <m:t>;</m:t>
-                </m:r>
-                <m:sSub>
-                  <m:e>
-                    <m:r>
-                      <m:rPr>
-                        <m:scr m:val="script"/>
-                        <m:sty m:val="p"/>
-                      </m:rPr>
-                      <m:t>D</m:t>
-                    </m:r>
-                  </m:e>
-                  <m:sub>
-                    <m:r>
-                      <m:rPr>
-                        <m:nor/>
-                        <m:sty m:val="p"/>
-                      </m:rPr>
-                      <m:t>train</m:t>
-                    </m:r>
-                  </m:sub>
-                </m:sSub>
-              </m:e>
-            </m:d>
-            <m:r>
-              <m:t>​</m:t>
+              <m:t>Y</m:t>
             </m:r>
           </m:e>
-        </m:d>
-        <m:r>
-          <m:t>​</m:t>
-        </m:r>
+          <m:sub>
+            <m:r>
+              <m:rPr>
+                <m:sty m:val="p"/>
+              </m:rPr>
+              <m:t>*</m:t>
+            </m:r>
+          </m:sub>
+        </m:sSub>
         <m:r>
           <m:rPr>
             <m:sty m:val="p"/>
@@ -17604,37 +17296,71 @@
           <m:t>=</m:t>
         </m:r>
         <m:r>
-          <m:t>2</m:t>
+          <m:t>μ</m:t>
+        </m:r>
+        <m:r>
+          <m:rPr>
+            <m:sty m:val="p"/>
+          </m:rPr>
+          <m:t>+</m:t>
+        </m:r>
+        <m:r>
+          <m:t>ν</m:t>
         </m:r>
       </m:oMath>
       <w:r>
-        <w:t xml:space="preserve">.</w:t>
-      </w:r>
-      <w:r>
-        <w:t xml:space="preserve"> </w:t>
-      </w:r>
-      <w:r>
-        <w:t xml:space="preserve">The new outcome is</w:t>
+        <w:t xml:space="preserve">,</w:t>
+      </w:r>
+      <w:r>
+        <w:t xml:space="preserve"> </w:t>
+      </w:r>
+      <w:r>
+        <w:t xml:space="preserve">where</w:t>
       </w:r>
       <w:r>
         <w:t xml:space="preserve"> </w:t>
       </w:r>
       <m:oMath>
-        <m:sSub>
+        <m:r>
+          <m:t>ν</m:t>
+        </m:r>
+      </m:oMath>
+      <w:r>
+        <w:t xml:space="preserve"> </w:t>
+      </w:r>
+      <w:r>
+        <w:t xml:space="preserve">has mean</w:t>
+      </w:r>
+      <w:r>
+        <w:t xml:space="preserve"> </w:t>
+      </w:r>
+      <m:oMath>
+        <m:r>
+          <m:t>0</m:t>
+        </m:r>
+      </m:oMath>
+      <w:r>
+        <w:t xml:space="preserve"> </w:t>
+      </w:r>
+      <w:r>
+        <w:t xml:space="preserve">and variance</w:t>
+      </w:r>
+      <w:r>
+        <w:t xml:space="preserve"> </w:t>
+      </w:r>
+      <m:oMath>
+        <m:sSup>
           <m:e>
             <m:r>
-              <m:t>Y</m:t>
+              <m:t>σ</m:t>
             </m:r>
           </m:e>
-          <m:sub>
-            <m:r>
-              <m:rPr>
-                <m:sty m:val="p"/>
-              </m:rPr>
-              <m:t>*</m:t>
-            </m:r>
-          </m:sub>
-        </m:sSub>
+          <m:sup>
+            <m:r>
+              <m:t>2</m:t>
+            </m:r>
+          </m:sup>
+        </m:sSup>
         <m:r>
           <m:rPr>
             <m:sty m:val="p"/>
@@ -17642,154 +17368,29 @@
           <m:t>=</m:t>
         </m:r>
         <m:r>
-          <m:t>μ</m:t>
-        </m:r>
-        <m:r>
-          <m:rPr>
-            <m:sty m:val="p"/>
-          </m:rPr>
-          <m:t>(</m:t>
-        </m:r>
-        <m:r>
-          <m:t>x</m:t>
-        </m:r>
-        <m:r>
-          <m:rPr>
-            <m:sty m:val="p"/>
-          </m:rPr>
-          <m:t>)</m:t>
-        </m:r>
-        <m:r>
-          <m:rPr>
-            <m:sty m:val="p"/>
-          </m:rPr>
-          <m:t>+</m:t>
-        </m:r>
-        <m:r>
-          <m:t>ν</m:t>
+          <m:t>3</m:t>
         </m:r>
       </m:oMath>
       <w:r>
-        <w:t xml:space="preserve">,</w:t>
-      </w:r>
-      <w:r>
-        <w:t xml:space="preserve"> </w:t>
-      </w:r>
-      <w:r>
-        <w:t xml:space="preserve">where</w:t>
+        <w:t xml:space="preserve"> </w:t>
+      </w:r>
+      <w:r>
+        <w:t xml:space="preserve">and is independent of</w:t>
       </w:r>
       <w:r>
         <w:t xml:space="preserve"> </w:t>
       </w:r>
       <m:oMath>
-        <m:r>
-          <m:t>ν</m:t>
-        </m:r>
-      </m:oMath>
-      <w:r>
-        <w:t xml:space="preserve"> </w:t>
-      </w:r>
-      <w:r>
-        <w:t xml:space="preserve">has mean</w:t>
-      </w:r>
-      <w:r>
-        <w:t xml:space="preserve"> </w:t>
-      </w:r>
-      <m:oMath>
-        <m:r>
-          <m:t>0</m:t>
-        </m:r>
-      </m:oMath>
-      <w:r>
-        <w:t xml:space="preserve"> </w:t>
-      </w:r>
-      <w:r>
-        <w:t xml:space="preserve">and variance</w:t>
-      </w:r>
-      <w:r>
-        <w:t xml:space="preserve"> </w:t>
-      </w:r>
-      <m:oMath>
-        <m:sSup>
+        <m:acc>
+          <m:accPr>
+            <m:chr m:val="̂"/>
+          </m:accPr>
           <m:e>
             <m:r>
-              <m:t>σ</m:t>
+              <m:t>y</m:t>
             </m:r>
           </m:e>
-          <m:sup>
-            <m:r>
-              <m:t>2</m:t>
-            </m:r>
-          </m:sup>
-        </m:sSup>
-        <m:r>
-          <m:rPr>
-            <m:sty m:val="p"/>
-          </m:rPr>
-          <m:t>=</m:t>
-        </m:r>
-        <m:r>
-          <m:t>3</m:t>
-        </m:r>
-      </m:oMath>
-      <w:r>
-        <w:t xml:space="preserve"> </w:t>
-      </w:r>
-      <w:r>
-        <w:t xml:space="preserve">and is independent of</w:t>
-      </w:r>
-      <w:r>
-        <w:t xml:space="preserve"> </w:t>
-      </w:r>
-      <m:oMath>
-        <m:r>
-          <m:t>g</m:t>
-        </m:r>
-        <m:r>
-          <m:t>​</m:t>
-        </m:r>
-        <m:d>
-          <m:dPr>
-            <m:begChr m:val="("/>
-            <m:sepChr m:val=""/>
-            <m:endChr m:val=")"/>
-            <m:grow/>
-          </m:dPr>
-          <m:e>
-            <m:r>
-              <m:t>x</m:t>
-            </m:r>
-            <m:r>
-              <m:rPr>
-                <m:sty m:val="p"/>
-              </m:rPr>
-              <m:t>;</m:t>
-            </m:r>
-            <m:sSub>
-              <m:e>
-                <m:r>
-                  <m:rPr>
-                    <m:scr m:val="script"/>
-                    <m:sty m:val="p"/>
-                  </m:rPr>
-                  <m:t>D</m:t>
-                </m:r>
-              </m:e>
-              <m:sub>
-                <m:r>
-                  <m:rPr>
-                    <m:nor/>
-                    <m:sty m:val="p"/>
-                  </m:rPr>
-                  <m:t>train</m:t>
-                </m:r>
-              </m:sub>
-            </m:sSub>
-          </m:e>
-        </m:d>
-        <m:r>
-          <m:t>​</m:t>
-        </m:r>
+        </m:acc>
       </m:oMath>
       <w:r>
         <w:t xml:space="preserve">.</w:t>
@@ -17854,54 +17455,16 @@
               </m:rPr>
               <m:t>−</m:t>
             </m:r>
-            <m:r>
-              <m:t>g</m:t>
-            </m:r>
-            <m:r>
-              <m:t>​</m:t>
-            </m:r>
-            <m:d>
-              <m:dPr>
-                <m:begChr m:val="("/>
-                <m:sepChr m:val=""/>
-                <m:endChr m:val=")"/>
-                <m:grow/>
-              </m:dPr>
+            <m:acc>
+              <m:accPr>
+                <m:chr m:val="̂"/>
+              </m:accPr>
               <m:e>
                 <m:r>
-                  <m:t>x</m:t>
+                  <m:t>y</m:t>
                 </m:r>
-                <m:r>
-                  <m:rPr>
-                    <m:sty m:val="p"/>
-                  </m:rPr>
-                  <m:t>;</m:t>
-                </m:r>
-                <m:sSub>
-                  <m:e>
-                    <m:r>
-                      <m:rPr>
-                        <m:scr m:val="script"/>
-                        <m:sty m:val="p"/>
-                      </m:rPr>
-                      <m:t>D</m:t>
-                    </m:r>
-                  </m:e>
-                  <m:sub>
-                    <m:r>
-                      <m:rPr>
-                        <m:nor/>
-                        <m:sty m:val="p"/>
-                      </m:rPr>
-                      <m:t>train</m:t>
-                    </m:r>
-                  </m:sub>
-                </m:sSub>
               </m:e>
-            </m:d>
-            <m:r>
-              <m:t>​</m:t>
-            </m:r>
+            </m:acc>
             <m:sSup>
               <m:e>
                 <m:r>
@@ -17942,54 +17505,16 @@
         <w:t xml:space="preserve"> </w:t>
       </w:r>
       <m:oMath>
-        <m:r>
-          <m:t>g</m:t>
-        </m:r>
-        <m:r>
-          <m:t>​</m:t>
-        </m:r>
-        <m:d>
-          <m:dPr>
-            <m:begChr m:val="("/>
-            <m:sepChr m:val=""/>
-            <m:endChr m:val=")"/>
-            <m:grow/>
-          </m:dPr>
+        <m:acc>
+          <m:accPr>
+            <m:chr m:val="̂"/>
+          </m:accPr>
           <m:e>
             <m:r>
-              <m:t>x</m:t>
-            </m:r>
-            <m:r>
-              <m:rPr>
-                <m:sty m:val="p"/>
-              </m:rPr>
-              <m:t>;</m:t>
-            </m:r>
-            <m:sSub>
-              <m:e>
-                <m:r>
-                  <m:rPr>
-                    <m:scr m:val="script"/>
-                    <m:sty m:val="p"/>
-                  </m:rPr>
-                  <m:t>D</m:t>
-                </m:r>
-              </m:e>
-              <m:sub>
-                <m:r>
-                  <m:rPr>
-                    <m:nor/>
-                    <m:sty m:val="p"/>
-                  </m:rPr>
-                  <m:t>train</m:t>
-                </m:r>
-              </m:sub>
-            </m:sSub>
+              <m:t>y</m:t>
+            </m:r>
           </m:e>
-        </m:d>
-        <m:r>
-          <m:t>​</m:t>
-        </m:r>
+        </m:acc>
       </m:oMath>
       <w:r>
         <w:t xml:space="preserve">,</w:t>
@@ -18022,54 +17547,16 @@
         <w:t xml:space="preserve"> </w:t>
       </w:r>
       <m:oMath>
-        <m:r>
-          <m:t>g</m:t>
-        </m:r>
-        <m:r>
-          <m:t>​</m:t>
-        </m:r>
-        <m:d>
-          <m:dPr>
-            <m:begChr m:val="("/>
-            <m:sepChr m:val=""/>
-            <m:endChr m:val=")"/>
-            <m:grow/>
-          </m:dPr>
+        <m:acc>
+          <m:accPr>
+            <m:chr m:val="̂"/>
+          </m:accPr>
           <m:e>
             <m:r>
-              <m:t>x</m:t>
-            </m:r>
-            <m:r>
-              <m:rPr>
-                <m:sty m:val="p"/>
-              </m:rPr>
-              <m:t>;</m:t>
-            </m:r>
-            <m:sSub>
-              <m:e>
-                <m:r>
-                  <m:rPr>
-                    <m:scr m:val="script"/>
-                    <m:sty m:val="p"/>
-                  </m:rPr>
-                  <m:t>D</m:t>
-                </m:r>
-              </m:e>
-              <m:sub>
-                <m:r>
-                  <m:rPr>
-                    <m:nor/>
-                    <m:sty m:val="p"/>
-                  </m:rPr>
-                  <m:t>train</m:t>
-                </m:r>
-              </m:sub>
-            </m:sSub>
+              <m:t>y</m:t>
+            </m:r>
           </m:e>
-        </m:d>
-        <m:r>
-          <m:t>​</m:t>
-        </m:r>
+        </m:acc>
       </m:oMath>
       <w:r>
         <w:t xml:space="preserve">,</w:t>
@@ -18288,54 +17775,16 @@
         <w:t xml:space="preserve"> </w:t>
       </w:r>
       <m:oMath>
-        <m:r>
-          <m:t>g</m:t>
-        </m:r>
-        <m:r>
-          <m:t>​</m:t>
-        </m:r>
-        <m:d>
-          <m:dPr>
-            <m:begChr m:val="("/>
-            <m:sepChr m:val=""/>
-            <m:endChr m:val=")"/>
-            <m:grow/>
-          </m:dPr>
+        <m:acc>
+          <m:accPr>
+            <m:chr m:val="̂"/>
+          </m:accPr>
           <m:e>
             <m:r>
-              <m:t>x</m:t>
-            </m:r>
-            <m:r>
-              <m:rPr>
-                <m:sty m:val="p"/>
-              </m:rPr>
-              <m:t>;</m:t>
-            </m:r>
-            <m:sSub>
-              <m:e>
-                <m:r>
-                  <m:rPr>
-                    <m:scr m:val="script"/>
-                    <m:sty m:val="p"/>
-                  </m:rPr>
-                  <m:t>D</m:t>
-                </m:r>
-              </m:e>
-              <m:sub>
-                <m:r>
-                  <m:rPr>
-                    <m:nor/>
-                    <m:sty m:val="p"/>
-                  </m:rPr>
-                  <m:t>train</m:t>
-                </m:r>
-              </m:sub>
-            </m:sSub>
+              <m:t>y</m:t>
+            </m:r>
           </m:e>
-        </m:d>
-        <m:r>
-          <m:t>​</m:t>
-        </m:r>
+        </m:acc>
       </m:oMath>
       <w:r>
         <w:t xml:space="preserve">,</w:t>
@@ -18491,21 +17940,6 @@
         </m:r>
         <m:r>
           <m:t>μ</m:t>
-        </m:r>
-        <m:r>
-          <m:rPr>
-            <m:sty m:val="p"/>
-          </m:rPr>
-          <m:t>(</m:t>
-        </m:r>
-        <m:r>
-          <m:t>x</m:t>
-        </m:r>
-        <m:r>
-          <m:rPr>
-            <m:sty m:val="p"/>
-          </m:rPr>
-          <m:t>)</m:t>
         </m:r>
         <m:r>
           <m:rPr>
@@ -18695,21 +18129,6 @@
       <m:oMath>
         <m:r>
           <m:t>μ</m:t>
-        </m:r>
-        <m:r>
-          <m:rPr>
-            <m:sty m:val="p"/>
-          </m:rPr>
-          <m:t>(</m:t>
-        </m:r>
-        <m:r>
-          <m:t>x</m:t>
-        </m:r>
-        <m:r>
-          <m:rPr>
-            <m:sty m:val="p"/>
-          </m:rPr>
-          <m:t>)</m:t>
         </m:r>
       </m:oMath>
       <w:r>
@@ -18793,54 +18212,16 @@
                         </m:rPr>
                         <m:t>−</m:t>
                       </m:r>
-                      <m:r>
-                        <m:t>g</m:t>
-                      </m:r>
-                      <m:r>
-                        <m:t>​</m:t>
-                      </m:r>
-                      <m:d>
-                        <m:dPr>
-                          <m:begChr m:val="("/>
-                          <m:sepChr m:val=""/>
-                          <m:endChr m:val=")"/>
-                          <m:grow/>
-                        </m:dPr>
+                      <m:acc>
+                        <m:accPr>
+                          <m:chr m:val="̂"/>
+                        </m:accPr>
                         <m:e>
                           <m:r>
-                            <m:t>x</m:t>
+                            <m:t>y</m:t>
                           </m:r>
-                          <m:r>
-                            <m:rPr>
-                              <m:sty m:val="p"/>
-                            </m:rPr>
-                            <m:t>;</m:t>
-                          </m:r>
-                          <m:sSub>
-                            <m:e>
-                              <m:r>
-                                <m:rPr>
-                                  <m:scr m:val="script"/>
-                                  <m:sty m:val="p"/>
-                                </m:rPr>
-                                <m:t>D</m:t>
-                              </m:r>
-                            </m:e>
-                            <m:sub>
-                              <m:r>
-                                <m:rPr>
-                                  <m:nor/>
-                                  <m:sty m:val="p"/>
-                                </m:rPr>
-                                <m:t>train</m:t>
-                              </m:r>
-                            </m:sub>
-                          </m:sSub>
                         </m:e>
-                      </m:d>
-                      <m:r>
-                        <m:t>​</m:t>
-                      </m:r>
+                      </m:acc>
                     </m:e>
                   </m:d>
                   <m:r>
@@ -18955,21 +18336,6 @@
         <m:r>
           <m:t>μ</m:t>
         </m:r>
-        <m:r>
-          <m:rPr>
-            <m:sty m:val="p"/>
-          </m:rPr>
-          <m:t>(</m:t>
-        </m:r>
-        <m:r>
-          <m:t>x</m:t>
-        </m:r>
-        <m:r>
-          <m:rPr>
-            <m:sty m:val="p"/>
-          </m:rPr>
-          <m:t>)</m:t>
-        </m:r>
       </m:oMath>
       <w:r>
         <w:t xml:space="preserve">:</w:t>
@@ -19007,54 +18373,16 @@
                 </m:rPr>
                 <m:t>−</m:t>
               </m:r>
-              <m:r>
-                <m:t>g</m:t>
-              </m:r>
-              <m:r>
-                <m:t>​</m:t>
-              </m:r>
-              <m:d>
-                <m:dPr>
-                  <m:begChr m:val="("/>
-                  <m:sepChr m:val=""/>
-                  <m:endChr m:val=")"/>
-                  <m:grow/>
-                </m:dPr>
+              <m:acc>
+                <m:accPr>
+                  <m:chr m:val="̂"/>
+                </m:accPr>
                 <m:e>
                   <m:r>
-                    <m:t>x</m:t>
+                    <m:t>y</m:t>
                   </m:r>
-                  <m:r>
-                    <m:rPr>
-                      <m:sty m:val="p"/>
-                    </m:rPr>
-                    <m:t>;</m:t>
-                  </m:r>
-                  <m:sSub>
-                    <m:e>
-                      <m:r>
-                        <m:rPr>
-                          <m:scr m:val="script"/>
-                          <m:sty m:val="p"/>
-                        </m:rPr>
-                        <m:t>D</m:t>
-                      </m:r>
-                    </m:e>
-                    <m:sub>
-                      <m:r>
-                        <m:rPr>
-                          <m:nor/>
-                          <m:sty m:val="p"/>
-                        </m:rPr>
-                        <m:t>train</m:t>
-                      </m:r>
-                    </m:sub>
-                  </m:sSub>
                 </m:e>
-              </m:d>
-              <m:r>
-                <m:t>​</m:t>
-              </m:r>
+              </m:acc>
               <m:r>
                 <m:t>&amp;</m:t>
               </m:r>
@@ -19099,21 +18427,6 @@
                   <m:r>
                     <m:t>μ</m:t>
                   </m:r>
-                  <m:r>
-                    <m:rPr>
-                      <m:sty m:val="p"/>
-                    </m:rPr>
-                    <m:t>(</m:t>
-                  </m:r>
-                  <m:r>
-                    <m:t>x</m:t>
-                  </m:r>
-                  <m:r>
-                    <m:rPr>
-                      <m:sty m:val="p"/>
-                    </m:rPr>
-                    <m:t>)</m:t>
-                  </m:r>
                 </m:e>
               </m:d>
               <m:r>
@@ -19143,71 +18456,18 @@
                     <m:rPr>
                       <m:sty m:val="p"/>
                     </m:rPr>
-                    <m:t>(</m:t>
-                  </m:r>
-                  <m:r>
-                    <m:t>x</m:t>
-                  </m:r>
-                  <m:r>
-                    <m:rPr>
-                      <m:sty m:val="p"/>
-                    </m:rPr>
-                    <m:t>)</m:t>
-                  </m:r>
-                  <m:r>
-                    <m:rPr>
-                      <m:sty m:val="p"/>
-                    </m:rPr>
                     <m:t>−</m:t>
                   </m:r>
-                  <m:r>
-                    <m:t>g</m:t>
-                  </m:r>
-                  <m:r>
-                    <m:t>​</m:t>
-                  </m:r>
-                  <m:d>
-                    <m:dPr>
-                      <m:begChr m:val="("/>
-                      <m:sepChr m:val=""/>
-                      <m:endChr m:val=")"/>
-                      <m:grow/>
-                    </m:dPr>
+                  <m:acc>
+                    <m:accPr>
+                      <m:chr m:val="̂"/>
+                    </m:accPr>
                     <m:e>
                       <m:r>
-                        <m:t>x</m:t>
+                        <m:t>y</m:t>
                       </m:r>
-                      <m:r>
-                        <m:rPr>
-                          <m:sty m:val="p"/>
-                        </m:rPr>
-                        <m:t>;</m:t>
-                      </m:r>
-                      <m:sSub>
-                        <m:e>
-                          <m:r>
-                            <m:rPr>
-                              <m:scr m:val="script"/>
-                              <m:sty m:val="p"/>
-                            </m:rPr>
-                            <m:t>D</m:t>
-                          </m:r>
-                        </m:e>
-                        <m:sub>
-                          <m:r>
-                            <m:rPr>
-                              <m:nor/>
-                              <m:sty m:val="p"/>
-                            </m:rPr>
-                            <m:t>train</m:t>
-                          </m:r>
-                        </m:sub>
-                      </m:sSub>
                     </m:e>
-                  </m:d>
-                  <m:r>
-                    <m:t>​</m:t>
-                  </m:r>
+                  </m:acc>
                 </m:e>
               </m:d>
               <m:r>
@@ -19228,21 +18488,6 @@
               </m:r>
               <m:r>
                 <m:t>μ</m:t>
-              </m:r>
-              <m:r>
-                <m:rPr>
-                  <m:sty m:val="p"/>
-                </m:rPr>
-                <m:t>(</m:t>
-              </m:r>
-              <m:r>
-                <m:t>x</m:t>
-              </m:r>
-              <m:r>
-                <m:rPr>
-                  <m:sty m:val="p"/>
-                </m:rPr>
-                <m:t>)</m:t>
               </m:r>
               <m:r>
                 <m:rPr>
@@ -19289,71 +18534,18 @@
                     <m:rPr>
                       <m:sty m:val="p"/>
                     </m:rPr>
-                    <m:t>(</m:t>
-                  </m:r>
-                  <m:r>
-                    <m:t>x</m:t>
-                  </m:r>
-                  <m:r>
-                    <m:rPr>
-                      <m:sty m:val="p"/>
-                    </m:rPr>
-                    <m:t>)</m:t>
-                  </m:r>
-                  <m:r>
-                    <m:rPr>
-                      <m:sty m:val="p"/>
-                    </m:rPr>
                     <m:t>−</m:t>
                   </m:r>
-                  <m:r>
-                    <m:t>g</m:t>
-                  </m:r>
-                  <m:r>
-                    <m:t>​</m:t>
-                  </m:r>
-                  <m:d>
-                    <m:dPr>
-                      <m:begChr m:val="("/>
-                      <m:sepChr m:val=""/>
-                      <m:endChr m:val=")"/>
-                      <m:grow/>
-                    </m:dPr>
+                  <m:acc>
+                    <m:accPr>
+                      <m:chr m:val="̂"/>
+                    </m:accPr>
                     <m:e>
                       <m:r>
-                        <m:t>x</m:t>
+                        <m:t>y</m:t>
                       </m:r>
-                      <m:r>
-                        <m:rPr>
-                          <m:sty m:val="p"/>
-                        </m:rPr>
-                        <m:t>;</m:t>
-                      </m:r>
-                      <m:sSub>
-                        <m:e>
-                          <m:r>
-                            <m:rPr>
-                              <m:scr m:val="script"/>
-                              <m:sty m:val="p"/>
-                            </m:rPr>
-                            <m:t>D</m:t>
-                          </m:r>
-                        </m:e>
-                        <m:sub>
-                          <m:r>
-                            <m:rPr>
-                              <m:nor/>
-                              <m:sty m:val="p"/>
-                            </m:rPr>
-                            <m:t>train</m:t>
-                          </m:r>
-                        </m:sub>
-                      </m:sSub>
                     </m:e>
-                  </m:d>
-                  <m:r>
-                    <m:t>​</m:t>
-                  </m:r>
+                  </m:acc>
                 </m:e>
               </m:d>
               <m:r>
@@ -19452,54 +18644,16 @@
                         </m:rPr>
                         <m:t>−</m:t>
                       </m:r>
-                      <m:r>
-                        <m:t>g</m:t>
-                      </m:r>
-                      <m:r>
-                        <m:t>​</m:t>
-                      </m:r>
-                      <m:d>
-                        <m:dPr>
-                          <m:begChr m:val="("/>
-                          <m:sepChr m:val=""/>
-                          <m:endChr m:val=")"/>
-                          <m:grow/>
-                        </m:dPr>
+                      <m:acc>
+                        <m:accPr>
+                          <m:chr m:val="̂"/>
+                        </m:accPr>
                         <m:e>
                           <m:r>
-                            <m:t>x</m:t>
+                            <m:t>y</m:t>
                           </m:r>
-                          <m:r>
-                            <m:rPr>
-                              <m:sty m:val="p"/>
-                            </m:rPr>
-                            <m:t>;</m:t>
-                          </m:r>
-                          <m:sSub>
-                            <m:e>
-                              <m:r>
-                                <m:rPr>
-                                  <m:scr m:val="script"/>
-                                  <m:sty m:val="p"/>
-                                </m:rPr>
-                                <m:t>D</m:t>
-                              </m:r>
-                            </m:e>
-                            <m:sub>
-                              <m:r>
-                                <m:rPr>
-                                  <m:nor/>
-                                  <m:sty m:val="p"/>
-                                </m:rPr>
-                                <m:t>train</m:t>
-                              </m:r>
-                            </m:sub>
-                          </m:sSub>
                         </m:e>
-                      </m:d>
-                      <m:r>
-                        <m:t>​</m:t>
-                      </m:r>
+                      </m:acc>
                     </m:e>
                   </m:d>
                   <m:r>
@@ -19563,71 +18717,18 @@
                     <m:rPr>
                       <m:sty m:val="p"/>
                     </m:rPr>
-                    <m:t>(</m:t>
-                  </m:r>
-                  <m:r>
-                    <m:t>x</m:t>
-                  </m:r>
-                  <m:r>
-                    <m:rPr>
-                      <m:sty m:val="p"/>
-                    </m:rPr>
-                    <m:t>)</m:t>
-                  </m:r>
-                  <m:r>
-                    <m:rPr>
-                      <m:sty m:val="p"/>
-                    </m:rPr>
                     <m:t>−</m:t>
                   </m:r>
-                  <m:r>
-                    <m:t>g</m:t>
-                  </m:r>
-                  <m:r>
-                    <m:t>​</m:t>
-                  </m:r>
-                  <m:d>
-                    <m:dPr>
-                      <m:begChr m:val="("/>
-                      <m:sepChr m:val=""/>
-                      <m:endChr m:val=")"/>
-                      <m:grow/>
-                    </m:dPr>
+                  <m:acc>
+                    <m:accPr>
+                      <m:chr m:val="̂"/>
+                    </m:accPr>
                     <m:e>
                       <m:r>
-                        <m:t>x</m:t>
+                        <m:t>y</m:t>
                       </m:r>
-                      <m:r>
-                        <m:rPr>
-                          <m:sty m:val="p"/>
-                        </m:rPr>
-                        <m:t>;</m:t>
-                      </m:r>
-                      <m:sSub>
-                        <m:e>
-                          <m:r>
-                            <m:rPr>
-                              <m:scr m:val="script"/>
-                              <m:sty m:val="p"/>
-                            </m:rPr>
-                            <m:t>D</m:t>
-                          </m:r>
-                        </m:e>
-                        <m:sub>
-                          <m:r>
-                            <m:rPr>
-                              <m:nor/>
-                              <m:sty m:val="p"/>
-                            </m:rPr>
-                            <m:t>train</m:t>
-                          </m:r>
-                        </m:sub>
-                      </m:sSub>
                     </m:e>
-                  </m:d>
-                  <m:r>
-                    <m:t>​</m:t>
-                  </m:r>
+                  </m:acc>
                 </m:e>
               </m:d>
               <m:r>
@@ -19659,71 +18760,18 @@
                         <m:rPr>
                           <m:sty m:val="p"/>
                         </m:rPr>
-                        <m:t>(</m:t>
-                      </m:r>
-                      <m:r>
-                        <m:t>x</m:t>
-                      </m:r>
-                      <m:r>
-                        <m:rPr>
-                          <m:sty m:val="p"/>
-                        </m:rPr>
-                        <m:t>)</m:t>
-                      </m:r>
-                      <m:r>
-                        <m:rPr>
-                          <m:sty m:val="p"/>
-                        </m:rPr>
                         <m:t>−</m:t>
                       </m:r>
-                      <m:r>
-                        <m:t>g</m:t>
-                      </m:r>
-                      <m:r>
-                        <m:t>​</m:t>
-                      </m:r>
-                      <m:d>
-                        <m:dPr>
-                          <m:begChr m:val="("/>
-                          <m:sepChr m:val=""/>
-                          <m:endChr m:val=")"/>
-                          <m:grow/>
-                        </m:dPr>
+                      <m:acc>
+                        <m:accPr>
+                          <m:chr m:val="̂"/>
+                        </m:accPr>
                         <m:e>
                           <m:r>
-                            <m:t>x</m:t>
+                            <m:t>y</m:t>
                           </m:r>
-                          <m:r>
-                            <m:rPr>
-                              <m:sty m:val="p"/>
-                            </m:rPr>
-                            <m:t>;</m:t>
-                          </m:r>
-                          <m:sSub>
-                            <m:e>
-                              <m:r>
-                                <m:rPr>
-                                  <m:scr m:val="script"/>
-                                  <m:sty m:val="p"/>
-                                </m:rPr>
-                                <m:t>D</m:t>
-                              </m:r>
-                            </m:e>
-                            <m:sub>
-                              <m:r>
-                                <m:rPr>
-                                  <m:nor/>
-                                  <m:sty m:val="p"/>
-                                </m:rPr>
-                                <m:t>train</m:t>
-                              </m:r>
-                            </m:sub>
-                          </m:sSub>
                         </m:e>
-                      </m:d>
-                      <m:r>
-                        <m:t>​</m:t>
-                      </m:r>
+                      </m:acc>
                     </m:e>
                   </m:d>
                   <m:r>
@@ -20284,21 +19332,6 @@
         <m:r>
           <m:t>μ</m:t>
         </m:r>
-        <m:r>
-          <m:rPr>
-            <m:sty m:val="p"/>
-          </m:rPr>
-          <m:t>(</m:t>
-        </m:r>
-        <m:r>
-          <m:t>x</m:t>
-        </m:r>
-        <m:r>
-          <m:rPr>
-            <m:sty m:val="p"/>
-          </m:rPr>
-          <m:t>)</m:t>
-        </m:r>
       </m:oMath>
       <w:r>
         <w:t xml:space="preserve"> </w:t>
@@ -20450,54 +19483,16 @@
         <w:t xml:space="preserve"> </w:t>
       </w:r>
       <m:oMath>
-        <m:r>
-          <m:t>g</m:t>
-        </m:r>
-        <m:r>
-          <m:t>​</m:t>
-        </m:r>
-        <m:d>
-          <m:dPr>
-            <m:begChr m:val="("/>
-            <m:sepChr m:val=""/>
-            <m:endChr m:val=")"/>
-            <m:grow/>
-          </m:dPr>
+        <m:acc>
+          <m:accPr>
+            <m:chr m:val="̂"/>
+          </m:accPr>
           <m:e>
             <m:r>
-              <m:t>x</m:t>
-            </m:r>
-            <m:r>
-              <m:rPr>
-                <m:sty m:val="p"/>
-              </m:rPr>
-              <m:t>;</m:t>
-            </m:r>
-            <m:sSub>
-              <m:e>
-                <m:r>
-                  <m:rPr>
-                    <m:scr m:val="script"/>
-                    <m:sty m:val="p"/>
-                  </m:rPr>
-                  <m:t>D</m:t>
-                </m:r>
-              </m:e>
-              <m:sub>
-                <m:r>
-                  <m:rPr>
-                    <m:nor/>
-                    <m:sty m:val="p"/>
-                  </m:rPr>
-                  <m:t>train</m:t>
-                </m:r>
-              </m:sub>
-            </m:sSub>
+              <m:t>y</m:t>
+            </m:r>
           </m:e>
-        </m:d>
-        <m:r>
-          <m:t>​</m:t>
-        </m:r>
+        </m:acc>
       </m:oMath>
       <w:r>
         <w:t xml:space="preserve"> </w:t>
@@ -20511,21 +19506,6 @@
       <m:oMath>
         <m:r>
           <m:t>μ</m:t>
-        </m:r>
-        <m:r>
-          <m:rPr>
-            <m:sty m:val="p"/>
-          </m:rPr>
-          <m:t>(</m:t>
-        </m:r>
-        <m:r>
-          <m:t>x</m:t>
-        </m:r>
-        <m:r>
-          <m:rPr>
-            <m:sty m:val="p"/>
-          </m:rPr>
-          <m:t>)</m:t>
         </m:r>
         <m:r>
           <m:rPr>
@@ -20533,54 +19513,16 @@
           </m:rPr>
           <m:t>−</m:t>
         </m:r>
-        <m:r>
-          <m:t>g</m:t>
-        </m:r>
-        <m:r>
-          <m:t>​</m:t>
-        </m:r>
-        <m:d>
-          <m:dPr>
-            <m:begChr m:val="("/>
-            <m:sepChr m:val=""/>
-            <m:endChr m:val=")"/>
-            <m:grow/>
-          </m:dPr>
+        <m:acc>
+          <m:accPr>
+            <m:chr m:val="̂"/>
+          </m:accPr>
           <m:e>
             <m:r>
-              <m:t>x</m:t>
-            </m:r>
-            <m:r>
-              <m:rPr>
-                <m:sty m:val="p"/>
-              </m:rPr>
-              <m:t>;</m:t>
-            </m:r>
-            <m:sSub>
-              <m:e>
-                <m:r>
-                  <m:rPr>
-                    <m:scr m:val="script"/>
-                    <m:sty m:val="p"/>
-                  </m:rPr>
-                  <m:t>D</m:t>
-                </m:r>
-              </m:e>
-              <m:sub>
-                <m:r>
-                  <m:rPr>
-                    <m:nor/>
-                    <m:sty m:val="p"/>
-                  </m:rPr>
-                  <m:t>train</m:t>
-                </m:r>
-              </m:sub>
-            </m:sSub>
+              <m:t>y</m:t>
+            </m:r>
           </m:e>
-        </m:d>
-        <m:r>
-          <m:t>​</m:t>
-        </m:r>
+        </m:acc>
       </m:oMath>
       <w:r>
         <w:t xml:space="preserve">.</w:t>
@@ -20644,71 +19586,18 @@
                         <m:rPr>
                           <m:sty m:val="p"/>
                         </m:rPr>
-                        <m:t>(</m:t>
-                      </m:r>
-                      <m:r>
-                        <m:t>x</m:t>
-                      </m:r>
-                      <m:r>
-                        <m:rPr>
-                          <m:sty m:val="p"/>
-                        </m:rPr>
-                        <m:t>)</m:t>
-                      </m:r>
-                      <m:r>
-                        <m:rPr>
-                          <m:sty m:val="p"/>
-                        </m:rPr>
                         <m:t>−</m:t>
                       </m:r>
-                      <m:r>
-                        <m:t>g</m:t>
-                      </m:r>
-                      <m:r>
-                        <m:t>​</m:t>
-                      </m:r>
-                      <m:d>
-                        <m:dPr>
-                          <m:begChr m:val="("/>
-                          <m:sepChr m:val=""/>
-                          <m:endChr m:val=")"/>
-                          <m:grow/>
-                        </m:dPr>
+                      <m:acc>
+                        <m:accPr>
+                          <m:chr m:val="̂"/>
+                        </m:accPr>
                         <m:e>
                           <m:r>
-                            <m:t>x</m:t>
+                            <m:t>y</m:t>
                           </m:r>
-                          <m:r>
-                            <m:rPr>
-                              <m:sty m:val="p"/>
-                            </m:rPr>
-                            <m:t>;</m:t>
-                          </m:r>
-                          <m:sSub>
-                            <m:e>
-                              <m:r>
-                                <m:rPr>
-                                  <m:scr m:val="script"/>
-                                  <m:sty m:val="p"/>
-                                </m:rPr>
-                                <m:t>D</m:t>
-                              </m:r>
-                            </m:e>
-                            <m:sub>
-                              <m:r>
-                                <m:rPr>
-                                  <m:nor/>
-                                  <m:sty m:val="p"/>
-                                </m:rPr>
-                                <m:t>train</m:t>
-                              </m:r>
-                            </m:sub>
-                          </m:sSub>
                         </m:e>
-                      </m:d>
-                      <m:r>
-                        <m:t>​</m:t>
-                      </m:r>
+                      </m:acc>
                     </m:e>
                   </m:d>
                   <m:r>
@@ -20769,71 +19658,18 @@
                         <m:rPr>
                           <m:sty m:val="p"/>
                         </m:rPr>
-                        <m:t>(</m:t>
-                      </m:r>
-                      <m:r>
-                        <m:t>x</m:t>
-                      </m:r>
-                      <m:r>
-                        <m:rPr>
-                          <m:sty m:val="p"/>
-                        </m:rPr>
-                        <m:t>)</m:t>
-                      </m:r>
-                      <m:r>
-                        <m:rPr>
-                          <m:sty m:val="p"/>
-                        </m:rPr>
                         <m:t>−</m:t>
                       </m:r>
-                      <m:r>
-                        <m:t>g</m:t>
-                      </m:r>
-                      <m:r>
-                        <m:t>​</m:t>
-                      </m:r>
-                      <m:d>
-                        <m:dPr>
-                          <m:begChr m:val="("/>
-                          <m:sepChr m:val=""/>
-                          <m:endChr m:val=")"/>
-                          <m:grow/>
-                        </m:dPr>
+                      <m:acc>
+                        <m:accPr>
+                          <m:chr m:val="̂"/>
+                        </m:accPr>
                         <m:e>
                           <m:r>
-                            <m:t>x</m:t>
+                            <m:t>y</m:t>
                           </m:r>
-                          <m:r>
-                            <m:rPr>
-                              <m:sty m:val="p"/>
-                            </m:rPr>
-                            <m:t>;</m:t>
-                          </m:r>
-                          <m:sSub>
-                            <m:e>
-                              <m:r>
-                                <m:rPr>
-                                  <m:scr m:val="script"/>
-                                  <m:sty m:val="p"/>
-                                </m:rPr>
-                                <m:t>D</m:t>
-                              </m:r>
-                            </m:e>
-                            <m:sub>
-                              <m:r>
-                                <m:rPr>
-                                  <m:nor/>
-                                  <m:sty m:val="p"/>
-                                </m:rPr>
-                                <m:t>train</m:t>
-                              </m:r>
-                            </m:sub>
-                          </m:sSub>
                         </m:e>
-                      </m:d>
-                      <m:r>
-                        <m:t>​</m:t>
-                      </m:r>
+                      </m:acc>
                     </m:e>
                   </m:d>
                   <m:r>
@@ -20920,71 +19756,18 @@
                     <m:rPr>
                       <m:sty m:val="p"/>
                     </m:rPr>
-                    <m:t>(</m:t>
-                  </m:r>
-                  <m:r>
-                    <m:t>x</m:t>
-                  </m:r>
-                  <m:r>
-                    <m:rPr>
-                      <m:sty m:val="p"/>
-                    </m:rPr>
-                    <m:t>)</m:t>
-                  </m:r>
-                  <m:r>
-                    <m:rPr>
-                      <m:sty m:val="p"/>
-                    </m:rPr>
                     <m:t>−</m:t>
                   </m:r>
-                  <m:r>
-                    <m:t>g</m:t>
-                  </m:r>
-                  <m:r>
-                    <m:t>​</m:t>
-                  </m:r>
-                  <m:d>
-                    <m:dPr>
-                      <m:begChr m:val="("/>
-                      <m:sepChr m:val=""/>
-                      <m:endChr m:val=")"/>
-                      <m:grow/>
-                    </m:dPr>
+                  <m:acc>
+                    <m:accPr>
+                      <m:chr m:val="̂"/>
+                    </m:accPr>
                     <m:e>
                       <m:r>
-                        <m:t>x</m:t>
+                        <m:t>y</m:t>
                       </m:r>
-                      <m:r>
-                        <m:rPr>
-                          <m:sty m:val="p"/>
-                        </m:rPr>
-                        <m:t>;</m:t>
-                      </m:r>
-                      <m:sSub>
-                        <m:e>
-                          <m:r>
-                            <m:rPr>
-                              <m:scr m:val="script"/>
-                              <m:sty m:val="p"/>
-                            </m:rPr>
-                            <m:t>D</m:t>
-                          </m:r>
-                        </m:e>
-                        <m:sub>
-                          <m:r>
-                            <m:rPr>
-                              <m:nor/>
-                              <m:sty m:val="p"/>
-                            </m:rPr>
-                            <m:t>train</m:t>
-                          </m:r>
-                        </m:sub>
-                      </m:sSub>
                     </m:e>
-                  </m:d>
-                  <m:r>
-                    <m:t>​</m:t>
-                  </m:r>
+                  </m:acc>
                 </m:e>
               </m:d>
               <m:r>
@@ -21056,71 +19839,18 @@
                     <m:rPr>
                       <m:sty m:val="p"/>
                     </m:rPr>
-                    <m:t>(</m:t>
-                  </m:r>
-                  <m:r>
-                    <m:t>x</m:t>
-                  </m:r>
-                  <m:r>
-                    <m:rPr>
-                      <m:sty m:val="p"/>
-                    </m:rPr>
-                    <m:t>)</m:t>
-                  </m:r>
-                  <m:r>
-                    <m:rPr>
-                      <m:sty m:val="p"/>
-                    </m:rPr>
                     <m:t>−</m:t>
                   </m:r>
-                  <m:r>
-                    <m:t>g</m:t>
-                  </m:r>
-                  <m:r>
-                    <m:t>​</m:t>
-                  </m:r>
-                  <m:d>
-                    <m:dPr>
-                      <m:begChr m:val="("/>
-                      <m:sepChr m:val=""/>
-                      <m:endChr m:val=")"/>
-                      <m:grow/>
-                    </m:dPr>
+                  <m:acc>
+                    <m:accPr>
+                      <m:chr m:val="̂"/>
+                    </m:accPr>
                     <m:e>
                       <m:r>
-                        <m:t>x</m:t>
+                        <m:t>y</m:t>
                       </m:r>
-                      <m:r>
-                        <m:rPr>
-                          <m:sty m:val="p"/>
-                        </m:rPr>
-                        <m:t>;</m:t>
-                      </m:r>
-                      <m:sSub>
-                        <m:e>
-                          <m:r>
-                            <m:rPr>
-                              <m:scr m:val="script"/>
-                              <m:sty m:val="p"/>
-                            </m:rPr>
-                            <m:t>D</m:t>
-                          </m:r>
-                        </m:e>
-                        <m:sub>
-                          <m:r>
-                            <m:rPr>
-                              <m:nor/>
-                              <m:sty m:val="p"/>
-                            </m:rPr>
-                            <m:t>train</m:t>
-                          </m:r>
-                        </m:sub>
-                      </m:sSub>
                     </m:e>
-                  </m:d>
-                  <m:r>
-                    <m:t>​</m:t>
-                  </m:r>
+                  </m:acc>
                 </m:e>
               </m:d>
               <m:r>
@@ -21250,54 +19980,16 @@
                         </m:rPr>
                         <m:t>−</m:t>
                       </m:r>
-                      <m:r>
-                        <m:t>g</m:t>
-                      </m:r>
-                      <m:r>
-                        <m:t>​</m:t>
-                      </m:r>
-                      <m:d>
-                        <m:dPr>
-                          <m:begChr m:val="("/>
-                          <m:sepChr m:val=""/>
-                          <m:endChr m:val=")"/>
-                          <m:grow/>
-                        </m:dPr>
+                      <m:acc>
+                        <m:accPr>
+                          <m:chr m:val="̂"/>
+                        </m:accPr>
                         <m:e>
                           <m:r>
-                            <m:t>x</m:t>
+                            <m:t>y</m:t>
                           </m:r>
-                          <m:r>
-                            <m:rPr>
-                              <m:sty m:val="p"/>
-                            </m:rPr>
-                            <m:t>;</m:t>
-                          </m:r>
-                          <m:sSub>
-                            <m:e>
-                              <m:r>
-                                <m:rPr>
-                                  <m:scr m:val="script"/>
-                                  <m:sty m:val="p"/>
-                                </m:rPr>
-                                <m:t>D</m:t>
-                              </m:r>
-                            </m:e>
-                            <m:sub>
-                              <m:r>
-                                <m:rPr>
-                                  <m:nor/>
-                                  <m:sty m:val="p"/>
-                                </m:rPr>
-                                <m:t>train</m:t>
-                              </m:r>
-                            </m:sub>
-                          </m:sSub>
                         </m:e>
-                      </m:d>
-                      <m:r>
-                        <m:t>​</m:t>
-                      </m:r>
+                      </m:acc>
                     </m:e>
                   </m:d>
                   <m:r>
@@ -21376,71 +20068,18 @@
                         <m:rPr>
                           <m:sty m:val="p"/>
                         </m:rPr>
-                        <m:t>(</m:t>
-                      </m:r>
-                      <m:r>
-                        <m:t>x</m:t>
-                      </m:r>
-                      <m:r>
-                        <m:rPr>
-                          <m:sty m:val="p"/>
-                        </m:rPr>
-                        <m:t>)</m:t>
-                      </m:r>
-                      <m:r>
-                        <m:rPr>
-                          <m:sty m:val="p"/>
-                        </m:rPr>
                         <m:t>−</m:t>
                       </m:r>
-                      <m:r>
-                        <m:t>g</m:t>
-                      </m:r>
-                      <m:r>
-                        <m:t>​</m:t>
-                      </m:r>
-                      <m:d>
-                        <m:dPr>
-                          <m:begChr m:val="("/>
-                          <m:sepChr m:val=""/>
-                          <m:endChr m:val=")"/>
-                          <m:grow/>
-                        </m:dPr>
+                      <m:acc>
+                        <m:accPr>
+                          <m:chr m:val="̂"/>
+                        </m:accPr>
                         <m:e>
                           <m:r>
-                            <m:t>x</m:t>
+                            <m:t>y</m:t>
                           </m:r>
-                          <m:r>
-                            <m:rPr>
-                              <m:sty m:val="p"/>
-                            </m:rPr>
-                            <m:t>;</m:t>
-                          </m:r>
-                          <m:sSub>
-                            <m:e>
-                              <m:r>
-                                <m:rPr>
-                                  <m:scr m:val="script"/>
-                                  <m:sty m:val="p"/>
-                                </m:rPr>
-                                <m:t>D</m:t>
-                              </m:r>
-                            </m:e>
-                            <m:sub>
-                              <m:r>
-                                <m:rPr>
-                                  <m:nor/>
-                                  <m:sty m:val="p"/>
-                                </m:rPr>
-                                <m:t>train</m:t>
-                              </m:r>
-                            </m:sub>
-                          </m:sSub>
                         </m:e>
-                      </m:d>
-                      <m:r>
-                        <m:t>​</m:t>
-                      </m:r>
+                      </m:acc>
                     </m:e>
                   </m:d>
                   <m:r>
@@ -21586,71 +20225,18 @@
               <m:rPr>
                 <m:sty m:val="p"/>
               </m:rPr>
-              <m:t>(</m:t>
-            </m:r>
-            <m:r>
-              <m:t>x</m:t>
-            </m:r>
-            <m:r>
-              <m:rPr>
-                <m:sty m:val="p"/>
-              </m:rPr>
-              <m:t>)</m:t>
-            </m:r>
-            <m:r>
-              <m:rPr>
-                <m:sty m:val="p"/>
-              </m:rPr>
               <m:t>−</m:t>
             </m:r>
-            <m:r>
-              <m:t>g</m:t>
-            </m:r>
-            <m:r>
-              <m:t>​</m:t>
-            </m:r>
-            <m:d>
-              <m:dPr>
-                <m:begChr m:val="("/>
-                <m:sepChr m:val=""/>
-                <m:endChr m:val=")"/>
-                <m:grow/>
-              </m:dPr>
+            <m:acc>
+              <m:accPr>
+                <m:chr m:val="̂"/>
+              </m:accPr>
               <m:e>
                 <m:r>
-                  <m:t>x</m:t>
+                  <m:t>y</m:t>
                 </m:r>
-                <m:r>
-                  <m:rPr>
-                    <m:sty m:val="p"/>
-                  </m:rPr>
-                  <m:t>;</m:t>
-                </m:r>
-                <m:sSub>
-                  <m:e>
-                    <m:r>
-                      <m:rPr>
-                        <m:scr m:val="script"/>
-                        <m:sty m:val="p"/>
-                      </m:rPr>
-                      <m:t>D</m:t>
-                    </m:r>
-                  </m:e>
-                  <m:sub>
-                    <m:r>
-                      <m:rPr>
-                        <m:nor/>
-                        <m:sty m:val="p"/>
-                      </m:rPr>
-                      <m:t>train</m:t>
-                    </m:r>
-                  </m:sub>
-                </m:sSub>
               </m:e>
-            </m:d>
-            <m:r>
-              <m:t>​</m:t>
-            </m:r>
+            </m:acc>
           </m:e>
         </m:d>
         <m:r>
@@ -21756,71 +20342,18 @@
                         <m:rPr>
                           <m:sty m:val="p"/>
                         </m:rPr>
-                        <m:t>(</m:t>
-                      </m:r>
-                      <m:r>
-                        <m:t>x</m:t>
-                      </m:r>
-                      <m:r>
-                        <m:rPr>
-                          <m:sty m:val="p"/>
-                        </m:rPr>
-                        <m:t>)</m:t>
-                      </m:r>
-                      <m:r>
-                        <m:rPr>
-                          <m:sty m:val="p"/>
-                        </m:rPr>
                         <m:t>−</m:t>
                       </m:r>
-                      <m:r>
-                        <m:t>g</m:t>
-                      </m:r>
-                      <m:r>
-                        <m:t>​</m:t>
-                      </m:r>
-                      <m:d>
-                        <m:dPr>
-                          <m:begChr m:val="("/>
-                          <m:sepChr m:val=""/>
-                          <m:endChr m:val=")"/>
-                          <m:grow/>
-                        </m:dPr>
+                      <m:acc>
+                        <m:accPr>
+                          <m:chr m:val="̂"/>
+                        </m:accPr>
                         <m:e>
                           <m:r>
-                            <m:t>x</m:t>
+                            <m:t>y</m:t>
                           </m:r>
-                          <m:r>
-                            <m:rPr>
-                              <m:sty m:val="p"/>
-                            </m:rPr>
-                            <m:t>;</m:t>
-                          </m:r>
-                          <m:sSub>
-                            <m:e>
-                              <m:r>
-                                <m:rPr>
-                                  <m:scr m:val="script"/>
-                                  <m:sty m:val="p"/>
-                                </m:rPr>
-                                <m:t>D</m:t>
-                              </m:r>
-                            </m:e>
-                            <m:sub>
-                              <m:r>
-                                <m:rPr>
-                                  <m:nor/>
-                                  <m:sty m:val="p"/>
-                                </m:rPr>
-                                <m:t>train</m:t>
-                              </m:r>
-                            </m:sub>
-                          </m:sSub>
                         </m:e>
-                      </m:d>
-                      <m:r>
-                        <m:t>​</m:t>
-                      </m:r>
+                      </m:acc>
                     </m:e>
                   </m:d>
                   <m:r>
@@ -21861,21 +20394,6 @@
         <m:r>
           <m:t>μ</m:t>
         </m:r>
-        <m:r>
-          <m:rPr>
-            <m:sty m:val="p"/>
-          </m:rPr>
-          <m:t>(</m:t>
-        </m:r>
-        <m:r>
-          <m:t>x</m:t>
-        </m:r>
-        <m:r>
-          <m:rPr>
-            <m:sty m:val="p"/>
-          </m:rPr>
-          <m:t>)</m:t>
-        </m:r>
       </m:oMath>
       <w:r>
         <w:t xml:space="preserve"> </w:t>
@@ -21891,7 +20409,7 @@
           <w:rPr>
             <w:rStyle w:val="Hyperlink"/>
           </w:rPr>
-          <w:t xml:space="preserve">average fit</w:t>
+          <w:t xml:space="preserve">expected prediction</w:t>
         </w:r>
       </w:hyperlink>
       <w:r>
@@ -21930,7 +20448,7 @@
         <w:t xml:space="preserve"> </w:t>
       </w:r>
       <w:r>
-        <w:t xml:space="preserve">add and subtract the average fit</w:t>
+        <w:t xml:space="preserve">add and subtract the expected prediction</w:t>
       </w:r>
       <w:r>
         <w:t xml:space="preserve"> </w:t>
@@ -21948,25 +20466,6 @@
             </m:r>
           </m:sub>
         </m:sSub>
-        <m:r>
-          <m:t>​</m:t>
-        </m:r>
-        <m:d>
-          <m:dPr>
-            <m:begChr m:val="("/>
-            <m:sepChr m:val=""/>
-            <m:endChr m:val=")"/>
-            <m:grow/>
-          </m:dPr>
-          <m:e>
-            <m:r>
-              <m:t>x</m:t>
-            </m:r>
-          </m:e>
-        </m:d>
-        <m:r>
-          <m:t>​</m:t>
-        </m:r>
       </m:oMath>
       <w:r>
         <w:t xml:space="preserve"> </w:t>
@@ -22023,7 +20522,7 @@
         <w:t xml:space="preserve">. </w:t>
       </w:r>
       <w:r>
-        <w:t xml:space="preserve">Insert the average fit:</w:t>
+        <w:t xml:space="preserve">Insert the expected prediction:</w:t>
       </w:r>
     </w:p>
     <w:p>
@@ -22044,71 +20543,18 @@
                 <m:rPr>
                   <m:sty m:val="p"/>
                 </m:rPr>
-                <m:t>(</m:t>
-              </m:r>
-              <m:r>
-                <m:t>x</m:t>
-              </m:r>
-              <m:r>
-                <m:rPr>
-                  <m:sty m:val="p"/>
-                </m:rPr>
-                <m:t>)</m:t>
-              </m:r>
-              <m:r>
-                <m:rPr>
-                  <m:sty m:val="p"/>
-                </m:rPr>
                 <m:t>−</m:t>
               </m:r>
-              <m:r>
-                <m:t>g</m:t>
-              </m:r>
-              <m:r>
-                <m:t>​</m:t>
-              </m:r>
-              <m:d>
-                <m:dPr>
-                  <m:begChr m:val="("/>
-                  <m:sepChr m:val=""/>
-                  <m:endChr m:val=")"/>
-                  <m:grow/>
-                </m:dPr>
+              <m:acc>
+                <m:accPr>
+                  <m:chr m:val="̂"/>
+                </m:accPr>
                 <m:e>
                   <m:r>
-                    <m:t>x</m:t>
+                    <m:t>y</m:t>
                   </m:r>
-                  <m:r>
-                    <m:rPr>
-                      <m:sty m:val="p"/>
-                    </m:rPr>
-                    <m:t>;</m:t>
-                  </m:r>
-                  <m:sSub>
-                    <m:e>
-                      <m:r>
-                        <m:rPr>
-                          <m:scr m:val="script"/>
-                          <m:sty m:val="p"/>
-                        </m:rPr>
-                        <m:t>D</m:t>
-                      </m:r>
-                    </m:e>
-                    <m:sub>
-                      <m:r>
-                        <m:rPr>
-                          <m:nor/>
-                          <m:sty m:val="p"/>
-                        </m:rPr>
-                        <m:t>train</m:t>
-                      </m:r>
-                    </m:sub>
-                  </m:sSub>
                 </m:e>
-              </m:d>
-              <m:r>
-                <m:t>​</m:t>
-              </m:r>
+              </m:acc>
               <m:r>
                 <m:t>&amp;</m:t>
               </m:r>
@@ -22131,21 +20577,6 @@
                 <m:e>
                   <m:r>
                     <m:t>μ</m:t>
-                  </m:r>
-                  <m:r>
-                    <m:rPr>
-                      <m:sty m:val="p"/>
-                    </m:rPr>
-                    <m:t>(</m:t>
-                  </m:r>
-                  <m:r>
-                    <m:t>x</m:t>
-                  </m:r>
-                  <m:r>
-                    <m:rPr>
-                      <m:sty m:val="p"/>
-                    </m:rPr>
-                    <m:t>)</m:t>
                   </m:r>
                   <m:r>
                     <m:rPr>
@@ -22165,25 +20596,6 @@
                       </m:r>
                     </m:sub>
                   </m:sSub>
-                  <m:r>
-                    <m:t>​</m:t>
-                  </m:r>
-                  <m:d>
-                    <m:dPr>
-                      <m:begChr m:val="("/>
-                      <m:sepChr m:val=""/>
-                      <m:endChr m:val=")"/>
-                      <m:grow/>
-                    </m:dPr>
-                    <m:e>
-                      <m:r>
-                        <m:t>x</m:t>
-                      </m:r>
-                    </m:e>
-                  </m:d>
-                  <m:r>
-                    <m:t>​</m:t>
-                  </m:r>
                 </m:e>
               </m:d>
               <m:r>
@@ -22219,78 +20631,21 @@
                     </m:sub>
                   </m:sSub>
                   <m:r>
-                    <m:t>​</m:t>
-                  </m:r>
-                  <m:d>
-                    <m:dPr>
-                      <m:begChr m:val="("/>
-                      <m:sepChr m:val=""/>
-                      <m:endChr m:val=")"/>
-                      <m:grow/>
-                    </m:dPr>
-                    <m:e>
-                      <m:r>
-                        <m:t>x</m:t>
-                      </m:r>
-                    </m:e>
-                  </m:d>
-                  <m:r>
-                    <m:t>​</m:t>
-                  </m:r>
-                  <m:r>
                     <m:rPr>
                       <m:sty m:val="p"/>
                     </m:rPr>
                     <m:t>−</m:t>
                   </m:r>
-                  <m:r>
-                    <m:t>g</m:t>
-                  </m:r>
-                  <m:r>
-                    <m:t>​</m:t>
-                  </m:r>
-                  <m:d>
-                    <m:dPr>
-                      <m:begChr m:val="("/>
-                      <m:sepChr m:val=""/>
-                      <m:endChr m:val=")"/>
-                      <m:grow/>
-                    </m:dPr>
+                  <m:acc>
+                    <m:accPr>
+                      <m:chr m:val="̂"/>
+                    </m:accPr>
                     <m:e>
                       <m:r>
-                        <m:t>x</m:t>
+                        <m:t>y</m:t>
                       </m:r>
-                      <m:r>
-                        <m:rPr>
-                          <m:sty m:val="p"/>
-                        </m:rPr>
-                        <m:t>;</m:t>
-                      </m:r>
-                      <m:sSub>
-                        <m:e>
-                          <m:r>
-                            <m:rPr>
-                              <m:scr m:val="script"/>
-                              <m:sty m:val="p"/>
-                            </m:rPr>
-                            <m:t>D</m:t>
-                          </m:r>
-                        </m:e>
-                        <m:sub>
-                          <m:r>
-                            <m:rPr>
-                              <m:nor/>
-                              <m:sty m:val="p"/>
-                            </m:rPr>
-                            <m:t>train</m:t>
-                          </m:r>
-                        </m:sub>
-                      </m:sSub>
                     </m:e>
-                  </m:d>
-                  <m:r>
-                    <m:t>​</m:t>
-                  </m:r>
+                  </m:acc>
                 </m:e>
               </m:d>
               <m:r>
@@ -22321,25 +20676,6 @@
                   </m:r>
                 </m:sub>
               </m:sSub>
-              <m:r>
-                <m:t>​</m:t>
-              </m:r>
-              <m:d>
-                <m:dPr>
-                  <m:begChr m:val="("/>
-                  <m:sepChr m:val=""/>
-                  <m:endChr m:val=")"/>
-                  <m:grow/>
-                </m:dPr>
-                <m:e>
-                  <m:r>
-                    <m:t>x</m:t>
-                  </m:r>
-                </m:e>
-              </m:d>
-              <m:r>
-                <m:t>​</m:t>
-              </m:r>
               <m:r>
                 <m:rPr>
                   <m:nor/>
@@ -22391,71 +20727,18 @@
                         <m:rPr>
                           <m:sty m:val="p"/>
                         </m:rPr>
-                        <m:t>(</m:t>
-                      </m:r>
-                      <m:r>
-                        <m:t>x</m:t>
-                      </m:r>
-                      <m:r>
-                        <m:rPr>
-                          <m:sty m:val="p"/>
-                        </m:rPr>
-                        <m:t>)</m:t>
-                      </m:r>
-                      <m:r>
-                        <m:rPr>
-                          <m:sty m:val="p"/>
-                        </m:rPr>
                         <m:t>−</m:t>
                       </m:r>
-                      <m:r>
-                        <m:t>g</m:t>
-                      </m:r>
-                      <m:r>
-                        <m:t>​</m:t>
-                      </m:r>
-                      <m:d>
-                        <m:dPr>
-                          <m:begChr m:val="("/>
-                          <m:sepChr m:val=""/>
-                          <m:endChr m:val=")"/>
-                          <m:grow/>
-                        </m:dPr>
+                      <m:acc>
+                        <m:accPr>
+                          <m:chr m:val="̂"/>
+                        </m:accPr>
                         <m:e>
                           <m:r>
-                            <m:t>x</m:t>
+                            <m:t>y</m:t>
                           </m:r>
-                          <m:r>
-                            <m:rPr>
-                              <m:sty m:val="p"/>
-                            </m:rPr>
-                            <m:t>;</m:t>
-                          </m:r>
-                          <m:sSub>
-                            <m:e>
-                              <m:r>
-                                <m:rPr>
-                                  <m:scr m:val="script"/>
-                                  <m:sty m:val="p"/>
-                                </m:rPr>
-                                <m:t>D</m:t>
-                              </m:r>
-                            </m:e>
-                            <m:sub>
-                              <m:r>
-                                <m:rPr>
-                                  <m:nor/>
-                                  <m:sty m:val="p"/>
-                                </m:rPr>
-                                <m:t>train</m:t>
-                              </m:r>
-                            </m:sub>
-                          </m:sSub>
                         </m:e>
-                      </m:d>
-                      <m:r>
-                        <m:t>​</m:t>
-                      </m:r>
+                      </m:acc>
                     </m:e>
                   </m:d>
                   <m:r>
@@ -22497,21 +20780,6 @@
                         <m:rPr>
                           <m:sty m:val="p"/>
                         </m:rPr>
-                        <m:t>(</m:t>
-                      </m:r>
-                      <m:r>
-                        <m:t>x</m:t>
-                      </m:r>
-                      <m:r>
-                        <m:rPr>
-                          <m:sty m:val="p"/>
-                        </m:rPr>
-                        <m:t>)</m:t>
-                      </m:r>
-                      <m:r>
-                        <m:rPr>
-                          <m:sty m:val="p"/>
-                        </m:rPr>
                         <m:t>−</m:t>
                       </m:r>
                       <m:sSub>
@@ -22526,25 +20794,6 @@
                           </m:r>
                         </m:sub>
                       </m:sSub>
-                      <m:r>
-                        <m:t>​</m:t>
-                      </m:r>
-                      <m:d>
-                        <m:dPr>
-                          <m:begChr m:val="("/>
-                          <m:sepChr m:val=""/>
-                          <m:endChr m:val=")"/>
-                          <m:grow/>
-                        </m:dPr>
-                        <m:e>
-                          <m:r>
-                            <m:t>x</m:t>
-                          </m:r>
-                        </m:e>
-                      </m:d>
-                      <m:r>
-                        <m:t>​</m:t>
-                      </m:r>
                     </m:e>
                   </m:d>
                   <m:r>
@@ -22579,21 +20828,6 @@
                 <m:e>
                   <m:r>
                     <m:t>μ</m:t>
-                  </m:r>
-                  <m:r>
-                    <m:rPr>
-                      <m:sty m:val="p"/>
-                    </m:rPr>
-                    <m:t>(</m:t>
-                  </m:r>
-                  <m:r>
-                    <m:t>x</m:t>
-                  </m:r>
-                  <m:r>
-                    <m:rPr>
-                      <m:sty m:val="p"/>
-                    </m:rPr>
-                    <m:t>)</m:t>
                   </m:r>
                   <m:r>
                     <m:rPr>
@@ -22613,25 +20847,6 @@
                       </m:r>
                     </m:sub>
                   </m:sSub>
-                  <m:r>
-                    <m:t>​</m:t>
-                  </m:r>
-                  <m:d>
-                    <m:dPr>
-                      <m:begChr m:val="("/>
-                      <m:sepChr m:val=""/>
-                      <m:endChr m:val=")"/>
-                      <m:grow/>
-                    </m:dPr>
-                    <m:e>
-                      <m:r>
-                        <m:t>x</m:t>
-                      </m:r>
-                    </m:e>
-                  </m:d>
-                  <m:r>
-                    <m:t>​</m:t>
-                  </m:r>
                 </m:e>
               </m:d>
               <m:r>
@@ -22661,78 +20876,21 @@
                     </m:sub>
                   </m:sSub>
                   <m:r>
-                    <m:t>​</m:t>
-                  </m:r>
-                  <m:d>
-                    <m:dPr>
-                      <m:begChr m:val="("/>
-                      <m:sepChr m:val=""/>
-                      <m:endChr m:val=")"/>
-                      <m:grow/>
-                    </m:dPr>
-                    <m:e>
-                      <m:r>
-                        <m:t>x</m:t>
-                      </m:r>
-                    </m:e>
-                  </m:d>
-                  <m:r>
-                    <m:t>​</m:t>
-                  </m:r>
-                  <m:r>
                     <m:rPr>
                       <m:sty m:val="p"/>
                     </m:rPr>
                     <m:t>−</m:t>
                   </m:r>
-                  <m:r>
-                    <m:t>g</m:t>
-                  </m:r>
-                  <m:r>
-                    <m:t>​</m:t>
-                  </m:r>
-                  <m:d>
-                    <m:dPr>
-                      <m:begChr m:val="("/>
-                      <m:sepChr m:val=""/>
-                      <m:endChr m:val=")"/>
-                      <m:grow/>
-                    </m:dPr>
+                  <m:acc>
+                    <m:accPr>
+                      <m:chr m:val="̂"/>
+                    </m:accPr>
                     <m:e>
                       <m:r>
-                        <m:t>x</m:t>
+                        <m:t>y</m:t>
                       </m:r>
-                      <m:r>
-                        <m:rPr>
-                          <m:sty m:val="p"/>
-                        </m:rPr>
-                        <m:t>;</m:t>
-                      </m:r>
-                      <m:sSub>
-                        <m:e>
-                          <m:r>
-                            <m:rPr>
-                              <m:scr m:val="script"/>
-                              <m:sty m:val="p"/>
-                            </m:rPr>
-                            <m:t>D</m:t>
-                          </m:r>
-                        </m:e>
-                        <m:sub>
-                          <m:r>
-                            <m:rPr>
-                              <m:nor/>
-                              <m:sty m:val="p"/>
-                            </m:rPr>
-                            <m:t>train</m:t>
-                          </m:r>
-                        </m:sub>
-                      </m:sSub>
                     </m:e>
-                  </m:d>
-                  <m:r>
-                    <m:t>​</m:t>
-                  </m:r>
+                  </m:acc>
                 </m:e>
               </m:d>
               <m:r>
@@ -22770,78 +20928,21 @@
                         </m:sub>
                       </m:sSub>
                       <m:r>
-                        <m:t>​</m:t>
-                      </m:r>
-                      <m:d>
-                        <m:dPr>
-                          <m:begChr m:val="("/>
-                          <m:sepChr m:val=""/>
-                          <m:endChr m:val=")"/>
-                          <m:grow/>
-                        </m:dPr>
-                        <m:e>
-                          <m:r>
-                            <m:t>x</m:t>
-                          </m:r>
-                        </m:e>
-                      </m:d>
-                      <m:r>
-                        <m:t>​</m:t>
-                      </m:r>
-                      <m:r>
                         <m:rPr>
                           <m:sty m:val="p"/>
                         </m:rPr>
                         <m:t>−</m:t>
                       </m:r>
-                      <m:r>
-                        <m:t>g</m:t>
-                      </m:r>
-                      <m:r>
-                        <m:t>​</m:t>
-                      </m:r>
-                      <m:d>
-                        <m:dPr>
-                          <m:begChr m:val="("/>
-                          <m:sepChr m:val=""/>
-                          <m:endChr m:val=")"/>
-                          <m:grow/>
-                        </m:dPr>
+                      <m:acc>
+                        <m:accPr>
+                          <m:chr m:val="̂"/>
+                        </m:accPr>
                         <m:e>
                           <m:r>
-                            <m:t>x</m:t>
+                            <m:t>y</m:t>
                           </m:r>
-                          <m:r>
-                            <m:rPr>
-                              <m:sty m:val="p"/>
-                            </m:rPr>
-                            <m:t>;</m:t>
-                          </m:r>
-                          <m:sSub>
-                            <m:e>
-                              <m:r>
-                                <m:rPr>
-                                  <m:scr m:val="script"/>
-                                  <m:sty m:val="p"/>
-                                </m:rPr>
-                                <m:t>D</m:t>
-                              </m:r>
-                            </m:e>
-                            <m:sub>
-                              <m:r>
-                                <m:rPr>
-                                  <m:nor/>
-                                  <m:sty m:val="p"/>
-                                </m:rPr>
-                                <m:t>train</m:t>
-                              </m:r>
-                            </m:sub>
-                          </m:sSub>
                         </m:e>
-                      </m:d>
-                      <m:r>
-                        <m:t>​</m:t>
-                      </m:r>
+                      </m:acc>
                     </m:e>
                   </m:d>
                   <m:r>
@@ -22922,21 +21023,6 @@
         <m:r>
           <m:t>μ</m:t>
         </m:r>
-        <m:r>
-          <m:rPr>
-            <m:sty m:val="p"/>
-          </m:rPr>
-          <m:t>(</m:t>
-        </m:r>
-        <m:r>
-          <m:t>x</m:t>
-        </m:r>
-        <m:r>
-          <m:rPr>
-            <m:sty m:val="p"/>
-          </m:rPr>
-          <m:t>)</m:t>
-        </m:r>
       </m:oMath>
       <w:r>
         <w:t xml:space="preserve"> </w:t>
@@ -22966,25 +21052,6 @@
             </m:r>
           </m:sub>
         </m:sSub>
-        <m:r>
-          <m:t>​</m:t>
-        </m:r>
-        <m:d>
-          <m:dPr>
-            <m:begChr m:val="("/>
-            <m:sepChr m:val=""/>
-            <m:endChr m:val=")"/>
-            <m:grow/>
-          </m:dPr>
-          <m:e>
-            <m:r>
-              <m:t>x</m:t>
-            </m:r>
-          </m:e>
-        </m:d>
-        <m:r>
-          <m:t>​</m:t>
-        </m:r>
       </m:oMath>
       <w:r>
         <w:t xml:space="preserve"> </w:t>
@@ -23047,21 +21114,6 @@
                             <m:rPr>
                               <m:sty m:val="p"/>
                             </m:rPr>
-                            <m:t>(</m:t>
-                          </m:r>
-                          <m:r>
-                            <m:t>x</m:t>
-                          </m:r>
-                          <m:r>
-                            <m:rPr>
-                              <m:sty m:val="p"/>
-                            </m:rPr>
-                            <m:t>)</m:t>
-                          </m:r>
-                          <m:r>
-                            <m:rPr>
-                              <m:sty m:val="p"/>
-                            </m:rPr>
                             <m:t>−</m:t>
                           </m:r>
                           <m:sSub>
@@ -23076,25 +21128,6 @@
                               </m:r>
                             </m:sub>
                           </m:sSub>
-                          <m:r>
-                            <m:t>​</m:t>
-                          </m:r>
-                          <m:d>
-                            <m:dPr>
-                              <m:begChr m:val="("/>
-                              <m:sepChr m:val=""/>
-                              <m:endChr m:val=")"/>
-                              <m:grow/>
-                            </m:dPr>
-                            <m:e>
-                              <m:r>
-                                <m:t>x</m:t>
-                              </m:r>
-                            </m:e>
-                          </m:d>
-                          <m:r>
-                            <m:t>​</m:t>
-                          </m:r>
                         </m:e>
                       </m:d>
                       <m:r>
@@ -23141,21 +21174,6 @@
                         <m:rPr>
                           <m:sty m:val="p"/>
                         </m:rPr>
-                        <m:t>(</m:t>
-                      </m:r>
-                      <m:r>
-                        <m:t>x</m:t>
-                      </m:r>
-                      <m:r>
-                        <m:rPr>
-                          <m:sty m:val="p"/>
-                        </m:rPr>
-                        <m:t>)</m:t>
-                      </m:r>
-                      <m:r>
-                        <m:rPr>
-                          <m:sty m:val="p"/>
-                        </m:rPr>
                         <m:t>−</m:t>
                       </m:r>
                       <m:sSub>
@@ -23170,25 +21188,6 @@
                           </m:r>
                         </m:sub>
                       </m:sSub>
-                      <m:r>
-                        <m:t>​</m:t>
-                      </m:r>
-                      <m:d>
-                        <m:dPr>
-                          <m:begChr m:val="("/>
-                          <m:sepChr m:val=""/>
-                          <m:endChr m:val=")"/>
-                          <m:grow/>
-                        </m:dPr>
-                        <m:e>
-                          <m:r>
-                            <m:t>x</m:t>
-                          </m:r>
-                        </m:e>
-                      </m:d>
-                      <m:r>
-                        <m:t>​</m:t>
-                      </m:r>
                     </m:e>
                   </m:d>
                   <m:r>
@@ -23251,25 +21250,6 @@
                         </m:sub>
                       </m:sSub>
                       <m:r>
-                        <m:t>​</m:t>
-                      </m:r>
-                      <m:d>
-                        <m:dPr>
-                          <m:begChr m:val="("/>
-                          <m:sepChr m:val=""/>
-                          <m:endChr m:val=")"/>
-                          <m:grow/>
-                        </m:dPr>
-                        <m:e>
-                          <m:r>
-                            <m:t>x</m:t>
-                          </m:r>
-                        </m:e>
-                      </m:d>
-                      <m:r>
-                        <m:t>​</m:t>
-                      </m:r>
-                      <m:r>
                         <m:rPr>
                           <m:sty m:val="p"/>
                         </m:rPr>
@@ -23277,21 +21257,6 @@
                       </m:r>
                       <m:r>
                         <m:t>μ</m:t>
-                      </m:r>
-                      <m:r>
-                        <m:rPr>
-                          <m:sty m:val="p"/>
-                        </m:rPr>
-                        <m:t>(</m:t>
-                      </m:r>
-                      <m:r>
-                        <m:t>x</m:t>
-                      </m:r>
-                      <m:r>
-                        <m:rPr>
-                          <m:sty m:val="p"/>
-                        </m:rPr>
-                        <m:t>)</m:t>
                       </m:r>
                     </m:e>
                   </m:d>
@@ -23359,54 +21324,16 @@
                           <m:grow/>
                         </m:dPr>
                         <m:e>
-                          <m:r>
-                            <m:t>g</m:t>
-                          </m:r>
-                          <m:r>
-                            <m:t>​</m:t>
-                          </m:r>
-                          <m:d>
-                            <m:dPr>
-                              <m:begChr m:val="("/>
-                              <m:sepChr m:val=""/>
-                              <m:endChr m:val=")"/>
-                              <m:grow/>
-                            </m:dPr>
+                          <m:acc>
+                            <m:accPr>
+                              <m:chr m:val="̂"/>
+                            </m:accPr>
                             <m:e>
                               <m:r>
-                                <m:t>x</m:t>
+                                <m:t>y</m:t>
                               </m:r>
-                              <m:r>
-                                <m:rPr>
-                                  <m:sty m:val="p"/>
-                                </m:rPr>
-                                <m:t>;</m:t>
-                              </m:r>
-                              <m:sSub>
-                                <m:e>
-                                  <m:r>
-                                    <m:rPr>
-                                      <m:scr m:val="script"/>
-                                      <m:sty m:val="p"/>
-                                    </m:rPr>
-                                    <m:t>D</m:t>
-                                  </m:r>
-                                </m:e>
-                                <m:sub>
-                                  <m:r>
-                                    <m:rPr>
-                                      <m:nor/>
-                                      <m:sty m:val="p"/>
-                                    </m:rPr>
-                                    <m:t>train</m:t>
-                                  </m:r>
-                                </m:sub>
-                              </m:sSub>
                             </m:e>
-                          </m:d>
-                          <m:r>
-                            <m:t>​</m:t>
-                          </m:r>
+                          </m:acc>
                         </m:e>
                       </m:d>
                       <m:r>
@@ -23435,7 +21362,7 @@
                   <m:nor/>
                   <m:sty m:val="p"/>
                 </m:rPr>
-                <m:t>(definitions of the average fit and of bias)</m:t>
+                <m:t>(definitions of the expected prediction and of bias)</m:t>
               </m:r>
             </m:e>
           </m:eqArr>
@@ -23453,7 +21380,7 @@
         <w:t xml:space="preserve"> </w:t>
       </w:r>
       <w:r>
-        <w:t xml:space="preserve">but by the definition of the average fit.</w:t>
+        <w:t xml:space="preserve">but by the definition of the expected prediction.</w:t>
       </w:r>
       <w:r>
         <w:t xml:space="preserve"> </w:t>
@@ -23511,21 +21438,6 @@
                         <m:rPr>
                           <m:sty m:val="p"/>
                         </m:rPr>
-                        <m:t>(</m:t>
-                      </m:r>
-                      <m:r>
-                        <m:t>x</m:t>
-                      </m:r>
-                      <m:r>
-                        <m:rPr>
-                          <m:sty m:val="p"/>
-                        </m:rPr>
-                        <m:t>)</m:t>
-                      </m:r>
-                      <m:r>
-                        <m:rPr>
-                          <m:sty m:val="p"/>
-                        </m:rPr>
                         <m:t>−</m:t>
                       </m:r>
                       <m:sSub>
@@ -23540,25 +21452,6 @@
                           </m:r>
                         </m:sub>
                       </m:sSub>
-                      <m:r>
-                        <m:t>​</m:t>
-                      </m:r>
-                      <m:d>
-                        <m:dPr>
-                          <m:begChr m:val="("/>
-                          <m:sepChr m:val=""/>
-                          <m:endChr m:val=")"/>
-                          <m:grow/>
-                        </m:dPr>
-                        <m:e>
-                          <m:r>
-                            <m:t>x</m:t>
-                          </m:r>
-                        </m:e>
-                      </m:d>
-                      <m:r>
-                        <m:t>​</m:t>
-                      </m:r>
                     </m:e>
                   </m:d>
                   <m:r>
@@ -23588,78 +21481,21 @@
                         </m:sub>
                       </m:sSub>
                       <m:r>
-                        <m:t>​</m:t>
-                      </m:r>
-                      <m:d>
-                        <m:dPr>
-                          <m:begChr m:val="("/>
-                          <m:sepChr m:val=""/>
-                          <m:endChr m:val=")"/>
-                          <m:grow/>
-                        </m:dPr>
-                        <m:e>
-                          <m:r>
-                            <m:t>x</m:t>
-                          </m:r>
-                        </m:e>
-                      </m:d>
-                      <m:r>
-                        <m:t>​</m:t>
-                      </m:r>
-                      <m:r>
                         <m:rPr>
                           <m:sty m:val="p"/>
                         </m:rPr>
                         <m:t>−</m:t>
                       </m:r>
-                      <m:r>
-                        <m:t>g</m:t>
-                      </m:r>
-                      <m:r>
-                        <m:t>​</m:t>
-                      </m:r>
-                      <m:d>
-                        <m:dPr>
-                          <m:begChr m:val="("/>
-                          <m:sepChr m:val=""/>
-                          <m:endChr m:val=")"/>
-                          <m:grow/>
-                        </m:dPr>
+                      <m:acc>
+                        <m:accPr>
+                          <m:chr m:val="̂"/>
+                        </m:accPr>
                         <m:e>
                           <m:r>
-                            <m:t>x</m:t>
+                            <m:t>y</m:t>
                           </m:r>
-                          <m:r>
-                            <m:rPr>
-                              <m:sty m:val="p"/>
-                            </m:rPr>
-                            <m:t>;</m:t>
-                          </m:r>
-                          <m:sSub>
-                            <m:e>
-                              <m:r>
-                                <m:rPr>
-                                  <m:scr m:val="script"/>
-                                  <m:sty m:val="p"/>
-                                </m:rPr>
-                                <m:t>D</m:t>
-                              </m:r>
-                            </m:e>
-                            <m:sub>
-                              <m:r>
-                                <m:rPr>
-                                  <m:nor/>
-                                  <m:sty m:val="p"/>
-                                </m:rPr>
-                                <m:t>train</m:t>
-                              </m:r>
-                            </m:sub>
-                          </m:sSub>
                         </m:e>
-                      </m:d>
-                      <m:r>
-                        <m:t>​</m:t>
-                      </m:r>
+                      </m:acc>
                     </m:e>
                   </m:d>
                   <m:r>
@@ -23695,21 +21531,6 @@
                 <m:e>
                   <m:r>
                     <m:t>μ</m:t>
-                  </m:r>
-                  <m:r>
-                    <m:rPr>
-                      <m:sty m:val="p"/>
-                    </m:rPr>
-                    <m:t>(</m:t>
-                  </m:r>
-                  <m:r>
-                    <m:t>x</m:t>
-                  </m:r>
-                  <m:r>
-                    <m:rPr>
-                      <m:sty m:val="p"/>
-                    </m:rPr>
-                    <m:t>)</m:t>
                   </m:r>
                   <m:r>
                     <m:rPr>
@@ -23729,25 +21550,6 @@
                       </m:r>
                     </m:sub>
                   </m:sSub>
-                  <m:r>
-                    <m:t>​</m:t>
-                  </m:r>
-                  <m:d>
-                    <m:dPr>
-                      <m:begChr m:val="("/>
-                      <m:sepChr m:val=""/>
-                      <m:endChr m:val=")"/>
-                      <m:grow/>
-                    </m:dPr>
-                    <m:e>
-                      <m:r>
-                        <m:t>x</m:t>
-                      </m:r>
-                    </m:e>
-                  </m:d>
-                  <m:r>
-                    <m:t>​</m:t>
-                  </m:r>
                 </m:e>
               </m:d>
               <m:r>
@@ -23783,78 +21585,21 @@
                     </m:sub>
                   </m:sSub>
                   <m:r>
-                    <m:t>​</m:t>
-                  </m:r>
-                  <m:d>
-                    <m:dPr>
-                      <m:begChr m:val="("/>
-                      <m:sepChr m:val=""/>
-                      <m:endChr m:val=")"/>
-                      <m:grow/>
-                    </m:dPr>
-                    <m:e>
-                      <m:r>
-                        <m:t>x</m:t>
-                      </m:r>
-                    </m:e>
-                  </m:d>
-                  <m:r>
-                    <m:t>​</m:t>
-                  </m:r>
-                  <m:r>
                     <m:rPr>
                       <m:sty m:val="p"/>
                     </m:rPr>
                     <m:t>−</m:t>
                   </m:r>
-                  <m:r>
-                    <m:t>g</m:t>
-                  </m:r>
-                  <m:r>
-                    <m:t>​</m:t>
-                  </m:r>
-                  <m:d>
-                    <m:dPr>
-                      <m:begChr m:val="("/>
-                      <m:sepChr m:val=""/>
-                      <m:endChr m:val=")"/>
-                      <m:grow/>
-                    </m:dPr>
+                  <m:acc>
+                    <m:accPr>
+                      <m:chr m:val="̂"/>
+                    </m:accPr>
                     <m:e>
                       <m:r>
-                        <m:t>x</m:t>
+                        <m:t>y</m:t>
                       </m:r>
-                      <m:r>
-                        <m:rPr>
-                          <m:sty m:val="p"/>
-                        </m:rPr>
-                        <m:t>;</m:t>
-                      </m:r>
-                      <m:sSub>
-                        <m:e>
-                          <m:r>
-                            <m:rPr>
-                              <m:scr m:val="script"/>
-                              <m:sty m:val="p"/>
-                            </m:rPr>
-                            <m:t>D</m:t>
-                          </m:r>
-                        </m:e>
-                        <m:sub>
-                          <m:r>
-                            <m:rPr>
-                              <m:nor/>
-                              <m:sty m:val="p"/>
-                            </m:rPr>
-                            <m:t>train</m:t>
-                          </m:r>
-                        </m:sub>
-                      </m:sSub>
                     </m:e>
-                  </m:d>
-                  <m:r>
-                    <m:t>​</m:t>
-                  </m:r>
+                  </m:acc>
                 </m:e>
               </m:d>
               <m:r>
@@ -23900,21 +21645,6 @@
                 <m:e>
                   <m:r>
                     <m:t>μ</m:t>
-                  </m:r>
-                  <m:r>
-                    <m:rPr>
-                      <m:sty m:val="p"/>
-                    </m:rPr>
-                    <m:t>(</m:t>
-                  </m:r>
-                  <m:r>
-                    <m:t>x</m:t>
-                  </m:r>
-                  <m:r>
-                    <m:rPr>
-                      <m:sty m:val="p"/>
-                    </m:rPr>
-                    <m:t>)</m:t>
                   </m:r>
                   <m:r>
                     <m:rPr>
@@ -23934,25 +21664,6 @@
                       </m:r>
                     </m:sub>
                   </m:sSub>
-                  <m:r>
-                    <m:t>​</m:t>
-                  </m:r>
-                  <m:d>
-                    <m:dPr>
-                      <m:begChr m:val="("/>
-                      <m:sepChr m:val=""/>
-                      <m:endChr m:val=")"/>
-                      <m:grow/>
-                    </m:dPr>
-                    <m:e>
-                      <m:r>
-                        <m:t>x</m:t>
-                      </m:r>
-                    </m:e>
-                  </m:d>
-                  <m:r>
-                    <m:t>​</m:t>
-                  </m:r>
                 </m:e>
               </m:d>
               <m:r>
@@ -23982,36 +21693,43 @@
                     </m:sub>
                   </m:sSub>
                   <m:r>
-                    <m:t>​</m:t>
-                  </m:r>
-                  <m:d>
-                    <m:dPr>
-                      <m:begChr m:val="("/>
-                      <m:sepChr m:val=""/>
-                      <m:endChr m:val=")"/>
-                      <m:grow/>
-                    </m:dPr>
-                    <m:e>
-                      <m:r>
-                        <m:t>x</m:t>
-                      </m:r>
-                    </m:e>
-                  </m:d>
-                  <m:r>
-                    <m:t>​</m:t>
-                  </m:r>
-                  <m:r>
                     <m:rPr>
                       <m:sty m:val="p"/>
                     </m:rPr>
                     <m:t>−</m:t>
                   </m:r>
-                  <m:r>
-                    <m:rPr>
-                      <m:sty m:val="p"/>
-                    </m:rPr>
-                    <m:t>E</m:t>
-                  </m:r>
+                  <m:sSub>
+                    <m:e>
+                      <m:r>
+                        <m:rPr>
+                          <m:sty m:val="p"/>
+                        </m:rPr>
+                        <m:t>E</m:t>
+                      </m:r>
+                    </m:e>
+                    <m:sub>
+                      <m:sSub>
+                        <m:e>
+                          <m:r>
+                            <m:rPr>
+                              <m:scr m:val="script"/>
+                              <m:sty m:val="p"/>
+                            </m:rPr>
+                            <m:t>D</m:t>
+                          </m:r>
+                        </m:e>
+                        <m:sub>
+                          <m:r>
+                            <m:rPr>
+                              <m:nor/>
+                              <m:sty m:val="p"/>
+                            </m:rPr>
+                            <m:t>train</m:t>
+                          </m:r>
+                        </m:sub>
+                      </m:sSub>
+                    </m:sub>
+                  </m:sSub>
                   <m:r>
                     <m:t>​</m:t>
                   </m:r>
@@ -24023,54 +21741,16 @@
                       <m:grow/>
                     </m:dPr>
                     <m:e>
-                      <m:r>
-                        <m:t>g</m:t>
-                      </m:r>
-                      <m:r>
-                        <m:t>​</m:t>
-                      </m:r>
-                      <m:d>
-                        <m:dPr>
-                          <m:begChr m:val="("/>
-                          <m:sepChr m:val=""/>
-                          <m:endChr m:val=")"/>
-                          <m:grow/>
-                        </m:dPr>
+                      <m:acc>
+                        <m:accPr>
+                          <m:chr m:val="̂"/>
+                        </m:accPr>
                         <m:e>
                           <m:r>
-                            <m:t>x</m:t>
+                            <m:t>y</m:t>
                           </m:r>
-                          <m:r>
-                            <m:rPr>
-                              <m:sty m:val="p"/>
-                            </m:rPr>
-                            <m:t>;</m:t>
-                          </m:r>
-                          <m:sSub>
-                            <m:e>
-                              <m:r>
-                                <m:rPr>
-                                  <m:scr m:val="script"/>
-                                  <m:sty m:val="p"/>
-                                </m:rPr>
-                                <m:t>D</m:t>
-                              </m:r>
-                            </m:e>
-                            <m:sub>
-                              <m:r>
-                                <m:rPr>
-                                  <m:nor/>
-                                  <m:sty m:val="p"/>
-                                </m:rPr>
-                                <m:t>train</m:t>
-                              </m:r>
-                            </m:sub>
-                          </m:sSub>
                         </m:e>
-                      </m:d>
-                      <m:r>
-                        <m:t>​</m:t>
-                      </m:r>
+                      </m:acc>
                     </m:e>
                   </m:d>
                   <m:r>
@@ -24121,21 +21801,6 @@
                 <m:e>
                   <m:r>
                     <m:t>μ</m:t>
-                  </m:r>
-                  <m:r>
-                    <m:rPr>
-                      <m:sty m:val="p"/>
-                    </m:rPr>
-                    <m:t>(</m:t>
-                  </m:r>
-                  <m:r>
-                    <m:t>x</m:t>
-                  </m:r>
-                  <m:r>
-                    <m:rPr>
-                      <m:sty m:val="p"/>
-                    </m:rPr>
-                    <m:t>)</m:t>
                   </m:r>
                   <m:r>
                     <m:rPr>
@@ -24155,25 +21820,6 @@
                       </m:r>
                     </m:sub>
                   </m:sSub>
-                  <m:r>
-                    <m:t>​</m:t>
-                  </m:r>
-                  <m:d>
-                    <m:dPr>
-                      <m:begChr m:val="("/>
-                      <m:sepChr m:val=""/>
-                      <m:endChr m:val=")"/>
-                      <m:grow/>
-                    </m:dPr>
-                    <m:e>
-                      <m:r>
-                        <m:t>x</m:t>
-                      </m:r>
-                    </m:e>
-                  </m:d>
-                  <m:r>
-                    <m:t>​</m:t>
-                  </m:r>
                 </m:e>
               </m:d>
               <m:r>
@@ -24203,23 +21849,68 @@
                     </m:sub>
                   </m:sSub>
                   <m:r>
-                    <m:t>​</m:t>
+                    <m:rPr>
+                      <m:sty m:val="p"/>
+                    </m:rPr>
+                    <m:t>−</m:t>
                   </m:r>
-                  <m:d>
-                    <m:dPr>
-                      <m:begChr m:val="("/>
-                      <m:sepChr m:val=""/>
-                      <m:endChr m:val=")"/>
-                      <m:grow/>
-                    </m:dPr>
+                  <m:sSub>
                     <m:e>
                       <m:r>
-                        <m:t>x</m:t>
+                        <m:t>μ</m:t>
                       </m:r>
                     </m:e>
-                  </m:d>
+                    <m:sub>
+                      <m:r>
+                        <m:t>h</m:t>
+                      </m:r>
+                    </m:sub>
+                  </m:sSub>
+                </m:e>
+              </m:d>
+              <m:r>
+                <m:t>​</m:t>
+              </m:r>
+              <m:r>
+                <m:t>&amp;</m:t>
+              </m:r>
+              <m:r>
+                <m:t>&amp;</m:t>
+              </m:r>
+              <m:r>
+                <m:rPr>
+                  <m:nor/>
+                  <m:sty m:val="p"/>
+                </m:rPr>
+                <m:t>(definition of the expected prediction)</m:t>
+              </m:r>
+            </m:e>
+            <m:e>
+              <m:r>
+                <m:t>&amp;</m:t>
+              </m:r>
+              <m:r>
+                <m:rPr>
+                  <m:sty m:val="p"/>
+                </m:rPr>
+                <m:t>=</m:t>
+              </m:r>
+              <m:r>
+                <m:t>2</m:t>
+              </m:r>
+              <m:r>
+                <m:t>​</m:t>
+              </m:r>
+              <m:d>
+                <m:dPr>
+                  <m:begChr m:val="("/>
+                  <m:sepChr m:val=""/>
+                  <m:endChr m:val=")"/>
+                  <m:grow/>
+                </m:dPr>
+                <m:e>
                   <m:r>
-                    <m:t>​</m:t>
+                    <m:t>μ</m:t>
                   </m:r>
                   <m:r>
                     <m:rPr>
@@ -24239,123 +21930,6 @@
                       </m:r>
                     </m:sub>
                   </m:sSub>
-                  <m:r>
-                    <m:t>​</m:t>
-                  </m:r>
-                  <m:d>
-                    <m:dPr>
-                      <m:begChr m:val="("/>
-                      <m:sepChr m:val=""/>
-                      <m:endChr m:val=")"/>
-                      <m:grow/>
-                    </m:dPr>
-                    <m:e>
-                      <m:r>
-                        <m:t>x</m:t>
-                      </m:r>
-                    </m:e>
-                  </m:d>
-                  <m:r>
-                    <m:t>​</m:t>
-                  </m:r>
-                </m:e>
-              </m:d>
-              <m:r>
-                <m:t>​</m:t>
-              </m:r>
-              <m:r>
-                <m:t>&amp;</m:t>
-              </m:r>
-              <m:r>
-                <m:t>&amp;</m:t>
-              </m:r>
-              <m:r>
-                <m:rPr>
-                  <m:nor/>
-                  <m:sty m:val="p"/>
-                </m:rPr>
-                <m:t>(definition of the average fit)</m:t>
-              </m:r>
-            </m:e>
-            <m:e>
-              <m:r>
-                <m:t>&amp;</m:t>
-              </m:r>
-              <m:r>
-                <m:rPr>
-                  <m:sty m:val="p"/>
-                </m:rPr>
-                <m:t>=</m:t>
-              </m:r>
-              <m:r>
-                <m:t>2</m:t>
-              </m:r>
-              <m:r>
-                <m:t>​</m:t>
-              </m:r>
-              <m:d>
-                <m:dPr>
-                  <m:begChr m:val="("/>
-                  <m:sepChr m:val=""/>
-                  <m:endChr m:val=")"/>
-                  <m:grow/>
-                </m:dPr>
-                <m:e>
-                  <m:r>
-                    <m:t>μ</m:t>
-                  </m:r>
-                  <m:r>
-                    <m:rPr>
-                      <m:sty m:val="p"/>
-                    </m:rPr>
-                    <m:t>(</m:t>
-                  </m:r>
-                  <m:r>
-                    <m:t>x</m:t>
-                  </m:r>
-                  <m:r>
-                    <m:rPr>
-                      <m:sty m:val="p"/>
-                    </m:rPr>
-                    <m:t>)</m:t>
-                  </m:r>
-                  <m:r>
-                    <m:rPr>
-                      <m:sty m:val="p"/>
-                    </m:rPr>
-                    <m:t>−</m:t>
-                  </m:r>
-                  <m:sSub>
-                    <m:e>
-                      <m:r>
-                        <m:t>μ</m:t>
-                      </m:r>
-                    </m:e>
-                    <m:sub>
-                      <m:r>
-                        <m:t>h</m:t>
-                      </m:r>
-                    </m:sub>
-                  </m:sSub>
-                  <m:r>
-                    <m:t>​</m:t>
-                  </m:r>
-                  <m:d>
-                    <m:dPr>
-                      <m:begChr m:val="("/>
-                      <m:sepChr m:val=""/>
-                      <m:endChr m:val=")"/>
-                      <m:grow/>
-                    </m:dPr>
-                    <m:e>
-                      <m:r>
-                        <m:t>x</m:t>
-                      </m:r>
-                    </m:e>
-                  </m:d>
-                  <m:r>
-                    <m:t>​</m:t>
-                  </m:r>
                 </m:e>
               </m:d>
               <m:r>
@@ -24528,78 +22102,21 @@
                             </m:sub>
                           </m:sSub>
                           <m:r>
-                            <m:t>​</m:t>
-                          </m:r>
-                          <m:d>
-                            <m:dPr>
-                              <m:begChr m:val="("/>
-                              <m:sepChr m:val=""/>
-                              <m:endChr m:val=")"/>
-                              <m:grow/>
-                            </m:dPr>
-                            <m:e>
-                              <m:r>
-                                <m:t>x</m:t>
-                              </m:r>
-                            </m:e>
-                          </m:d>
-                          <m:r>
-                            <m:t>​</m:t>
-                          </m:r>
-                          <m:r>
                             <m:rPr>
                               <m:sty m:val="p"/>
                             </m:rPr>
                             <m:t>−</m:t>
                           </m:r>
-                          <m:r>
-                            <m:t>g</m:t>
-                          </m:r>
-                          <m:r>
-                            <m:t>​</m:t>
-                          </m:r>
-                          <m:d>
-                            <m:dPr>
-                              <m:begChr m:val="("/>
-                              <m:sepChr m:val=""/>
-                              <m:endChr m:val=")"/>
-                              <m:grow/>
-                            </m:dPr>
+                          <m:acc>
+                            <m:accPr>
+                              <m:chr m:val="̂"/>
+                            </m:accPr>
                             <m:e>
                               <m:r>
-                                <m:t>x</m:t>
+                                <m:t>y</m:t>
                               </m:r>
-                              <m:r>
-                                <m:rPr>
-                                  <m:sty m:val="p"/>
-                                </m:rPr>
-                                <m:t>;</m:t>
-                              </m:r>
-                              <m:sSub>
-                                <m:e>
-                                  <m:r>
-                                    <m:rPr>
-                                      <m:scr m:val="script"/>
-                                      <m:sty m:val="p"/>
-                                    </m:rPr>
-                                    <m:t>D</m:t>
-                                  </m:r>
-                                </m:e>
-                                <m:sub>
-                                  <m:r>
-                                    <m:rPr>
-                                      <m:nor/>
-                                      <m:sty m:val="p"/>
-                                    </m:rPr>
-                                    <m:t>train</m:t>
-                                  </m:r>
-                                </m:sub>
-                              </m:sSub>
                             </m:e>
-                          </m:d>
-                          <m:r>
-                            <m:t>​</m:t>
-                          </m:r>
+                          </m:acc>
                         </m:e>
                       </m:d>
                       <m:r>
@@ -24656,54 +22173,16 @@
                           <m:grow/>
                         </m:dPr>
                         <m:e>
-                          <m:r>
-                            <m:t>g</m:t>
-                          </m:r>
-                          <m:r>
-                            <m:t>​</m:t>
-                          </m:r>
-                          <m:d>
-                            <m:dPr>
-                              <m:begChr m:val="("/>
-                              <m:sepChr m:val=""/>
-                              <m:endChr m:val=")"/>
-                              <m:grow/>
-                            </m:dPr>
+                          <m:acc>
+                            <m:accPr>
+                              <m:chr m:val="̂"/>
+                            </m:accPr>
                             <m:e>
                               <m:r>
-                                <m:t>x</m:t>
+                                <m:t>y</m:t>
                               </m:r>
-                              <m:r>
-                                <m:rPr>
-                                  <m:sty m:val="p"/>
-                                </m:rPr>
-                                <m:t>;</m:t>
-                              </m:r>
-                              <m:sSub>
-                                <m:e>
-                                  <m:r>
-                                    <m:rPr>
-                                      <m:scr m:val="script"/>
-                                      <m:sty m:val="p"/>
-                                    </m:rPr>
-                                    <m:t>D</m:t>
-                                  </m:r>
-                                </m:e>
-                                <m:sub>
-                                  <m:r>
-                                    <m:rPr>
-                                      <m:nor/>
-                                      <m:sty m:val="p"/>
-                                    </m:rPr>
-                                    <m:t>train</m:t>
-                                  </m:r>
-                                </m:sub>
-                              </m:sSub>
                             </m:e>
-                          </m:d>
-                          <m:r>
-                            <m:t>​</m:t>
-                          </m:r>
+                          </m:acc>
                           <m:r>
                             <m:rPr>
                               <m:sty m:val="p"/>
@@ -24722,25 +22201,6 @@
                               </m:r>
                             </m:sub>
                           </m:sSub>
-                          <m:r>
-                            <m:t>​</m:t>
-                          </m:r>
-                          <m:d>
-                            <m:dPr>
-                              <m:begChr m:val="("/>
-                              <m:sepChr m:val=""/>
-                              <m:endChr m:val=")"/>
-                              <m:grow/>
-                            </m:dPr>
-                            <m:e>
-                              <m:r>
-                                <m:t>x</m:t>
-                              </m:r>
-                            </m:e>
-                          </m:d>
-                          <m:r>
-                            <m:t>​</m:t>
-                          </m:r>
                         </m:e>
                       </m:d>
                       <m:r>
@@ -24812,29 +22272,32 @@
                           <m:grow/>
                         </m:dPr>
                         <m:e>
-                          <m:r>
-                            <m:t>g</m:t>
-                          </m:r>
-                          <m:r>
-                            <m:t>​</m:t>
-                          </m:r>
-                          <m:d>
-                            <m:dPr>
-                              <m:begChr m:val="("/>
-                              <m:sepChr m:val=""/>
-                              <m:endChr m:val=")"/>
-                              <m:grow/>
-                            </m:dPr>
+                          <m:acc>
+                            <m:accPr>
+                              <m:chr m:val="̂"/>
+                            </m:accPr>
                             <m:e>
                               <m:r>
-                                <m:t>x</m:t>
+                                <m:t>y</m:t>
                               </m:r>
+                            </m:e>
+                          </m:acc>
+                          <m:r>
+                            <m:rPr>
+                              <m:sty m:val="p"/>
+                            </m:rPr>
+                            <m:t>−</m:t>
+                          </m:r>
+                          <m:sSub>
+                            <m:e>
                               <m:r>
                                 <m:rPr>
                                   <m:sty m:val="p"/>
                                 </m:rPr>
-                                <m:t>;</m:t>
+                                <m:t>E</m:t>
                               </m:r>
+                            </m:e>
+                            <m:sub>
                               <m:sSub>
                                 <m:e>
                                   <m:r>
@@ -24855,23 +22318,8 @@
                                   </m:r>
                                 </m:sub>
                               </m:sSub>
-                            </m:e>
-                          </m:d>
-                          <m:r>
-                            <m:t>​</m:t>
-                          </m:r>
-                          <m:r>
-                            <m:rPr>
-                              <m:sty m:val="p"/>
-                            </m:rPr>
-                            <m:t>−</m:t>
-                          </m:r>
-                          <m:r>
-                            <m:rPr>
-                              <m:sty m:val="p"/>
-                            </m:rPr>
-                            <m:t>E</m:t>
-                          </m:r>
+                            </m:sub>
+                          </m:sSub>
                           <m:r>
                             <m:t>​</m:t>
                           </m:r>
@@ -24883,54 +22331,16 @@
                               <m:grow/>
                             </m:dPr>
                             <m:e>
-                              <m:r>
-                                <m:t>g</m:t>
-                              </m:r>
-                              <m:r>
-                                <m:t>​</m:t>
-                              </m:r>
-                              <m:d>
-                                <m:dPr>
-                                  <m:begChr m:val="("/>
-                                  <m:sepChr m:val=""/>
-                                  <m:endChr m:val=")"/>
-                                  <m:grow/>
-                                </m:dPr>
+                              <m:acc>
+                                <m:accPr>
+                                  <m:chr m:val="̂"/>
+                                </m:accPr>
                                 <m:e>
                                   <m:r>
-                                    <m:t>x</m:t>
+                                    <m:t>y</m:t>
                                   </m:r>
-                                  <m:r>
-                                    <m:rPr>
-                                      <m:sty m:val="p"/>
-                                    </m:rPr>
-                                    <m:t>;</m:t>
-                                  </m:r>
-                                  <m:sSub>
-                                    <m:e>
-                                      <m:r>
-                                        <m:rPr>
-                                          <m:scr m:val="script"/>
-                                          <m:sty m:val="p"/>
-                                        </m:rPr>
-                                        <m:t>D</m:t>
-                                      </m:r>
-                                    </m:e>
-                                    <m:sub>
-                                      <m:r>
-                                        <m:rPr>
-                                          <m:nor/>
-                                          <m:sty m:val="p"/>
-                                        </m:rPr>
-                                        <m:t>train</m:t>
-                                      </m:r>
-                                    </m:sub>
-                                  </m:sSub>
                                 </m:e>
-                              </m:d>
-                              <m:r>
-                                <m:t>​</m:t>
-                              </m:r>
+                              </m:acc>
                             </m:e>
                           </m:d>
                           <m:r>
@@ -24964,7 +22374,7 @@
                   <m:nor/>
                   <m:sty m:val="p"/>
                 </m:rPr>
-                <m:t>(definition of the average fit)</m:t>
+                <m:t>(definition of the expected prediction)</m:t>
               </m:r>
             </m:e>
             <m:e>
@@ -24994,54 +22404,16 @@
                   <m:grow/>
                 </m:dPr>
                 <m:e>
-                  <m:r>
-                    <m:t>g</m:t>
-                  </m:r>
-                  <m:r>
-                    <m:t>​</m:t>
-                  </m:r>
-                  <m:d>
-                    <m:dPr>
-                      <m:begChr m:val="("/>
-                      <m:sepChr m:val=""/>
-                      <m:endChr m:val=")"/>
-                      <m:grow/>
-                    </m:dPr>
+                  <m:acc>
+                    <m:accPr>
+                      <m:chr m:val="̂"/>
+                    </m:accPr>
                     <m:e>
                       <m:r>
-                        <m:t>x</m:t>
+                        <m:t>y</m:t>
                       </m:r>
-                      <m:r>
-                        <m:rPr>
-                          <m:sty m:val="p"/>
-                        </m:rPr>
-                        <m:t>;</m:t>
-                      </m:r>
-                      <m:sSub>
-                        <m:e>
-                          <m:r>
-                            <m:rPr>
-                              <m:scr m:val="script"/>
-                              <m:sty m:val="p"/>
-                            </m:rPr>
-                            <m:t>D</m:t>
-                          </m:r>
-                        </m:e>
-                        <m:sub>
-                          <m:r>
-                            <m:rPr>
-                              <m:nor/>
-                              <m:sty m:val="p"/>
-                            </m:rPr>
-                            <m:t>train</m:t>
-                          </m:r>
-                        </m:sub>
-                      </m:sSub>
                     </m:e>
-                  </m:d>
-                  <m:r>
-                    <m:t>​</m:t>
-                  </m:r>
+                  </m:acc>
                 </m:e>
               </m:d>
               <m:r>
@@ -25120,71 +22492,18 @@
                         <m:rPr>
                           <m:sty m:val="p"/>
                         </m:rPr>
-                        <m:t>(</m:t>
-                      </m:r>
-                      <m:r>
-                        <m:t>x</m:t>
-                      </m:r>
-                      <m:r>
-                        <m:rPr>
-                          <m:sty m:val="p"/>
-                        </m:rPr>
-                        <m:t>)</m:t>
-                      </m:r>
-                      <m:r>
-                        <m:rPr>
-                          <m:sty m:val="p"/>
-                        </m:rPr>
                         <m:t>−</m:t>
                       </m:r>
-                      <m:r>
-                        <m:t>g</m:t>
-                      </m:r>
-                      <m:r>
-                        <m:t>​</m:t>
-                      </m:r>
-                      <m:d>
-                        <m:dPr>
-                          <m:begChr m:val="("/>
-                          <m:sepChr m:val=""/>
-                          <m:endChr m:val=")"/>
-                          <m:grow/>
-                        </m:dPr>
+                      <m:acc>
+                        <m:accPr>
+                          <m:chr m:val="̂"/>
+                        </m:accPr>
                         <m:e>
                           <m:r>
-                            <m:t>x</m:t>
+                            <m:t>y</m:t>
                           </m:r>
-                          <m:r>
-                            <m:rPr>
-                              <m:sty m:val="p"/>
-                            </m:rPr>
-                            <m:t>;</m:t>
-                          </m:r>
-                          <m:sSub>
-                            <m:e>
-                              <m:r>
-                                <m:rPr>
-                                  <m:scr m:val="script"/>
-                                  <m:sty m:val="p"/>
-                                </m:rPr>
-                                <m:t>D</m:t>
-                              </m:r>
-                            </m:e>
-                            <m:sub>
-                              <m:r>
-                                <m:rPr>
-                                  <m:nor/>
-                                  <m:sty m:val="p"/>
-                                </m:rPr>
-                                <m:t>train</m:t>
-                              </m:r>
-                            </m:sub>
-                          </m:sSub>
                         </m:e>
-                      </m:d>
-                      <m:r>
-                        <m:t>​</m:t>
-                      </m:r>
+                      </m:acc>
                     </m:e>
                   </m:d>
                   <m:r>
@@ -25238,54 +22557,16 @@
                       <m:grow/>
                     </m:dPr>
                     <m:e>
-                      <m:r>
-                        <m:t>g</m:t>
-                      </m:r>
-                      <m:r>
-                        <m:t>​</m:t>
-                      </m:r>
-                      <m:d>
-                        <m:dPr>
-                          <m:begChr m:val="("/>
-                          <m:sepChr m:val=""/>
-                          <m:endChr m:val=")"/>
-                          <m:grow/>
-                        </m:dPr>
+                      <m:acc>
+                        <m:accPr>
+                          <m:chr m:val="̂"/>
+                        </m:accPr>
                         <m:e>
                           <m:r>
-                            <m:t>x</m:t>
+                            <m:t>y</m:t>
                           </m:r>
-                          <m:r>
-                            <m:rPr>
-                              <m:sty m:val="p"/>
-                            </m:rPr>
-                            <m:t>;</m:t>
-                          </m:r>
-                          <m:sSub>
-                            <m:e>
-                              <m:r>
-                                <m:rPr>
-                                  <m:scr m:val="script"/>
-                                  <m:sty m:val="p"/>
-                                </m:rPr>
-                                <m:t>D</m:t>
-                              </m:r>
-                            </m:e>
-                            <m:sub>
-                              <m:r>
-                                <m:rPr>
-                                  <m:nor/>
-                                  <m:sty m:val="p"/>
-                                </m:rPr>
-                                <m:t>train</m:t>
-                              </m:r>
-                            </m:sub>
-                          </m:sSub>
                         </m:e>
-                      </m:d>
-                      <m:r>
-                        <m:t>​</m:t>
-                      </m:r>
+                      </m:acc>
                     </m:e>
                   </m:d>
                   <m:r>
@@ -25326,54 +22607,16 @@
               <m:grow/>
             </m:dPr>
             <m:e>
-              <m:r>
-                <m:t>g</m:t>
-              </m:r>
-              <m:r>
-                <m:t>​</m:t>
-              </m:r>
-              <m:d>
-                <m:dPr>
-                  <m:begChr m:val="("/>
-                  <m:sepChr m:val=""/>
-                  <m:endChr m:val=")"/>
-                  <m:grow/>
-                </m:dPr>
+              <m:acc>
+                <m:accPr>
+                  <m:chr m:val="̂"/>
+                </m:accPr>
                 <m:e>
                   <m:r>
-                    <m:t>x</m:t>
+                    <m:t>y</m:t>
                   </m:r>
-                  <m:r>
-                    <m:rPr>
-                      <m:sty m:val="p"/>
-                    </m:rPr>
-                    <m:t>;</m:t>
-                  </m:r>
-                  <m:sSub>
-                    <m:e>
-                      <m:r>
-                        <m:rPr>
-                          <m:scr m:val="script"/>
-                          <m:sty m:val="p"/>
-                        </m:rPr>
-                        <m:t>D</m:t>
-                      </m:r>
-                    </m:e>
-                    <m:sub>
-                      <m:r>
-                        <m:rPr>
-                          <m:nor/>
-                          <m:sty m:val="p"/>
-                        </m:rPr>
-                        <m:t>train</m:t>
-                      </m:r>
-                    </m:sub>
-                  </m:sSub>
                 </m:e>
-              </m:d>
-              <m:r>
-                <m:t>​</m:t>
-              </m:r>
+              </m:acc>
             </m:e>
           </m:d>
           <m:r>
@@ -25567,21 +22810,6 @@
           <m:rPr>
             <m:sty m:val="p"/>
           </m:rPr>
-          <m:t>(</m:t>
-        </m:r>
-        <m:r>
-          <m:t>x</m:t>
-        </m:r>
-        <m:r>
-          <m:rPr>
-            <m:sty m:val="p"/>
-          </m:rPr>
-          <m:t>)</m:t>
-        </m:r>
-        <m:r>
-          <m:rPr>
-            <m:sty m:val="p"/>
-          </m:rPr>
           <m:t>+</m:t>
         </m:r>
         <m:r>
@@ -25740,53 +22968,31 @@
             <m:grow/>
           </m:dPr>
           <m:e>
-            <m:r>
-              <m:t>g</m:t>
-            </m:r>
-            <m:r>
-              <m:t>​</m:t>
-            </m:r>
-            <m:d>
-              <m:dPr>
-                <m:begChr m:val="("/>
-                <m:sepChr m:val=""/>
-                <m:endChr m:val=")"/>
-                <m:grow/>
-              </m:dPr>
+            <m:sSup>
               <m:e>
                 <m:r>
-                  <m:t>x</m:t>
+                  <m:t>​</m:t>
                 </m:r>
-                <m:r>
-                  <m:rPr>
-                    <m:sty m:val="p"/>
-                  </m:rPr>
-                  <m:t>;</m:t>
-                </m:r>
-                <m:sSub>
+                <m:d>
+                  <m:dPr>
+                    <m:begChr m:val="("/>
+                    <m:sepChr m:val=""/>
+                    <m:endChr m:val=")"/>
+                    <m:grow/>
+                  </m:dPr>
                   <m:e>
-                    <m:r>
-                      <m:rPr>
-                        <m:scr m:val="script"/>
-                        <m:sty m:val="p"/>
-                      </m:rPr>
-                      <m:t>D</m:t>
-                    </m:r>
+                    <m:acc>
+                      <m:accPr>
+                        <m:chr m:val="̂"/>
+                      </m:accPr>
+                      <m:e>
+                        <m:r>
+                          <m:t>y</m:t>
+                        </m:r>
+                      </m:e>
+                    </m:acc>
                   </m:e>
-                  <m:sub>
-                    <m:r>
-                      <m:rPr>
-                        <m:nor/>
-                        <m:sty m:val="p"/>
-                      </m:rPr>
-                      <m:t>train</m:t>
-                    </m:r>
-                  </m:sub>
-                </m:sSub>
-              </m:e>
-            </m:d>
-            <m:sSup>
-              <m:e>
+                </m:d>
                 <m:r>
                   <m:t>​</m:t>
                 </m:r>
@@ -25873,54 +23079,16 @@
         <w:t xml:space="preserve"> </w:t>
       </w:r>
       <m:oMath>
-        <m:r>
-          <m:t>g</m:t>
-        </m:r>
-        <m:r>
-          <m:t>​</m:t>
-        </m:r>
-        <m:d>
-          <m:dPr>
-            <m:begChr m:val="("/>
-            <m:sepChr m:val=""/>
-            <m:endChr m:val=")"/>
-            <m:grow/>
-          </m:dPr>
+        <m:acc>
+          <m:accPr>
+            <m:chr m:val="̂"/>
+          </m:accPr>
           <m:e>
             <m:r>
-              <m:t>x</m:t>
-            </m:r>
-            <m:r>
-              <m:rPr>
-                <m:sty m:val="p"/>
-              </m:rPr>
-              <m:t>;</m:t>
-            </m:r>
-            <m:sSub>
-              <m:e>
-                <m:r>
-                  <m:rPr>
-                    <m:scr m:val="script"/>
-                    <m:sty m:val="p"/>
-                  </m:rPr>
-                  <m:t>D</m:t>
-                </m:r>
-              </m:e>
-              <m:sub>
-                <m:r>
-                  <m:rPr>
-                    <m:nor/>
-                    <m:sty m:val="p"/>
-                  </m:rPr>
-                  <m:t>train</m:t>
-                </m:r>
-              </m:sub>
-            </m:sSub>
+              <m:t>y</m:t>
+            </m:r>
           </m:e>
-        </m:d>
-        <m:r>
-          <m:t>​</m:t>
-        </m:r>
+        </m:acc>
       </m:oMath>
       <w:r>
         <w:t xml:space="preserve">, used as an</w:t>
@@ -25948,21 +23116,6 @@
       <m:oMath>
         <m:r>
           <m:t>μ</m:t>
-        </m:r>
-        <m:r>
-          <m:rPr>
-            <m:sty m:val="p"/>
-          </m:rPr>
-          <m:t>(</m:t>
-        </m:r>
-        <m:r>
-          <m:t>x</m:t>
-        </m:r>
-        <m:r>
-          <m:rPr>
-            <m:sty m:val="p"/>
-          </m:rPr>
-          <m:t>)</m:t>
         </m:r>
       </m:oMath>
       <w:r>
@@ -26100,54 +23253,16 @@
                       <m:grow/>
                     </m:dPr>
                     <m:e>
-                      <m:r>
-                        <m:t>g</m:t>
-                      </m:r>
-                      <m:r>
-                        <m:t>​</m:t>
-                      </m:r>
-                      <m:d>
-                        <m:dPr>
-                          <m:begChr m:val="("/>
-                          <m:sepChr m:val=""/>
-                          <m:endChr m:val=")"/>
-                          <m:grow/>
-                        </m:dPr>
+                      <m:acc>
+                        <m:accPr>
+                          <m:chr m:val="̂"/>
+                        </m:accPr>
                         <m:e>
                           <m:r>
-                            <m:t>x</m:t>
+                            <m:t>y</m:t>
                           </m:r>
-                          <m:r>
-                            <m:rPr>
-                              <m:sty m:val="p"/>
-                            </m:rPr>
-                            <m:t>;</m:t>
-                          </m:r>
-                          <m:sSub>
-                            <m:e>
-                              <m:r>
-                                <m:rPr>
-                                  <m:scr m:val="script"/>
-                                  <m:sty m:val="p"/>
-                                </m:rPr>
-                                <m:t>D</m:t>
-                              </m:r>
-                            </m:e>
-                            <m:sub>
-                              <m:r>
-                                <m:rPr>
-                                  <m:nor/>
-                                  <m:sty m:val="p"/>
-                                </m:rPr>
-                                <m:t>train</m:t>
-                              </m:r>
-                            </m:sub>
-                          </m:sSub>
                         </m:e>
-                      </m:d>
-                      <m:r>
-                        <m:t>​</m:t>
-                      </m:r>
+                      </m:acc>
                     </m:e>
                   </m:d>
                   <m:r>
@@ -26188,54 +23303,16 @@
               <m:grow/>
             </m:dPr>
             <m:e>
-              <m:r>
-                <m:t>g</m:t>
-              </m:r>
-              <m:r>
-                <m:t>​</m:t>
-              </m:r>
-              <m:d>
-                <m:dPr>
-                  <m:begChr m:val="("/>
-                  <m:sepChr m:val=""/>
-                  <m:endChr m:val=")"/>
-                  <m:grow/>
-                </m:dPr>
+              <m:acc>
+                <m:accPr>
+                  <m:chr m:val="̂"/>
+                </m:accPr>
                 <m:e>
                   <m:r>
-                    <m:t>x</m:t>
+                    <m:t>y</m:t>
                   </m:r>
-                  <m:r>
-                    <m:rPr>
-                      <m:sty m:val="p"/>
-                    </m:rPr>
-                    <m:t>;</m:t>
-                  </m:r>
-                  <m:sSub>
-                    <m:e>
-                      <m:r>
-                        <m:rPr>
-                          <m:scr m:val="script"/>
-                          <m:sty m:val="p"/>
-                        </m:rPr>
-                        <m:t>D</m:t>
-                      </m:r>
-                    </m:e>
-                    <m:sub>
-                      <m:r>
-                        <m:rPr>
-                          <m:nor/>
-                          <m:sty m:val="p"/>
-                        </m:rPr>
-                        <m:t>train</m:t>
-                      </m:r>
-                    </m:sub>
-                  </m:sSub>
                 </m:e>
-              </m:d>
-              <m:r>
-                <m:t>​</m:t>
-              </m:r>
+              </m:acc>
             </m:e>
           </m:d>
           <m:r>
@@ -26381,21 +23458,6 @@
         <m:r>
           <m:t>μ</m:t>
         </m:r>
-        <m:r>
-          <m:rPr>
-            <m:sty m:val="p"/>
-          </m:rPr>
-          <m:t>(</m:t>
-        </m:r>
-        <m:r>
-          <m:t>x</m:t>
-        </m:r>
-        <m:r>
-          <m:rPr>
-            <m:sty m:val="p"/>
-          </m:rPr>
-          <m:t>)</m:t>
-        </m:r>
       </m:oMath>
       <w:r>
         <w:t xml:space="preserve">.</w:t>
@@ -26572,71 +23634,18 @@
                             <m:rPr>
                               <m:sty m:val="p"/>
                             </m:rPr>
-                            <m:t>(</m:t>
-                          </m:r>
-                          <m:r>
-                            <m:t>x</m:t>
-                          </m:r>
-                          <m:r>
-                            <m:rPr>
-                              <m:sty m:val="p"/>
-                            </m:rPr>
-                            <m:t>)</m:t>
-                          </m:r>
-                          <m:r>
-                            <m:rPr>
-                              <m:sty m:val="p"/>
-                            </m:rPr>
                             <m:t>−</m:t>
                           </m:r>
-                          <m:r>
-                            <m:t>g</m:t>
-                          </m:r>
-                          <m:r>
-                            <m:t>​</m:t>
-                          </m:r>
-                          <m:d>
-                            <m:dPr>
-                              <m:begChr m:val="("/>
-                              <m:sepChr m:val=""/>
-                              <m:endChr m:val=")"/>
-                              <m:grow/>
-                            </m:dPr>
+                          <m:acc>
+                            <m:accPr>
+                              <m:chr m:val="̂"/>
+                            </m:accPr>
                             <m:e>
                               <m:r>
-                                <m:t>x</m:t>
+                                <m:t>y</m:t>
                               </m:r>
-                              <m:r>
-                                <m:rPr>
-                                  <m:sty m:val="p"/>
-                                </m:rPr>
-                                <m:t>;</m:t>
-                              </m:r>
-                              <m:sSub>
-                                <m:e>
-                                  <m:r>
-                                    <m:rPr>
-                                      <m:scr m:val="script"/>
-                                      <m:sty m:val="p"/>
-                                    </m:rPr>
-                                    <m:t>D</m:t>
-                                  </m:r>
-                                </m:e>
-                                <m:sub>
-                                  <m:r>
-                                    <m:rPr>
-                                      <m:nor/>
-                                      <m:sty m:val="p"/>
-                                    </m:rPr>
-                                    <m:t>train</m:t>
-                                  </m:r>
-                                </m:sub>
-                              </m:sSub>
                             </m:e>
-                          </m:d>
-                          <m:r>
-                            <m:t>​</m:t>
-                          </m:r>
+                          </m:acc>
                         </m:e>
                       </m:d>
                       <m:r>
@@ -26726,54 +23735,16 @@
                           <m:grow/>
                         </m:dPr>
                         <m:e>
-                          <m:r>
-                            <m:t>g</m:t>
-                          </m:r>
-                          <m:r>
-                            <m:t>​</m:t>
-                          </m:r>
-                          <m:d>
-                            <m:dPr>
-                              <m:begChr m:val="("/>
-                              <m:sepChr m:val=""/>
-                              <m:endChr m:val=")"/>
-                              <m:grow/>
-                            </m:dPr>
+                          <m:acc>
+                            <m:accPr>
+                              <m:chr m:val="̂"/>
+                            </m:accPr>
                             <m:e>
                               <m:r>
-                                <m:t>x</m:t>
+                                <m:t>y</m:t>
                               </m:r>
-                              <m:r>
-                                <m:rPr>
-                                  <m:sty m:val="p"/>
-                                </m:rPr>
-                                <m:t>;</m:t>
-                              </m:r>
-                              <m:sSub>
-                                <m:e>
-                                  <m:r>
-                                    <m:rPr>
-                                      <m:scr m:val="script"/>
-                                      <m:sty m:val="p"/>
-                                    </m:rPr>
-                                    <m:t>D</m:t>
-                                  </m:r>
-                                </m:e>
-                                <m:sub>
-                                  <m:r>
-                                    <m:rPr>
-                                      <m:nor/>
-                                      <m:sty m:val="p"/>
-                                    </m:rPr>
-                                    <m:t>train</m:t>
-                                  </m:r>
-                                </m:sub>
-                              </m:sSub>
                             </m:e>
-                          </m:d>
-                          <m:r>
-                            <m:t>​</m:t>
-                          </m:r>
+                          </m:acc>
                         </m:e>
                       </m:d>
                       <m:r>
@@ -26814,54 +23785,16 @@
                   <m:grow/>
                 </m:dPr>
                 <m:e>
-                  <m:r>
-                    <m:t>g</m:t>
-                  </m:r>
-                  <m:r>
-                    <m:t>​</m:t>
-                  </m:r>
-                  <m:d>
-                    <m:dPr>
-                      <m:begChr m:val="("/>
-                      <m:sepChr m:val=""/>
-                      <m:endChr m:val=")"/>
-                      <m:grow/>
-                    </m:dPr>
+                  <m:acc>
+                    <m:accPr>
+                      <m:chr m:val="̂"/>
+                    </m:accPr>
                     <m:e>
                       <m:r>
-                        <m:t>x</m:t>
+                        <m:t>y</m:t>
                       </m:r>
-                      <m:r>
-                        <m:rPr>
-                          <m:sty m:val="p"/>
-                        </m:rPr>
-                        <m:t>;</m:t>
-                      </m:r>
-                      <m:sSub>
-                        <m:e>
-                          <m:r>
-                            <m:rPr>
-                              <m:scr m:val="script"/>
-                              <m:sty m:val="p"/>
-                            </m:rPr>
-                            <m:t>D</m:t>
-                          </m:r>
-                        </m:e>
-                        <m:sub>
-                          <m:r>
-                            <m:rPr>
-                              <m:nor/>
-                              <m:sty m:val="p"/>
-                            </m:rPr>
-                            <m:t>train</m:t>
-                          </m:r>
-                        </m:sub>
-                      </m:sSub>
                     </m:e>
-                  </m:d>
-                  <m:r>
-                    <m:t>​</m:t>
-                  </m:r>
+                  </m:acc>
                 </m:e>
               </m:d>
               <m:r>
@@ -26921,54 +23854,16 @@
                           <m:grow/>
                         </m:dPr>
                         <m:e>
-                          <m:r>
-                            <m:t>g</m:t>
-                          </m:r>
-                          <m:r>
-                            <m:t>​</m:t>
-                          </m:r>
-                          <m:d>
-                            <m:dPr>
-                              <m:begChr m:val="("/>
-                              <m:sepChr m:val=""/>
-                              <m:endChr m:val=")"/>
-                              <m:grow/>
-                            </m:dPr>
+                          <m:acc>
+                            <m:accPr>
+                              <m:chr m:val="̂"/>
+                            </m:accPr>
                             <m:e>
                               <m:r>
-                                <m:t>x</m:t>
+                                <m:t>y</m:t>
                               </m:r>
-                              <m:r>
-                                <m:rPr>
-                                  <m:sty m:val="p"/>
-                                </m:rPr>
-                                <m:t>;</m:t>
-                              </m:r>
-                              <m:sSub>
-                                <m:e>
-                                  <m:r>
-                                    <m:rPr>
-                                      <m:scr m:val="script"/>
-                                      <m:sty m:val="p"/>
-                                    </m:rPr>
-                                    <m:t>D</m:t>
-                                  </m:r>
-                                </m:e>
-                                <m:sub>
-                                  <m:r>
-                                    <m:rPr>
-                                      <m:nor/>
-                                      <m:sty m:val="p"/>
-                                    </m:rPr>
-                                    <m:t>train</m:t>
-                                  </m:r>
-                                </m:sub>
-                              </m:sSub>
                             </m:e>
-                          </m:d>
-                          <m:r>
-                            <m:t>​</m:t>
-                          </m:r>
+                          </m:acc>
                         </m:e>
                       </m:d>
                       <m:r>
@@ -27009,54 +23904,16 @@
                   <m:grow/>
                 </m:dPr>
                 <m:e>
-                  <m:r>
-                    <m:t>g</m:t>
-                  </m:r>
-                  <m:r>
-                    <m:t>​</m:t>
-                  </m:r>
-                  <m:d>
-                    <m:dPr>
-                      <m:begChr m:val="("/>
-                      <m:sepChr m:val=""/>
-                      <m:endChr m:val=")"/>
-                      <m:grow/>
-                    </m:dPr>
+                  <m:acc>
+                    <m:accPr>
+                      <m:chr m:val="̂"/>
+                    </m:accPr>
                     <m:e>
                       <m:r>
-                        <m:t>x</m:t>
+                        <m:t>y</m:t>
                       </m:r>
-                      <m:r>
-                        <m:rPr>
-                          <m:sty m:val="p"/>
-                        </m:rPr>
-                        <m:t>;</m:t>
-                      </m:r>
-                      <m:sSub>
-                        <m:e>
-                          <m:r>
-                            <m:rPr>
-                              <m:scr m:val="script"/>
-                              <m:sty m:val="p"/>
-                            </m:rPr>
-                            <m:t>D</m:t>
-                          </m:r>
-                        </m:e>
-                        <m:sub>
-                          <m:r>
-                            <m:rPr>
-                              <m:nor/>
-                              <m:sty m:val="p"/>
-                            </m:rPr>
-                            <m:t>train</m:t>
-                          </m:r>
-                        </m:sub>
-                      </m:sSub>
                     </m:e>
-                  </m:d>
-                  <m:r>
-                    <m:t>​</m:t>
-                  </m:r>
+                  </m:acc>
                 </m:e>
               </m:d>
               <m:r>
@@ -27513,31 +24370,35 @@
           </m:e>
         </m:acc>
         <m:r>
-          <m:rPr>
-            <m:sty m:val="p"/>
-          </m:rPr>
-          <m:t>(</m:t>
-        </m:r>
-        <m:sSub>
+          <m:t>​</m:t>
+        </m:r>
+        <m:d>
+          <m:dPr>
+            <m:begChr m:val="("/>
+            <m:sepChr m:val=""/>
+            <m:endChr m:val=")"/>
+            <m:grow/>
+          </m:dPr>
           <m:e>
-            <m:r>
-              <m:t>X</m:t>
-            </m:r>
+            <m:sSub>
+              <m:e>
+                <m:r>
+                  <m:t>X</m:t>
+                </m:r>
+              </m:e>
+              <m:sub>
+                <m:r>
+                  <m:rPr>
+                    <m:sty m:val="p"/>
+                  </m:rPr>
+                  <m:t>*</m:t>
+                </m:r>
+              </m:sub>
+            </m:sSub>
           </m:e>
-          <m:sub>
-            <m:r>
-              <m:rPr>
-                <m:sty m:val="p"/>
-              </m:rPr>
-              <m:t>*</m:t>
-            </m:r>
-          </m:sub>
-        </m:sSub>
-        <m:r>
-          <m:rPr>
-            <m:sty m:val="p"/>
-          </m:rPr>
-          <m:t>)</m:t>
+        </m:d>
+        <m:r>
+          <m:t>​</m:t>
         </m:r>
       </m:oMath>
       <w:r>
@@ -28665,21 +25526,6 @@
       <m:oMath>
         <m:r>
           <m:t>μ</m:t>
-        </m:r>
-        <m:r>
-          <m:rPr>
-            <m:sty m:val="p"/>
-          </m:rPr>
-          <m:t>(</m:t>
-        </m:r>
-        <m:r>
-          <m:t>x</m:t>
-        </m:r>
-        <m:r>
-          <m:rPr>
-            <m:sty m:val="p"/>
-          </m:rPr>
-          <m:t>)</m:t>
         </m:r>
       </m:oMath>
       <w:r>
@@ -28753,9 +25599,16 @@
                         <m:e>
                           <m:sSub>
                             <m:e>
-                              <m:r>
-                                <m:t>g</m:t>
-                              </m:r>
+                              <m:acc>
+                                <m:accPr>
+                                  <m:chr m:val="̂"/>
+                                </m:accPr>
+                                <m:e>
+                                  <m:r>
+                                    <m:t>y</m:t>
+                                  </m:r>
+                                </m:e>
+                              </m:acc>
                             </m:e>
                             <m:sub>
                               <m:r>
@@ -28786,32 +25639,6 @@
                               <m:r>
                                 <m:t>x</m:t>
                               </m:r>
-                              <m:r>
-                                <m:rPr>
-                                  <m:sty m:val="p"/>
-                                </m:rPr>
-                                <m:t>;</m:t>
-                              </m:r>
-                              <m:sSub>
-                                <m:e>
-                                  <m:r>
-                                    <m:rPr>
-                                      <m:scr m:val="script"/>
-                                      <m:sty m:val="p"/>
-                                    </m:rPr>
-                                    <m:t>D</m:t>
-                                  </m:r>
-                                </m:e>
-                                <m:sub>
-                                  <m:r>
-                                    <m:rPr>
-                                      <m:nor/>
-                                      <m:sty m:val="p"/>
-                                    </m:rPr>
-                                    <m:t>train</m:t>
-                                  </m:r>
-                                </m:sub>
-                              </m:sSub>
                             </m:e>
                           </m:d>
                           <m:r>
@@ -28875,9 +25702,16 @@
                         <m:e>
                           <m:sSub>
                             <m:e>
-                              <m:r>
-                                <m:t>g</m:t>
-                              </m:r>
+                              <m:acc>
+                                <m:accPr>
+                                  <m:chr m:val="̂"/>
+                                </m:accPr>
+                                <m:e>
+                                  <m:r>
+                                    <m:t>y</m:t>
+                                  </m:r>
+                                </m:e>
+                              </m:acc>
                             </m:e>
                             <m:sub>
                               <m:r>
@@ -28899,32 +25733,6 @@
                               <m:r>
                                 <m:t>x</m:t>
                               </m:r>
-                              <m:r>
-                                <m:rPr>
-                                  <m:sty m:val="p"/>
-                                </m:rPr>
-                                <m:t>;</m:t>
-                              </m:r>
-                              <m:sSub>
-                                <m:e>
-                                  <m:r>
-                                    <m:rPr>
-                                      <m:scr m:val="script"/>
-                                      <m:sty m:val="p"/>
-                                    </m:rPr>
-                                    <m:t>D</m:t>
-                                  </m:r>
-                                </m:e>
-                                <m:sub>
-                                  <m:r>
-                                    <m:rPr>
-                                      <m:nor/>
-                                      <m:sty m:val="p"/>
-                                    </m:rPr>
-                                    <m:t>train</m:t>
-                                  </m:r>
-                                </m:sub>
-                              </m:sSub>
                             </m:e>
                           </m:d>
                           <m:r>
@@ -28974,9 +25782,16 @@
                 <m:e>
                   <m:sSub>
                     <m:e>
-                      <m:r>
-                        <m:t>g</m:t>
-                      </m:r>
+                      <m:acc>
+                        <m:accPr>
+                          <m:chr m:val="̂"/>
+                        </m:accPr>
+                        <m:e>
+                          <m:r>
+                            <m:t>y</m:t>
+                          </m:r>
+                        </m:e>
+                      </m:acc>
                     </m:e>
                     <m:sub>
                       <m:r>
@@ -29007,32 +25822,6 @@
                       <m:r>
                         <m:t>x</m:t>
                       </m:r>
-                      <m:r>
-                        <m:rPr>
-                          <m:sty m:val="p"/>
-                        </m:rPr>
-                        <m:t>;</m:t>
-                      </m:r>
-                      <m:sSub>
-                        <m:e>
-                          <m:r>
-                            <m:rPr>
-                              <m:scr m:val="script"/>
-                              <m:sty m:val="p"/>
-                            </m:rPr>
-                            <m:t>D</m:t>
-                          </m:r>
-                        </m:e>
-                        <m:sub>
-                          <m:r>
-                            <m:rPr>
-                              <m:nor/>
-                              <m:sty m:val="p"/>
-                            </m:rPr>
-                            <m:t>train</m:t>
-                          </m:r>
-                        </m:sub>
-                      </m:sSub>
                     </m:e>
                   </m:d>
                   <m:r>
@@ -29071,9 +25860,16 @@
                 <m:e>
                   <m:sSub>
                     <m:e>
-                      <m:r>
-                        <m:t>g</m:t>
-                      </m:r>
+                      <m:acc>
+                        <m:accPr>
+                          <m:chr m:val="̂"/>
+                        </m:accPr>
+                        <m:e>
+                          <m:r>
+                            <m:t>y</m:t>
+                          </m:r>
+                        </m:e>
+                      </m:acc>
                     </m:e>
                     <m:sub>
                       <m:r>
@@ -29095,32 +25891,6 @@
                       <m:r>
                         <m:t>x</m:t>
                       </m:r>
-                      <m:r>
-                        <m:rPr>
-                          <m:sty m:val="p"/>
-                        </m:rPr>
-                        <m:t>;</m:t>
-                      </m:r>
-                      <m:sSub>
-                        <m:e>
-                          <m:r>
-                            <m:rPr>
-                              <m:scr m:val="script"/>
-                              <m:sty m:val="p"/>
-                            </m:rPr>
-                            <m:t>D</m:t>
-                          </m:r>
-                        </m:e>
-                        <m:sub>
-                          <m:r>
-                            <m:rPr>
-                              <m:nor/>
-                              <m:sty m:val="p"/>
-                            </m:rPr>
-                            <m:t>train</m:t>
-                          </m:r>
-                        </m:sub>
-                      </m:sSub>
                     </m:e>
                   </m:d>
                   <m:r>
@@ -29370,9 +26140,16 @@
       <m:oMath>
         <m:sSub>
           <m:e>
-            <m:r>
-              <m:t>g</m:t>
-            </m:r>
+            <m:acc>
+              <m:accPr>
+                <m:chr m:val="̂"/>
+              </m:accPr>
+              <m:e>
+                <m:r>
+                  <m:t>y</m:t>
+                </m:r>
+              </m:e>
+            </m:acc>
           </m:e>
           <m:sub>
             <m:r>
@@ -29400,9 +26177,16 @@
         </m:r>
         <m:sSub>
           <m:e>
-            <m:r>
-              <m:t>g</m:t>
-            </m:r>
+            <m:acc>
+              <m:accPr>
+                <m:chr m:val="̂"/>
+              </m:accPr>
+              <m:e>
+                <m:r>
+                  <m:t>y</m:t>
+                </m:r>
+              </m:e>
+            </m:acc>
           </m:e>
           <m:sub>
             <m:r>
@@ -29426,9 +26210,16 @@
       <m:oMath>
         <m:sSub>
           <m:e>
-            <m:r>
-              <m:t>g</m:t>
-            </m:r>
+            <m:acc>
+              <m:accPr>
+                <m:chr m:val="̂"/>
+              </m:accPr>
+              <m:e>
+                <m:r>
+                  <m:t>y</m:t>
+                </m:r>
+              </m:e>
+            </m:acc>
           </m:e>
           <m:sub>
             <m:r>
@@ -29449,9 +26240,16 @@
       <m:oMath>
         <m:sSub>
           <m:e>
-            <m:r>
-              <m:t>g</m:t>
-            </m:r>
+            <m:acc>
+              <m:accPr>
+                <m:chr m:val="̂"/>
+              </m:accPr>
+              <m:e>
+                <m:r>
+                  <m:t>y</m:t>
+                </m:r>
+              </m:e>
+            </m:acc>
           </m:e>
           <m:sub>
             <m:r>
@@ -29708,7 +26506,27 @@
         <w:t xml:space="preserve"> </w:t>
       </w:r>
       <w:r>
-        <w:t xml:space="preserve">is a candidate of</w:t>
+        <w:t xml:space="preserve">is among the functions that candidate</w:t>
+      </w:r>
+      <w:r>
+        <w:t xml:space="preserve"> </w:t>
+      </w:r>
+      <m:oMath>
+        <m:r>
+          <m:t>1</m:t>
+        </m:r>
+      </m:oMath>
+      <w:r>
+        <w:t xml:space="preserve"> </w:t>
+      </w:r>
+      <w:r>
+        <w:t xml:space="preserve">can fit,</w:t>
+      </w:r>
+      <w:r>
+        <w:t xml:space="preserve"> </w:t>
+      </w:r>
+      <w:r>
+        <w:t xml:space="preserve">the squared bias of</w:t>
       </w:r>
       <w:r>
         <w:t xml:space="preserve"> </w:t>
@@ -29716,9 +26534,16 @@
       <m:oMath>
         <m:sSub>
           <m:e>
-            <m:r>
-              <m:t>g</m:t>
-            </m:r>
+            <m:acc>
+              <m:accPr>
+                <m:chr m:val="̂"/>
+              </m:accPr>
+              <m:e>
+                <m:r>
+                  <m:t>y</m:t>
+                </m:r>
+              </m:e>
+            </m:acc>
           </m:e>
           <m:sub>
             <m:r>
@@ -29728,13 +26553,16 @@
         </m:sSub>
       </m:oMath>
       <w:r>
-        <w:t xml:space="preserve">,</w:t>
-      </w:r>
-      <w:r>
-        <w:t xml:space="preserve"> </w:t>
-      </w:r>
-      <w:r>
-        <w:t xml:space="preserve">the squared bias of</w:t>
+        <w:t xml:space="preserve"> </w:t>
+      </w:r>
+      <w:r>
+        <w:t xml:space="preserve">can be zero,</w:t>
+      </w:r>
+      <w:r>
+        <w:t xml:space="preserve"> </w:t>
+      </w:r>
+      <w:r>
+        <w:t xml:space="preserve">and then no more flexible</w:t>
       </w:r>
       <w:r>
         <w:t xml:space="preserve"> </w:t>
@@ -29742,13 +26570,20 @@
       <m:oMath>
         <m:sSub>
           <m:e>
-            <m:r>
-              <m:t>g</m:t>
-            </m:r>
+            <m:acc>
+              <m:accPr>
+                <m:chr m:val="̂"/>
+              </m:accPr>
+              <m:e>
+                <m:r>
+                  <m:t>y</m:t>
+                </m:r>
+              </m:e>
+            </m:acc>
           </m:e>
           <m:sub>
             <m:r>
-              <m:t>1</m:t>
+              <m:t>l</m:t>
             </m:r>
           </m:sub>
         </m:sSub>
@@ -29757,35 +26592,6 @@
         <w:t xml:space="preserve"> </w:t>
       </w:r>
       <w:r>
-        <w:t xml:space="preserve">can be zero,</w:t>
-      </w:r>
-      <w:r>
-        <w:t xml:space="preserve"> </w:t>
-      </w:r>
-      <w:r>
-        <w:t xml:space="preserve">and then no later</w:t>
-      </w:r>
-      <w:r>
-        <w:t xml:space="preserve"> </w:t>
-      </w:r>
-      <m:oMath>
-        <m:sSub>
-          <m:e>
-            <m:r>
-              <m:t>g</m:t>
-            </m:r>
-          </m:e>
-          <m:sub>
-            <m:r>
-              <m:t>l</m:t>
-            </m:r>
-          </m:sub>
-        </m:sSub>
-      </m:oMath>
-      <w:r>
-        <w:t xml:space="preserve"> </w:t>
-      </w:r>
-      <w:r>
         <w:t xml:space="preserve">has a smaller squared bias</w:t>
       </w:r>
       <w:r>
@@ -29804,19 +26610,19 @@
         <w:t xml:space="preserve"> </w:t>
       </w:r>
       <w:r>
-        <w:t xml:space="preserve">The procedures past the smallest error</w:t>
-      </w:r>
-      <w:r>
-        <w:t xml:space="preserve"> </w:t>
-      </w:r>
-      <w:r>
-        <w:t xml:space="preserve">have lowered their squared bias by less than they have raised their variance,</w:t>
-      </w:r>
-      <w:r>
-        <w:t xml:space="preserve"> </w:t>
-      </w:r>
-      <w:r>
-        <w:t xml:space="preserve">and the rules they produce tend to</w:t>
+        <w:t xml:space="preserve">Past the candidate with the smallest expected squared prediction error,</w:t>
+      </w:r>
+      <w:r>
+        <w:t xml:space="preserve"> </w:t>
+      </w:r>
+      <w:r>
+        <w:t xml:space="preserve">the more flexible candidates have lowered their squared bias by less than they have raised their variance,</w:t>
+      </w:r>
+      <w:r>
+        <w:t xml:space="preserve"> </w:t>
+      </w:r>
+      <w:r>
+        <w:t xml:space="preserve">and their fitted models tend to</w:t>
       </w:r>
       <w:r>
         <w:t xml:space="preserve"> </w:t>
@@ -29836,7 +26642,7 @@
         <w:t xml:space="preserve"> </w:t>
       </w:r>
       <w:r>
-        <w:t xml:space="preserve">they fit their training sets more closely than the procedure with the smallest error</w:t>
+        <w:t xml:space="preserve">they fit their training sets more closely than the fitted model of the candidate with the smallest expected squared prediction error</w:t>
       </w:r>
       <w:r>
         <w:t xml:space="preserve"> </w:t>
@@ -36981,19 +33787,23 @@
             </m:e>
           </m:acc>
           <m:r>
-            <m:rPr>
-              <m:sty m:val="p"/>
-            </m:rPr>
-            <m:t>(</m:t>
+            <m:t>​</m:t>
           </m:r>
+          <m:d>
+            <m:dPr>
+              <m:begChr m:val="("/>
+              <m:sepChr m:val=""/>
+              <m:endChr m:val=")"/>
+              <m:grow/>
+            </m:dPr>
+            <m:e>
+              <m:r>
+                <m:t>x</m:t>
+              </m:r>
+            </m:e>
+          </m:d>
           <m:r>
-            <m:t>x</m:t>
-          </m:r>
-          <m:r>
-            <m:rPr>
-              <m:sty m:val="p"/>
-            </m:rPr>
-            <m:t>)</m:t>
+            <m:t>​</m:t>
           </m:r>
           <m:r>
             <m:rPr>
@@ -37003,9 +33813,16 @@
           </m:r>
           <m:sSub>
             <m:e>
-              <m:r>
-                <m:t>g</m:t>
-              </m:r>
+              <m:acc>
+                <m:accPr>
+                  <m:chr m:val="̂"/>
+                </m:accPr>
+                <m:e>
+                  <m:r>
+                    <m:t>y</m:t>
+                  </m:r>
+                </m:e>
+              </m:acc>
             </m:e>
             <m:sub>
               <m:r>
@@ -37027,32 +33844,6 @@
               <m:r>
                 <m:t>x</m:t>
               </m:r>
-              <m:r>
-                <m:rPr>
-                  <m:sty m:val="p"/>
-                </m:rPr>
-                <m:t>;</m:t>
-              </m:r>
-              <m:sSub>
-                <m:e>
-                  <m:r>
-                    <m:rPr>
-                      <m:scr m:val="script"/>
-                      <m:sty m:val="p"/>
-                    </m:rPr>
-                    <m:t>D</m:t>
-                  </m:r>
-                </m:e>
-                <m:sub>
-                  <m:r>
-                    <m:rPr>
-                      <m:nor/>
-                      <m:sty m:val="p"/>
-                    </m:rPr>
-                    <m:t>train</m:t>
-                  </m:r>
-                </m:sub>
-              </m:sSub>
             </m:e>
           </m:d>
           <m:r>
@@ -38484,9 +35275,16 @@
               </m:r>
               <m:sSub>
                 <m:e>
-                  <m:r>
-                    <m:t>g</m:t>
-                  </m:r>
+                  <m:acc>
+                    <m:accPr>
+                      <m:chr m:val="̂"/>
+                    </m:accPr>
+                    <m:e>
+                      <m:r>
+                        <m:t>y</m:t>
+                      </m:r>
+                    </m:e>
+                  </m:acc>
                 </m:e>
                 <m:sub>
                   <m:r>
@@ -38514,32 +35312,6 @@
                     <m:sub>
                       <m:r>
                         <m:t>i</m:t>
-                      </m:r>
-                    </m:sub>
-                  </m:sSub>
-                  <m:r>
-                    <m:rPr>
-                      <m:sty m:val="p"/>
-                    </m:rPr>
-                    <m:t>;</m:t>
-                  </m:r>
-                  <m:sSub>
-                    <m:e>
-                      <m:r>
-                        <m:rPr>
-                          <m:scr m:val="script"/>
-                          <m:sty m:val="p"/>
-                        </m:rPr>
-                        <m:t>D</m:t>
-                      </m:r>
-                    </m:e>
-                    <m:sub>
-                      <m:r>
-                        <m:rPr>
-                          <m:nor/>
-                          <m:sty m:val="p"/>
-                        </m:rPr>
-                        <m:t>train</m:t>
                       </m:r>
                     </m:sub>
                   </m:sSub>
@@ -38678,17 +35450,17 @@
         <w:t xml:space="preserve"> </w:t>
       </w:r>
       <w:r>
-        <w:t xml:space="preserve">on which the rule of the</w:t>
-      </w:r>
-      <w:r>
-        <w:t xml:space="preserve"> </w:t>
-      </w:r>
-      <w:hyperlink w:anchor="def-validation-choice">
+        <w:t xml:space="preserve">on which the</w:t>
+      </w:r>
+      <w:r>
+        <w:t xml:space="preserve"> </w:t>
+      </w:r>
+      <w:hyperlink w:anchor="def-fitted-model">
         <w:r>
           <w:rPr>
             <w:rStyle w:val="Hyperlink"/>
           </w:rPr>
-          <w:t xml:space="preserve">validation choice</w:t>
+          <w:t xml:space="preserve">fitted model</w:t>
         </w:r>
       </w:hyperlink>
       <w:r>
@@ -38697,9 +35469,16 @@
       <m:oMath>
         <m:sSub>
           <m:e>
-            <m:r>
-              <m:t>g</m:t>
-            </m:r>
+            <m:acc>
+              <m:accPr>
+                <m:chr m:val="̂"/>
+              </m:accPr>
+              <m:e>
+                <m:r>
+                  <m:t>y</m:t>
+                </m:r>
+              </m:e>
+            </m:acc>
           </m:e>
           <m:sub>
             <m:acc>
@@ -38719,7 +35498,24 @@
         <w:t xml:space="preserve"> </w:t>
       </w:r>
       <w:r>
-        <w:t xml:space="preserve">is scored:</w:t>
+        <w:t xml:space="preserve">that the</w:t>
+      </w:r>
+      <w:r>
+        <w:t xml:space="preserve"> </w:t>
+      </w:r>
+      <w:hyperlink w:anchor="def-validation-choice">
+        <w:r>
+          <w:rPr>
+            <w:rStyle w:val="Hyperlink"/>
+          </w:rPr>
+          <w:t xml:space="preserve">validation choice</w:t>
+        </w:r>
+      </w:hyperlink>
+      <w:r>
+        <w:t xml:space="preserve"> </w:t>
+      </w:r>
+      <w:r>
+        <w:t xml:space="preserve">picks is scored:</w:t>
       </w:r>
     </w:p>
     <w:p>
@@ -39258,7 +36054,7 @@
         </w:numPr>
       </w:pPr>
       <w:r>
-        <w:t xml:space="preserve">the training set is used to fit each candidate procedure,</w:t>
+        <w:t xml:space="preserve">the training set is used to fit each candidate model,</w:t>
       </w:r>
       <w:r>
         <w:t xml:space="preserve"> </w:t>
@@ -39337,7 +36133,7 @@
         <w:t xml:space="preserve"> </w:t>
       </w:r>
       <w:r>
-        <w:t xml:space="preserve">of the chosen rule.</w:t>
+        <w:t xml:space="preserve">of the chosen fitted model.</w:t>
       </w:r>
     </w:p>
     <w:p>
@@ -39345,7 +36141,7 @@
         <w:pStyle w:val="FirstParagraph"/>
       </w:pPr>
       <w:r>
-        <w:t xml:space="preserve">The chosen procedure won on the validation set</w:t>
+        <w:t xml:space="preserve">The chosen fitted model won on the validation set</w:t>
       </w:r>
       <w:r>
         <w:t xml:space="preserve"> </w:t>
@@ -39357,7 +36153,7 @@
         <w:t xml:space="preserve"> </w:t>
       </w:r>
       <w:r>
-        <w:t xml:space="preserve">so its validation error is optimistic.</w:t>
+        <w:t xml:space="preserve">so its prediction error on the validation set is optimistic as an estimate of its generalization error.</w:t>
       </w:r>
       <w:r>
         <w:t xml:space="preserve"> </w:t>
@@ -46680,29 +43476,20 @@
               </m:r>
             </m:lim>
           </m:limUpp>
-          <m:r>
-            <m:t>g</m:t>
-          </m:r>
-          <m:r>
-            <m:t>​</m:t>
-          </m:r>
-          <m:d>
-            <m:dPr>
-              <m:begChr m:val="("/>
-              <m:sepChr m:val=""/>
-              <m:endChr m:val=")"/>
-              <m:grow/>
-            </m:dPr>
+          <m:sSub>
             <m:e>
-              <m:r>
-                <m:t>x</m:t>
-              </m:r>
-              <m:r>
-                <m:rPr>
-                  <m:sty m:val="p"/>
-                </m:rPr>
-                <m:t>;</m:t>
-              </m:r>
+              <m:acc>
+                <m:accPr>
+                  <m:chr m:val="̂"/>
+                </m:accPr>
+                <m:e>
+                  <m:r>
+                    <m:t>y</m:t>
+                  </m:r>
+                </m:e>
+              </m:acc>
+            </m:e>
+            <m:sub>
               <m:r>
                 <m:t>​</m:t>
               </m:r>
@@ -46801,6 +43588,22 @@
                   </m:sSub>
                 </m:sub>
               </m:sSub>
+            </m:sub>
+          </m:sSub>
+          <m:r>
+            <m:t>​</m:t>
+          </m:r>
+          <m:d>
+            <m:dPr>
+              <m:begChr m:val="("/>
+              <m:sepChr m:val=""/>
+              <m:endChr m:val=")"/>
+              <m:grow/>
+            </m:dPr>
+            <m:e>
+              <m:r>
+                <m:t>x</m:t>
+              </m:r>
             </m:e>
           </m:d>
           <m:r>
@@ -59293,29 +56096,20 @@
           </m:rPr>
           <m:t>=</m:t>
         </m:r>
-        <m:r>
-          <m:t>g</m:t>
-        </m:r>
-        <m:r>
-          <m:t>​</m:t>
-        </m:r>
-        <m:d>
-          <m:dPr>
-            <m:begChr m:val="("/>
-            <m:sepChr m:val=""/>
-            <m:endChr m:val=")"/>
-            <m:grow/>
-          </m:dPr>
+        <m:sSub>
           <m:e>
-            <m:r>
-              <m:t>x</m:t>
-            </m:r>
-            <m:r>
-              <m:rPr>
-                <m:sty m:val="p"/>
-              </m:rPr>
-              <m:t>;</m:t>
-            </m:r>
+            <m:acc>
+              <m:accPr>
+                <m:chr m:val="̂"/>
+              </m:accPr>
+              <m:e>
+                <m:r>
+                  <m:t>y</m:t>
+                </m:r>
+              </m:e>
+            </m:acc>
+          </m:e>
+          <m:sub>
             <m:r>
               <m:t>​</m:t>
             </m:r>
@@ -59453,6 +56247,22 @@
                 </m:r>
               </m:sub>
             </m:sSub>
+          </m:sub>
+        </m:sSub>
+        <m:r>
+          <m:t>​</m:t>
+        </m:r>
+        <m:d>
+          <m:dPr>
+            <m:begChr m:val="("/>
+            <m:sepChr m:val=""/>
+            <m:endChr m:val=")"/>
+            <m:grow/>
+          </m:dPr>
+          <m:e>
+            <m:r>
+              <m:t>x</m:t>
+            </m:r>
           </m:e>
         </m:d>
         <m:r>
@@ -64065,9 +60875,62 @@
                       <m:grow/>
                     </m:dPr>
                     <m:e>
-                      <m:r>
-                        <m:t>g</m:t>
-                      </m:r>
+                      <m:sSup>
+                        <m:e>
+                          <m:acc>
+                            <m:accPr>
+                              <m:chr m:val="̂"/>
+                            </m:accPr>
+                            <m:e>
+                              <m:r>
+                                <m:t>y</m:t>
+                              </m:r>
+                            </m:e>
+                          </m:acc>
+                        </m:e>
+                        <m:sup>
+                          <m:r>
+                            <m:rPr>
+                              <m:sty m:val="p"/>
+                            </m:rPr>
+                            <m:t>(</m:t>
+                          </m:r>
+                          <m:r>
+                            <m:rPr>
+                              <m:sty m:val="p"/>
+                            </m:rPr>
+                            <m:t>−</m:t>
+                          </m:r>
+                          <m:r>
+                            <m:t>κ</m:t>
+                          </m:r>
+                          <m:r>
+                            <m:t>​</m:t>
+                          </m:r>
+                          <m:d>
+                            <m:dPr>
+                              <m:begChr m:val="("/>
+                              <m:sepChr m:val=""/>
+                              <m:endChr m:val=")"/>
+                              <m:grow/>
+                            </m:dPr>
+                            <m:e>
+                              <m:r>
+                                <m:t>i</m:t>
+                              </m:r>
+                            </m:e>
+                          </m:d>
+                          <m:r>
+                            <m:t>​</m:t>
+                          </m:r>
+                          <m:r>
+                            <m:rPr>
+                              <m:sty m:val="p"/>
+                            </m:rPr>
+                            <m:t>)</m:t>
+                          </m:r>
+                        </m:sup>
+                      </m:sSup>
                       <m:r>
                         <m:t>​</m:t>
                       </m:r>
@@ -64089,165 +60952,6 @@
                               <m:r>
                                 <m:t>i</m:t>
                               </m:r>
-                            </m:sub>
-                          </m:sSub>
-                          <m:r>
-                            <m:rPr>
-                              <m:sty m:val="p"/>
-                            </m:rPr>
-                            <m:t>;</m:t>
-                          </m:r>
-                          <m:r>
-                            <m:t>​</m:t>
-                          </m:r>
-                          <m:d>
-                            <m:dPr>
-                              <m:begChr m:val="("/>
-                              <m:sepChr m:val=""/>
-                              <m:endChr m:val=")"/>
-                              <m:grow/>
-                            </m:dPr>
-                            <m:e>
-                              <m:r>
-                                <m:rPr>
-                                  <m:sty m:val="p"/>
-                                </m:rPr>
-                                <m:t>(</m:t>
-                              </m:r>
-                              <m:sSub>
-                                <m:e>
-                                  <m:r>
-                                    <m:t>x</m:t>
-                                  </m:r>
-                                </m:e>
-                                <m:sub>
-                                  <m:sSup>
-                                    <m:e>
-                                      <m:r>
-                                        <m:t>i</m:t>
-                                      </m:r>
-                                    </m:e>
-                                    <m:sup>
-                                      <m:r>
-                                        <m:rPr>
-                                          <m:sty m:val="p"/>
-                                        </m:rPr>
-                                        <m:t>′</m:t>
-                                      </m:r>
-                                    </m:sup>
-                                  </m:sSup>
-                                </m:sub>
-                              </m:sSub>
-                              <m:r>
-                                <m:rPr>
-                                  <m:sty m:val="p"/>
-                                </m:rPr>
-                                <m:t>,</m:t>
-                              </m:r>
-                              <m:sSub>
-                                <m:e>
-                                  <m:r>
-                                    <m:t>y</m:t>
-                                  </m:r>
-                                </m:e>
-                                <m:sub>
-                                  <m:sSup>
-                                    <m:e>
-                                      <m:r>
-                                        <m:t>i</m:t>
-                                      </m:r>
-                                    </m:e>
-                                    <m:sup>
-                                      <m:r>
-                                        <m:rPr>
-                                          <m:sty m:val="p"/>
-                                        </m:rPr>
-                                        <m:t>′</m:t>
-                                      </m:r>
-                                    </m:sup>
-                                  </m:sSup>
-                                </m:sub>
-                              </m:sSub>
-                              <m:r>
-                                <m:rPr>
-                                  <m:sty m:val="p"/>
-                                </m:rPr>
-                                <m:t>)</m:t>
-                              </m:r>
-                            </m:e>
-                          </m:d>
-                          <m:sSub>
-                            <m:e>
-                              <m:r>
-                                <m:t>​</m:t>
-                              </m:r>
-                            </m:e>
-                            <m:sub>
-                              <m:sSup>
-                                <m:e>
-                                  <m:r>
-                                    <m:t>i</m:t>
-                                  </m:r>
-                                </m:e>
-                                <m:sup>
-                                  <m:r>
-                                    <m:rPr>
-                                      <m:sty m:val="p"/>
-                                    </m:rPr>
-                                    <m:t>′</m:t>
-                                  </m:r>
-                                </m:sup>
-                              </m:sSup>
-                              <m:r>
-                                <m:rPr>
-                                  <m:sty m:val="p"/>
-                                </m:rPr>
-                                <m:t>∈</m:t>
-                              </m:r>
-                              <m:r>
-                                <m:t>I</m:t>
-                              </m:r>
-                              <m:r>
-                                <m:rPr>
-                                  <m:sty m:val="p"/>
-                                </m:rPr>
-                                <m:t>\</m:t>
-                              </m:r>
-                              <m:sSub>
-                                <m:e>
-                                  <m:r>
-                                    <m:rPr>
-                                      <m:scr m:val="script"/>
-                                      <m:sty m:val="p"/>
-                                    </m:rPr>
-                                    <m:t>F</m:t>
-                                  </m:r>
-                                </m:e>
-                                <m:sub>
-                                  <m:r>
-                                    <m:t>κ</m:t>
-                                  </m:r>
-                                  <m:r>
-                                    <m:t>​</m:t>
-                                  </m:r>
-                                  <m:d>
-                                    <m:dPr>
-                                      <m:begChr m:val="("/>
-                                      <m:sepChr m:val=""/>
-                                      <m:endChr m:val=")"/>
-                                      <m:grow/>
-                                    </m:dPr>
-                                    <m:e>
-                                      <m:r>
-                                        <m:t>i</m:t>
-                                      </m:r>
-                                    </m:e>
-                                  </m:d>
-                                  <m:r>
-                                    <m:t>​</m:t>
-                                  </m:r>
-                                </m:sub>
-                              </m:sSub>
                             </m:sub>
                           </m:sSub>
                         </m:e>
@@ -64691,15 +61395,6 @@
               <m:grow/>
             </m:dPr>
             <m:e>
-              <m:r>
-                <m:t>x</m:t>
-              </m:r>
-              <m:r>
-                <m:rPr>
-                  <m:sty m:val="p"/>
-                </m:rPr>
-                <m:t>;</m:t>
-              </m:r>
               <m:sSub>
                 <m:e>
                   <m:r>
@@ -64746,9 +61441,16 @@
           </m:limUpp>
           <m:sSub>
             <m:e>
-              <m:r>
-                <m:t>g</m:t>
-              </m:r>
+              <m:acc>
+                <m:accPr>
+                  <m:chr m:val="̂"/>
+                </m:accPr>
+                <m:e>
+                  <m:r>
+                    <m:t>y</m:t>
+                  </m:r>
+                </m:e>
+              </m:acc>
             </m:e>
             <m:sub>
               <m:r>
@@ -64871,51 +61573,6 @@
               </m:r>
             </m:sub>
           </m:sSub>
-          <m:r>
-            <m:t>​</m:t>
-          </m:r>
-          <m:d>
-            <m:dPr>
-              <m:begChr m:val="("/>
-              <m:sepChr m:val=""/>
-              <m:endChr m:val=")"/>
-              <m:grow/>
-            </m:dPr>
-            <m:e>
-              <m:r>
-                <m:t>x</m:t>
-              </m:r>
-              <m:r>
-                <m:rPr>
-                  <m:sty m:val="p"/>
-                </m:rPr>
-                <m:t>;</m:t>
-              </m:r>
-              <m:sSub>
-                <m:e>
-                  <m:r>
-                    <m:rPr>
-                      <m:scr m:val="script"/>
-                      <m:sty m:val="p"/>
-                    </m:rPr>
-                    <m:t>D</m:t>
-                  </m:r>
-                </m:e>
-                <m:sub>
-                  <m:r>
-                    <m:rPr>
-                      <m:nor/>
-                      <m:sty m:val="p"/>
-                    </m:rPr>
-                    <m:t>train</m:t>
-                  </m:r>
-                </m:sub>
-              </m:sSub>
-            </m:e>
-          </m:d>
-          <m:r>
-            <m:t>​</m:t>
-          </m:r>
           <m:r>
             <m:rPr>
               <m:sty m:val="p"/>
@@ -66977,9 +63634,43 @@
                       <m:grow/>
                     </m:dPr>
                     <m:e>
-                      <m:r>
-                        <m:t>g</m:t>
-                      </m:r>
+                      <m:sSup>
+                        <m:e>
+                          <m:acc>
+                            <m:accPr>
+                              <m:chr m:val="̂"/>
+                            </m:accPr>
+                            <m:e>
+                              <m:r>
+                                <m:t>y</m:t>
+                              </m:r>
+                            </m:e>
+                          </m:acc>
+                        </m:e>
+                        <m:sup>
+                          <m:r>
+                            <m:rPr>
+                              <m:sty m:val="p"/>
+                            </m:rPr>
+                            <m:t>(</m:t>
+                          </m:r>
+                          <m:r>
+                            <m:rPr>
+                              <m:sty m:val="p"/>
+                            </m:rPr>
+                            <m:t>−</m:t>
+                          </m:r>
+                          <m:r>
+                            <m:t>j</m:t>
+                          </m:r>
+                          <m:r>
+                            <m:rPr>
+                              <m:sty m:val="p"/>
+                            </m:rPr>
+                            <m:t>)</m:t>
+                          </m:r>
+                        </m:sup>
+                      </m:sSup>
                       <m:r>
                         <m:t>​</m:t>
                       </m:r>
@@ -67001,146 +63692,6 @@
                               <m:r>
                                 <m:t>i</m:t>
                               </m:r>
-                            </m:sub>
-                          </m:sSub>
-                          <m:r>
-                            <m:rPr>
-                              <m:sty m:val="p"/>
-                            </m:rPr>
-                            <m:t>;</m:t>
-                          </m:r>
-                          <m:r>
-                            <m:t>​</m:t>
-                          </m:r>
-                          <m:d>
-                            <m:dPr>
-                              <m:begChr m:val="("/>
-                              <m:sepChr m:val=""/>
-                              <m:endChr m:val=")"/>
-                              <m:grow/>
-                            </m:dPr>
-                            <m:e>
-                              <m:r>
-                                <m:rPr>
-                                  <m:sty m:val="p"/>
-                                </m:rPr>
-                                <m:t>(</m:t>
-                              </m:r>
-                              <m:sSub>
-                                <m:e>
-                                  <m:r>
-                                    <m:t>x</m:t>
-                                  </m:r>
-                                </m:e>
-                                <m:sub>
-                                  <m:sSup>
-                                    <m:e>
-                                      <m:r>
-                                        <m:t>i</m:t>
-                                      </m:r>
-                                    </m:e>
-                                    <m:sup>
-                                      <m:r>
-                                        <m:rPr>
-                                          <m:sty m:val="p"/>
-                                        </m:rPr>
-                                        <m:t>′</m:t>
-                                      </m:r>
-                                    </m:sup>
-                                  </m:sSup>
-                                </m:sub>
-                              </m:sSub>
-                              <m:r>
-                                <m:rPr>
-                                  <m:sty m:val="p"/>
-                                </m:rPr>
-                                <m:t>,</m:t>
-                              </m:r>
-                              <m:sSub>
-                                <m:e>
-                                  <m:r>
-                                    <m:t>y</m:t>
-                                  </m:r>
-                                </m:e>
-                                <m:sub>
-                                  <m:sSup>
-                                    <m:e>
-                                      <m:r>
-                                        <m:t>i</m:t>
-                                      </m:r>
-                                    </m:e>
-                                    <m:sup>
-                                      <m:r>
-                                        <m:rPr>
-                                          <m:sty m:val="p"/>
-                                        </m:rPr>
-                                        <m:t>′</m:t>
-                                      </m:r>
-                                    </m:sup>
-                                  </m:sSup>
-                                </m:sub>
-                              </m:sSub>
-                              <m:r>
-                                <m:rPr>
-                                  <m:sty m:val="p"/>
-                                </m:rPr>
-                                <m:t>)</m:t>
-                              </m:r>
-                            </m:e>
-                          </m:d>
-                          <m:sSub>
-                            <m:e>
-                              <m:r>
-                                <m:t>​</m:t>
-                              </m:r>
-                            </m:e>
-                            <m:sub>
-                              <m:sSup>
-                                <m:e>
-                                  <m:r>
-                                    <m:t>i</m:t>
-                                  </m:r>
-                                </m:e>
-                                <m:sup>
-                                  <m:r>
-                                    <m:rPr>
-                                      <m:sty m:val="p"/>
-                                    </m:rPr>
-                                    <m:t>′</m:t>
-                                  </m:r>
-                                </m:sup>
-                              </m:sSup>
-                              <m:r>
-                                <m:rPr>
-                                  <m:sty m:val="p"/>
-                                </m:rPr>
-                                <m:t>∈</m:t>
-                              </m:r>
-                              <m:r>
-                                <m:t>I</m:t>
-                              </m:r>
-                              <m:r>
-                                <m:rPr>
-                                  <m:sty m:val="p"/>
-                                </m:rPr>
-                                <m:t>\</m:t>
-                              </m:r>
-                              <m:sSub>
-                                <m:e>
-                                  <m:r>
-                                    <m:rPr>
-                                      <m:scr m:val="script"/>
-                                      <m:sty m:val="p"/>
-                                    </m:rPr>
-                                    <m:t>F</m:t>
-                                  </m:r>
-                                </m:e>
-                                <m:sub>
-                                  <m:r>
-                                    <m:t>j</m:t>
-                                  </m:r>
-                                </m:sub>
-                              </m:sSub>
                             </m:sub>
                           </m:sSub>
                         </m:e>
